--- a/informe/Informe_PRAC03_Funciones_Grupo1.docx
+++ b/informe/Informe_PRAC03_Funciones_Grupo1.docx
@@ -165,7 +165,7 @@
         <w:spacing w:after="300"/>
         <w:jc w:val="center"/>
       </w:pPr>
-      <w:hyperlink w:history="1" r:id="rId1-gaapjlzj2dhkjay5fwc">
+      <w:hyperlink w:history="1" r:id="rIdekw8smeqvl7nj_kgecwel">
         <w:r>
           <w:rPr>
             <w:rStyle w:val="Hyperlink"/>
@@ -307,17 +307,18 @@
     </w:p>
     <w:p>
       <w:pPr>
-        <w:spacing w:after="360"/>
+        <w:spacing w:after="360" w:before="0" w:line="276"/>
         <w:jc w:val="center"/>
       </w:pPr>
       <w:r>
         <w:rPr>
           <w:rFonts w:ascii="Times New Roman" w:cs="Times New Roman" w:eastAsia="Times New Roman" w:hAnsi="Times New Roman"/>
+          <w:b w:val="false"/>
+          <w:bCs w:val="false"/>
           <w:sz w:val="20"/>
           <w:szCs w:val="20"/>
-          <w:highlight w:val="yellow"/>
-        </w:rPr>
-        <w:t xml:space="preserve">[NOMBRE DEL DOCENTE]</w:t>
+        </w:rPr>
+        <w:t xml:space="preserve">Mg. Maribel Molina Barriga</w:t>
       </w:r>
     </w:p>
     <w:p>
@@ -785,7 +786,7 @@
         </w:rPr>
         <w:t xml:space="preserve">El presente informe documenta la Práctica 03 del curso Tecnología de Objetos, desarrollada por el Grupo 1. Comprende la Práctica 1, Función inline: cálculo de áreas, y el Sistema de Productos, común a todos los grupos, que integra funciones inline, friend, const, lambda y la sobrecarga de los operadores + y &lt;&lt;. El código fuente se encuentra en el repositorio del grupo: </w:t>
       </w:r>
-      <w:hyperlink w:history="1" r:id="rIdfb1ai_4yduplt8cz_sis4">
+      <w:hyperlink w:history="1" r:id="rIdcp3du6wvqyq-h6wdtssb5">
         <w:r>
           <w:rPr>
             <w:rStyle w:val="Hyperlink"/>
@@ -2566,15 +2567,1127 @@
     </w:p>
     <w:p>
       <w:pPr>
-        <w:spacing w:line="480"/>
-        <w:ind w:firstLine="720"/>
-      </w:pPr>
-      <w:r>
-        <w:rPr>
-          <w:rFonts w:ascii="Times New Roman" w:cs="Times New Roman" w:eastAsia="Times New Roman" w:hAnsi="Times New Roman"/>
-          <w:highlight w:val="yellow"/>
-        </w:rPr>
-        <w:t xml:space="preserve">[Insertar el código final de practica1-areas-inline/areas_inline.cpp]</w:t>
+        <w:shd w:fill="F2F2F2" w:color="auto" w:val="clear"/>
+        <w:spacing w:after="0" w:before="120" w:line="240"/>
+        <w:ind w:left="360"/>
+      </w:pPr>
+      <w:r>
+        <w:rPr>
+          <w:rFonts w:ascii="Consolas" w:cs="Consolas" w:eastAsia="Consolas" w:hAnsi="Consolas"/>
+          <w:sz w:val="18"/>
+          <w:szCs w:val="18"/>
+        </w:rPr>
+        <w:t xml:space="preserve">// Práctica 1: Función inline – Cálculo de áreas</w:t>
+      </w:r>
+    </w:p>
+    <w:p>
+      <w:pPr>
+        <w:shd w:fill="F2F2F2" w:color="auto" w:val="clear"/>
+        <w:spacing w:after="0" w:before="0" w:line="240"/>
+        <w:ind w:left="360"/>
+      </w:pPr>
+      <w:r>
+        <w:rPr>
+          <w:rFonts w:ascii="Consolas" w:cs="Consolas" w:eastAsia="Consolas" w:hAnsi="Consolas"/>
+          <w:sz w:val="18"/>
+          <w:szCs w:val="18"/>
+        </w:rPr>
+        <w:t xml:space="preserve">#include &lt;cstdlib&gt;</w:t>
+      </w:r>
+    </w:p>
+    <w:p>
+      <w:pPr>
+        <w:shd w:fill="F2F2F2" w:color="auto" w:val="clear"/>
+        <w:spacing w:after="0" w:before="0" w:line="240"/>
+        <w:ind w:left="360"/>
+      </w:pPr>
+      <w:r>
+        <w:rPr>
+          <w:rFonts w:ascii="Consolas" w:cs="Consolas" w:eastAsia="Consolas" w:hAnsi="Consolas"/>
+          <w:sz w:val="18"/>
+          <w:szCs w:val="18"/>
+        </w:rPr>
+        <w:t xml:space="preserve">#include &lt;iomanip&gt;</w:t>
+      </w:r>
+    </w:p>
+    <w:p>
+      <w:pPr>
+        <w:shd w:fill="F2F2F2" w:color="auto" w:val="clear"/>
+        <w:spacing w:after="0" w:before="0" w:line="240"/>
+        <w:ind w:left="360"/>
+      </w:pPr>
+      <w:r>
+        <w:rPr>
+          <w:rFonts w:ascii="Consolas" w:cs="Consolas" w:eastAsia="Consolas" w:hAnsi="Consolas"/>
+          <w:sz w:val="18"/>
+          <w:szCs w:val="18"/>
+        </w:rPr>
+        <w:t xml:space="preserve">#include &lt;iostream&gt;</w:t>
+      </w:r>
+    </w:p>
+    <w:p>
+      <w:pPr>
+        <w:shd w:fill="F2F2F2" w:color="auto" w:val="clear"/>
+        <w:spacing w:after="0" w:before="0" w:line="240"/>
+        <w:ind w:left="360"/>
+      </w:pPr>
+      <w:r>
+        <w:rPr>
+          <w:rFonts w:ascii="Consolas" w:cs="Consolas" w:eastAsia="Consolas" w:hAnsi="Consolas"/>
+          <w:sz w:val="18"/>
+          <w:szCs w:val="18"/>
+        </w:rPr>
+        <w:t xml:space="preserve">#include &lt;limits&gt;</w:t>
+      </w:r>
+    </w:p>
+    <w:p>
+      <w:pPr>
+        <w:shd w:fill="F2F2F2" w:color="auto" w:val="clear"/>
+        <w:spacing w:after="0" w:before="0" w:line="240"/>
+        <w:ind w:left="360"/>
+      </w:pPr>
+      <w:r>
+        <w:rPr>
+          <w:rFonts w:ascii="Consolas" w:cs="Consolas" w:eastAsia="Consolas" w:hAnsi="Consolas"/>
+          <w:sz w:val="18"/>
+          <w:szCs w:val="18"/>
+        </w:rPr>
+        <w:t xml:space="preserve">#include &lt;string&gt;</w:t>
+      </w:r>
+    </w:p>
+    <w:p>
+      <w:pPr>
+        <w:shd w:fill="F2F2F2" w:color="auto" w:val="clear"/>
+        <w:spacing w:after="0" w:before="0" w:line="240"/>
+        <w:ind w:left="360"/>
+      </w:pPr>
+      <w:r>
+        <w:rPr>
+          <w:rFonts w:ascii="Consolas" w:cs="Consolas" w:eastAsia="Consolas" w:hAnsi="Consolas"/>
+          <w:sz w:val="18"/>
+          <w:szCs w:val="18"/>
+        </w:rPr>
+        <w:t xml:space="preserve"> </w:t>
+      </w:r>
+    </w:p>
+    <w:p>
+      <w:pPr>
+        <w:shd w:fill="F2F2F2" w:color="auto" w:val="clear"/>
+        <w:spacing w:after="0" w:before="0" w:line="240"/>
+        <w:ind w:left="360"/>
+      </w:pPr>
+      <w:r>
+        <w:rPr>
+          <w:rFonts w:ascii="Consolas" w:cs="Consolas" w:eastAsia="Consolas" w:hAnsi="Consolas"/>
+          <w:sz w:val="18"/>
+          <w:szCs w:val="18"/>
+        </w:rPr>
+        <w:t xml:space="preserve">constexpr double PI = 3.14159265358979;</w:t>
+      </w:r>
+    </w:p>
+    <w:p>
+      <w:pPr>
+        <w:shd w:fill="F2F2F2" w:color="auto" w:val="clear"/>
+        <w:spacing w:after="0" w:before="0" w:line="240"/>
+        <w:ind w:left="360"/>
+      </w:pPr>
+      <w:r>
+        <w:rPr>
+          <w:rFonts w:ascii="Consolas" w:cs="Consolas" w:eastAsia="Consolas" w:hAnsi="Consolas"/>
+          <w:sz w:val="18"/>
+          <w:szCs w:val="18"/>
+        </w:rPr>
+        <w:t xml:space="preserve"> </w:t>
+      </w:r>
+    </w:p>
+    <w:p>
+      <w:pPr>
+        <w:shd w:fill="F2F2F2" w:color="auto" w:val="clear"/>
+        <w:spacing w:after="0" w:before="0" w:line="240"/>
+        <w:ind w:left="360"/>
+      </w:pPr>
+      <w:r>
+        <w:rPr>
+          <w:rFonts w:ascii="Consolas" w:cs="Consolas" w:eastAsia="Consolas" w:hAnsi="Consolas"/>
+          <w:sz w:val="18"/>
+          <w:szCs w:val="18"/>
+        </w:rPr>
+        <w:t xml:space="preserve">inline double areaCuadrado(double lado) { return lado * lado; }</w:t>
+      </w:r>
+    </w:p>
+    <w:p>
+      <w:pPr>
+        <w:shd w:fill="F2F2F2" w:color="auto" w:val="clear"/>
+        <w:spacing w:after="0" w:before="0" w:line="240"/>
+        <w:ind w:left="360"/>
+      </w:pPr>
+      <w:r>
+        <w:rPr>
+          <w:rFonts w:ascii="Consolas" w:cs="Consolas" w:eastAsia="Consolas" w:hAnsi="Consolas"/>
+          <w:sz w:val="18"/>
+          <w:szCs w:val="18"/>
+        </w:rPr>
+        <w:t xml:space="preserve"> </w:t>
+      </w:r>
+    </w:p>
+    <w:p>
+      <w:pPr>
+        <w:shd w:fill="F2F2F2" w:color="auto" w:val="clear"/>
+        <w:spacing w:after="0" w:before="0" w:line="240"/>
+        <w:ind w:left="360"/>
+      </w:pPr>
+      <w:r>
+        <w:rPr>
+          <w:rFonts w:ascii="Consolas" w:cs="Consolas" w:eastAsia="Consolas" w:hAnsi="Consolas"/>
+          <w:sz w:val="18"/>
+          <w:szCs w:val="18"/>
+        </w:rPr>
+        <w:t xml:space="preserve">inline double areaRectangulo(double base, double altura) { return base * altura; }</w:t>
+      </w:r>
+    </w:p>
+    <w:p>
+      <w:pPr>
+        <w:shd w:fill="F2F2F2" w:color="auto" w:val="clear"/>
+        <w:spacing w:after="0" w:before="0" w:line="240"/>
+        <w:ind w:left="360"/>
+      </w:pPr>
+      <w:r>
+        <w:rPr>
+          <w:rFonts w:ascii="Consolas" w:cs="Consolas" w:eastAsia="Consolas" w:hAnsi="Consolas"/>
+          <w:sz w:val="18"/>
+          <w:szCs w:val="18"/>
+        </w:rPr>
+        <w:t xml:space="preserve"> </w:t>
+      </w:r>
+    </w:p>
+    <w:p>
+      <w:pPr>
+        <w:shd w:fill="F2F2F2" w:color="auto" w:val="clear"/>
+        <w:spacing w:after="0" w:before="0" w:line="240"/>
+        <w:ind w:left="360"/>
+      </w:pPr>
+      <w:r>
+        <w:rPr>
+          <w:rFonts w:ascii="Consolas" w:cs="Consolas" w:eastAsia="Consolas" w:hAnsi="Consolas"/>
+          <w:sz w:val="18"/>
+          <w:szCs w:val="18"/>
+        </w:rPr>
+        <w:t xml:space="preserve">inline double areaCirculo(double radio) { return PI * radio * radio; }</w:t>
+      </w:r>
+    </w:p>
+    <w:p>
+      <w:pPr>
+        <w:shd w:fill="F2F2F2" w:color="auto" w:val="clear"/>
+        <w:spacing w:after="0" w:before="0" w:line="240"/>
+        <w:ind w:left="360"/>
+      </w:pPr>
+      <w:r>
+        <w:rPr>
+          <w:rFonts w:ascii="Consolas" w:cs="Consolas" w:eastAsia="Consolas" w:hAnsi="Consolas"/>
+          <w:sz w:val="18"/>
+          <w:szCs w:val="18"/>
+        </w:rPr>
+        <w:t xml:space="preserve"> </w:t>
+      </w:r>
+    </w:p>
+    <w:p>
+      <w:pPr>
+        <w:shd w:fill="F2F2F2" w:color="auto" w:val="clear"/>
+        <w:spacing w:after="0" w:before="0" w:line="240"/>
+        <w:ind w:left="360"/>
+      </w:pPr>
+      <w:r>
+        <w:rPr>
+          <w:rFonts w:ascii="Consolas" w:cs="Consolas" w:eastAsia="Consolas" w:hAnsi="Consolas"/>
+          <w:sz w:val="18"/>
+          <w:szCs w:val="18"/>
+        </w:rPr>
+        <w:t xml:space="preserve">double leerMedida(const std::string&amp; nombre) {</w:t>
+      </w:r>
+    </w:p>
+    <w:p>
+      <w:pPr>
+        <w:shd w:fill="F2F2F2" w:color="auto" w:val="clear"/>
+        <w:spacing w:after="0" w:before="0" w:line="240"/>
+        <w:ind w:left="360"/>
+      </w:pPr>
+      <w:r>
+        <w:rPr>
+          <w:rFonts w:ascii="Consolas" w:cs="Consolas" w:eastAsia="Consolas" w:hAnsi="Consolas"/>
+          <w:sz w:val="18"/>
+          <w:szCs w:val="18"/>
+        </w:rPr>
+        <w:t xml:space="preserve">    double valor;</w:t>
+      </w:r>
+    </w:p>
+    <w:p>
+      <w:pPr>
+        <w:shd w:fill="F2F2F2" w:color="auto" w:val="clear"/>
+        <w:spacing w:after="0" w:before="0" w:line="240"/>
+        <w:ind w:left="360"/>
+      </w:pPr>
+      <w:r>
+        <w:rPr>
+          <w:rFonts w:ascii="Consolas" w:cs="Consolas" w:eastAsia="Consolas" w:hAnsi="Consolas"/>
+          <w:sz w:val="18"/>
+          <w:szCs w:val="18"/>
+        </w:rPr>
+        <w:t xml:space="preserve">    while (true) {</w:t>
+      </w:r>
+    </w:p>
+    <w:p>
+      <w:pPr>
+        <w:shd w:fill="F2F2F2" w:color="auto" w:val="clear"/>
+        <w:spacing w:after="0" w:before="0" w:line="240"/>
+        <w:ind w:left="360"/>
+      </w:pPr>
+      <w:r>
+        <w:rPr>
+          <w:rFonts w:ascii="Consolas" w:cs="Consolas" w:eastAsia="Consolas" w:hAnsi="Consolas"/>
+          <w:sz w:val="18"/>
+          <w:szCs w:val="18"/>
+        </w:rPr>
+        <w:t xml:space="preserve">        std::cout &lt;&lt; "Ingrese " &lt;&lt; nombre &lt;&lt; ": ";</w:t>
+      </w:r>
+    </w:p>
+    <w:p>
+      <w:pPr>
+        <w:shd w:fill="F2F2F2" w:color="auto" w:val="clear"/>
+        <w:spacing w:after="0" w:before="0" w:line="240"/>
+        <w:ind w:left="360"/>
+      </w:pPr>
+      <w:r>
+        <w:rPr>
+          <w:rFonts w:ascii="Consolas" w:cs="Consolas" w:eastAsia="Consolas" w:hAnsi="Consolas"/>
+          <w:sz w:val="18"/>
+          <w:szCs w:val="18"/>
+        </w:rPr>
+        <w:t xml:space="preserve">        if (std::cin &gt;&gt; valor &amp;&amp; valor &gt;= 0) {</w:t>
+      </w:r>
+    </w:p>
+    <w:p>
+      <w:pPr>
+        <w:shd w:fill="F2F2F2" w:color="auto" w:val="clear"/>
+        <w:spacing w:after="0" w:before="0" w:line="240"/>
+        <w:ind w:left="360"/>
+      </w:pPr>
+      <w:r>
+        <w:rPr>
+          <w:rFonts w:ascii="Consolas" w:cs="Consolas" w:eastAsia="Consolas" w:hAnsi="Consolas"/>
+          <w:sz w:val="18"/>
+          <w:szCs w:val="18"/>
+        </w:rPr>
+        <w:t xml:space="preserve">            return valor;</w:t>
+      </w:r>
+    </w:p>
+    <w:p>
+      <w:pPr>
+        <w:shd w:fill="F2F2F2" w:color="auto" w:val="clear"/>
+        <w:spacing w:after="0" w:before="0" w:line="240"/>
+        <w:ind w:left="360"/>
+      </w:pPr>
+      <w:r>
+        <w:rPr>
+          <w:rFonts w:ascii="Consolas" w:cs="Consolas" w:eastAsia="Consolas" w:hAnsi="Consolas"/>
+          <w:sz w:val="18"/>
+          <w:szCs w:val="18"/>
+        </w:rPr>
+        <w:t xml:space="preserve">        }</w:t>
+      </w:r>
+    </w:p>
+    <w:p>
+      <w:pPr>
+        <w:shd w:fill="F2F2F2" w:color="auto" w:val="clear"/>
+        <w:spacing w:after="0" w:before="0" w:line="240"/>
+        <w:ind w:left="360"/>
+      </w:pPr>
+      <w:r>
+        <w:rPr>
+          <w:rFonts w:ascii="Consolas" w:cs="Consolas" w:eastAsia="Consolas" w:hAnsi="Consolas"/>
+          <w:sz w:val="18"/>
+          <w:szCs w:val="18"/>
+        </w:rPr>
+        <w:t xml:space="preserve">        if (std::cin.eof()) {</w:t>
+      </w:r>
+    </w:p>
+    <w:p>
+      <w:pPr>
+        <w:shd w:fill="F2F2F2" w:color="auto" w:val="clear"/>
+        <w:spacing w:after="0" w:before="0" w:line="240"/>
+        <w:ind w:left="360"/>
+      </w:pPr>
+      <w:r>
+        <w:rPr>
+          <w:rFonts w:ascii="Consolas" w:cs="Consolas" w:eastAsia="Consolas" w:hAnsi="Consolas"/>
+          <w:sz w:val="18"/>
+          <w:szCs w:val="18"/>
+        </w:rPr>
+        <w:t xml:space="preserve">            std::exit(0);</w:t>
+      </w:r>
+    </w:p>
+    <w:p>
+      <w:pPr>
+        <w:shd w:fill="F2F2F2" w:color="auto" w:val="clear"/>
+        <w:spacing w:after="0" w:before="0" w:line="240"/>
+        <w:ind w:left="360"/>
+      </w:pPr>
+      <w:r>
+        <w:rPr>
+          <w:rFonts w:ascii="Consolas" w:cs="Consolas" w:eastAsia="Consolas" w:hAnsi="Consolas"/>
+          <w:sz w:val="18"/>
+          <w:szCs w:val="18"/>
+        </w:rPr>
+        <w:t xml:space="preserve">        }</w:t>
+      </w:r>
+    </w:p>
+    <w:p>
+      <w:pPr>
+        <w:shd w:fill="F2F2F2" w:color="auto" w:val="clear"/>
+        <w:spacing w:after="0" w:before="0" w:line="240"/>
+        <w:ind w:left="360"/>
+      </w:pPr>
+      <w:r>
+        <w:rPr>
+          <w:rFonts w:ascii="Consolas" w:cs="Consolas" w:eastAsia="Consolas" w:hAnsi="Consolas"/>
+          <w:sz w:val="18"/>
+          <w:szCs w:val="18"/>
+        </w:rPr>
+        <w:t xml:space="preserve">        std::cout &lt;&lt; "Medida inválida: ingrese un número positivo.\n";</w:t>
+      </w:r>
+    </w:p>
+    <w:p>
+      <w:pPr>
+        <w:shd w:fill="F2F2F2" w:color="auto" w:val="clear"/>
+        <w:spacing w:after="0" w:before="0" w:line="240"/>
+        <w:ind w:left="360"/>
+      </w:pPr>
+      <w:r>
+        <w:rPr>
+          <w:rFonts w:ascii="Consolas" w:cs="Consolas" w:eastAsia="Consolas" w:hAnsi="Consolas"/>
+          <w:sz w:val="18"/>
+          <w:szCs w:val="18"/>
+        </w:rPr>
+        <w:t xml:space="preserve">        std::cin.clear();</w:t>
+      </w:r>
+    </w:p>
+    <w:p>
+      <w:pPr>
+        <w:shd w:fill="F2F2F2" w:color="auto" w:val="clear"/>
+        <w:spacing w:after="0" w:before="0" w:line="240"/>
+        <w:ind w:left="360"/>
+      </w:pPr>
+      <w:r>
+        <w:rPr>
+          <w:rFonts w:ascii="Consolas" w:cs="Consolas" w:eastAsia="Consolas" w:hAnsi="Consolas"/>
+          <w:sz w:val="18"/>
+          <w:szCs w:val="18"/>
+        </w:rPr>
+        <w:t xml:space="preserve">        std::cin.ignore(std::numeric_limits&lt;std::streamsize&gt;::max(), '\n');</w:t>
+      </w:r>
+    </w:p>
+    <w:p>
+      <w:pPr>
+        <w:shd w:fill="F2F2F2" w:color="auto" w:val="clear"/>
+        <w:spacing w:after="0" w:before="0" w:line="240"/>
+        <w:ind w:left="360"/>
+      </w:pPr>
+      <w:r>
+        <w:rPr>
+          <w:rFonts w:ascii="Consolas" w:cs="Consolas" w:eastAsia="Consolas" w:hAnsi="Consolas"/>
+          <w:sz w:val="18"/>
+          <w:szCs w:val="18"/>
+        </w:rPr>
+        <w:t xml:space="preserve">    }</w:t>
+      </w:r>
+    </w:p>
+    <w:p>
+      <w:pPr>
+        <w:shd w:fill="F2F2F2" w:color="auto" w:val="clear"/>
+        <w:spacing w:after="0" w:before="0" w:line="240"/>
+        <w:ind w:left="360"/>
+      </w:pPr>
+      <w:r>
+        <w:rPr>
+          <w:rFonts w:ascii="Consolas" w:cs="Consolas" w:eastAsia="Consolas" w:hAnsi="Consolas"/>
+          <w:sz w:val="18"/>
+          <w:szCs w:val="18"/>
+        </w:rPr>
+        <w:t xml:space="preserve">}</w:t>
+      </w:r>
+    </w:p>
+    <w:p>
+      <w:pPr>
+        <w:shd w:fill="F2F2F2" w:color="auto" w:val="clear"/>
+        <w:spacing w:after="0" w:before="0" w:line="240"/>
+        <w:ind w:left="360"/>
+      </w:pPr>
+      <w:r>
+        <w:rPr>
+          <w:rFonts w:ascii="Consolas" w:cs="Consolas" w:eastAsia="Consolas" w:hAnsi="Consolas"/>
+          <w:sz w:val="18"/>
+          <w:szCs w:val="18"/>
+        </w:rPr>
+        <w:t xml:space="preserve"> </w:t>
+      </w:r>
+    </w:p>
+    <w:p>
+      <w:pPr>
+        <w:shd w:fill="F2F2F2" w:color="auto" w:val="clear"/>
+        <w:spacing w:after="0" w:before="0" w:line="240"/>
+        <w:ind w:left="360"/>
+      </w:pPr>
+      <w:r>
+        <w:rPr>
+          <w:rFonts w:ascii="Consolas" w:cs="Consolas" w:eastAsia="Consolas" w:hAnsi="Consolas"/>
+          <w:sz w:val="18"/>
+          <w:szCs w:val="18"/>
+        </w:rPr>
+        <w:t xml:space="preserve">int main() {</w:t>
+      </w:r>
+    </w:p>
+    <w:p>
+      <w:pPr>
+        <w:shd w:fill="F2F2F2" w:color="auto" w:val="clear"/>
+        <w:spacing w:after="0" w:before="0" w:line="240"/>
+        <w:ind w:left="360"/>
+      </w:pPr>
+      <w:r>
+        <w:rPr>
+          <w:rFonts w:ascii="Consolas" w:cs="Consolas" w:eastAsia="Consolas" w:hAnsi="Consolas"/>
+          <w:sz w:val="18"/>
+          <w:szCs w:val="18"/>
+        </w:rPr>
+        <w:t xml:space="preserve">    std::cout &lt;&lt; std::fixed &lt;&lt; std::setprecision(2);</w:t>
+      </w:r>
+    </w:p>
+    <w:p>
+      <w:pPr>
+        <w:shd w:fill="F2F2F2" w:color="auto" w:val="clear"/>
+        <w:spacing w:after="0" w:before="0" w:line="240"/>
+        <w:ind w:left="360"/>
+      </w:pPr>
+      <w:r>
+        <w:rPr>
+          <w:rFonts w:ascii="Consolas" w:cs="Consolas" w:eastAsia="Consolas" w:hAnsi="Consolas"/>
+          <w:sz w:val="18"/>
+          <w:szCs w:val="18"/>
+        </w:rPr>
+        <w:t xml:space="preserve">    int opcion = -1;</w:t>
+      </w:r>
+    </w:p>
+    <w:p>
+      <w:pPr>
+        <w:shd w:fill="F2F2F2" w:color="auto" w:val="clear"/>
+        <w:spacing w:after="0" w:before="0" w:line="240"/>
+        <w:ind w:left="360"/>
+      </w:pPr>
+      <w:r>
+        <w:rPr>
+          <w:rFonts w:ascii="Consolas" w:cs="Consolas" w:eastAsia="Consolas" w:hAnsi="Consolas"/>
+          <w:sz w:val="18"/>
+          <w:szCs w:val="18"/>
+        </w:rPr>
+        <w:t xml:space="preserve">    while (opcion != 0) {</w:t>
+      </w:r>
+    </w:p>
+    <w:p>
+      <w:pPr>
+        <w:shd w:fill="F2F2F2" w:color="auto" w:val="clear"/>
+        <w:spacing w:after="0" w:before="0" w:line="240"/>
+        <w:ind w:left="360"/>
+      </w:pPr>
+      <w:r>
+        <w:rPr>
+          <w:rFonts w:ascii="Consolas" w:cs="Consolas" w:eastAsia="Consolas" w:hAnsi="Consolas"/>
+          <w:sz w:val="18"/>
+          <w:szCs w:val="18"/>
+        </w:rPr>
+        <w:t xml:space="preserve">        std::cout &lt;&lt; "\n===== CÁLCULO DE ÁREAS =====\n"</w:t>
+      </w:r>
+    </w:p>
+    <w:p>
+      <w:pPr>
+        <w:shd w:fill="F2F2F2" w:color="auto" w:val="clear"/>
+        <w:spacing w:after="0" w:before="0" w:line="240"/>
+        <w:ind w:left="360"/>
+      </w:pPr>
+      <w:r>
+        <w:rPr>
+          <w:rFonts w:ascii="Consolas" w:cs="Consolas" w:eastAsia="Consolas" w:hAnsi="Consolas"/>
+          <w:sz w:val="18"/>
+          <w:szCs w:val="18"/>
+        </w:rPr>
+        <w:t xml:space="preserve">                  &lt;&lt; "1. Cuadrado\n"</w:t>
+      </w:r>
+    </w:p>
+    <w:p>
+      <w:pPr>
+        <w:shd w:fill="F2F2F2" w:color="auto" w:val="clear"/>
+        <w:spacing w:after="0" w:before="0" w:line="240"/>
+        <w:ind w:left="360"/>
+      </w:pPr>
+      <w:r>
+        <w:rPr>
+          <w:rFonts w:ascii="Consolas" w:cs="Consolas" w:eastAsia="Consolas" w:hAnsi="Consolas"/>
+          <w:sz w:val="18"/>
+          <w:szCs w:val="18"/>
+        </w:rPr>
+        <w:t xml:space="preserve">                  &lt;&lt; "2. Rectángulo\n"</w:t>
+      </w:r>
+    </w:p>
+    <w:p>
+      <w:pPr>
+        <w:shd w:fill="F2F2F2" w:color="auto" w:val="clear"/>
+        <w:spacing w:after="0" w:before="0" w:line="240"/>
+        <w:ind w:left="360"/>
+      </w:pPr>
+      <w:r>
+        <w:rPr>
+          <w:rFonts w:ascii="Consolas" w:cs="Consolas" w:eastAsia="Consolas" w:hAnsi="Consolas"/>
+          <w:sz w:val="18"/>
+          <w:szCs w:val="18"/>
+        </w:rPr>
+        <w:t xml:space="preserve">                  &lt;&lt; "3. Círculo\n"</w:t>
+      </w:r>
+    </w:p>
+    <w:p>
+      <w:pPr>
+        <w:shd w:fill="F2F2F2" w:color="auto" w:val="clear"/>
+        <w:spacing w:after="0" w:before="0" w:line="240"/>
+        <w:ind w:left="360"/>
+      </w:pPr>
+      <w:r>
+        <w:rPr>
+          <w:rFonts w:ascii="Consolas" w:cs="Consolas" w:eastAsia="Consolas" w:hAnsi="Consolas"/>
+          <w:sz w:val="18"/>
+          <w:szCs w:val="18"/>
+        </w:rPr>
+        <w:t xml:space="preserve">                  &lt;&lt; "0. Salir\n"</w:t>
+      </w:r>
+    </w:p>
+    <w:p>
+      <w:pPr>
+        <w:shd w:fill="F2F2F2" w:color="auto" w:val="clear"/>
+        <w:spacing w:after="0" w:before="0" w:line="240"/>
+        <w:ind w:left="360"/>
+      </w:pPr>
+      <w:r>
+        <w:rPr>
+          <w:rFonts w:ascii="Consolas" w:cs="Consolas" w:eastAsia="Consolas" w:hAnsi="Consolas"/>
+          <w:sz w:val="18"/>
+          <w:szCs w:val="18"/>
+        </w:rPr>
+        <w:t xml:space="preserve">                  &lt;&lt; "Opción: ";</w:t>
+      </w:r>
+    </w:p>
+    <w:p>
+      <w:pPr>
+        <w:shd w:fill="F2F2F2" w:color="auto" w:val="clear"/>
+        <w:spacing w:after="0" w:before="0" w:line="240"/>
+        <w:ind w:left="360"/>
+      </w:pPr>
+      <w:r>
+        <w:rPr>
+          <w:rFonts w:ascii="Consolas" w:cs="Consolas" w:eastAsia="Consolas" w:hAnsi="Consolas"/>
+          <w:sz w:val="18"/>
+          <w:szCs w:val="18"/>
+        </w:rPr>
+        <w:t xml:space="preserve">        if (!(std::cin &gt;&gt; opcion)) {</w:t>
+      </w:r>
+    </w:p>
+    <w:p>
+      <w:pPr>
+        <w:shd w:fill="F2F2F2" w:color="auto" w:val="clear"/>
+        <w:spacing w:after="0" w:before="0" w:line="240"/>
+        <w:ind w:left="360"/>
+      </w:pPr>
+      <w:r>
+        <w:rPr>
+          <w:rFonts w:ascii="Consolas" w:cs="Consolas" w:eastAsia="Consolas" w:hAnsi="Consolas"/>
+          <w:sz w:val="18"/>
+          <w:szCs w:val="18"/>
+        </w:rPr>
+        <w:t xml:space="preserve">            if (std::cin.eof()) {</w:t>
+      </w:r>
+    </w:p>
+    <w:p>
+      <w:pPr>
+        <w:shd w:fill="F2F2F2" w:color="auto" w:val="clear"/>
+        <w:spacing w:after="0" w:before="0" w:line="240"/>
+        <w:ind w:left="360"/>
+      </w:pPr>
+      <w:r>
+        <w:rPr>
+          <w:rFonts w:ascii="Consolas" w:cs="Consolas" w:eastAsia="Consolas" w:hAnsi="Consolas"/>
+          <w:sz w:val="18"/>
+          <w:szCs w:val="18"/>
+        </w:rPr>
+        <w:t xml:space="preserve">                break;</w:t>
+      </w:r>
+    </w:p>
+    <w:p>
+      <w:pPr>
+        <w:shd w:fill="F2F2F2" w:color="auto" w:val="clear"/>
+        <w:spacing w:after="0" w:before="0" w:line="240"/>
+        <w:ind w:left="360"/>
+      </w:pPr>
+      <w:r>
+        <w:rPr>
+          <w:rFonts w:ascii="Consolas" w:cs="Consolas" w:eastAsia="Consolas" w:hAnsi="Consolas"/>
+          <w:sz w:val="18"/>
+          <w:szCs w:val="18"/>
+        </w:rPr>
+        <w:t xml:space="preserve">            }</w:t>
+      </w:r>
+    </w:p>
+    <w:p>
+      <w:pPr>
+        <w:shd w:fill="F2F2F2" w:color="auto" w:val="clear"/>
+        <w:spacing w:after="0" w:before="0" w:line="240"/>
+        <w:ind w:left="360"/>
+      </w:pPr>
+      <w:r>
+        <w:rPr>
+          <w:rFonts w:ascii="Consolas" w:cs="Consolas" w:eastAsia="Consolas" w:hAnsi="Consolas"/>
+          <w:sz w:val="18"/>
+          <w:szCs w:val="18"/>
+        </w:rPr>
+        <w:t xml:space="preserve">            std::cin.clear();</w:t>
+      </w:r>
+    </w:p>
+    <w:p>
+      <w:pPr>
+        <w:shd w:fill="F2F2F2" w:color="auto" w:val="clear"/>
+        <w:spacing w:after="0" w:before="0" w:line="240"/>
+        <w:ind w:left="360"/>
+      </w:pPr>
+      <w:r>
+        <w:rPr>
+          <w:rFonts w:ascii="Consolas" w:cs="Consolas" w:eastAsia="Consolas" w:hAnsi="Consolas"/>
+          <w:sz w:val="18"/>
+          <w:szCs w:val="18"/>
+        </w:rPr>
+        <w:t xml:space="preserve">            std::cin.ignore(std::numeric_limits&lt;std::streamsize&gt;::max(), '\n');</w:t>
+      </w:r>
+    </w:p>
+    <w:p>
+      <w:pPr>
+        <w:shd w:fill="F2F2F2" w:color="auto" w:val="clear"/>
+        <w:spacing w:after="0" w:before="0" w:line="240"/>
+        <w:ind w:left="360"/>
+      </w:pPr>
+      <w:r>
+        <w:rPr>
+          <w:rFonts w:ascii="Consolas" w:cs="Consolas" w:eastAsia="Consolas" w:hAnsi="Consolas"/>
+          <w:sz w:val="18"/>
+          <w:szCs w:val="18"/>
+        </w:rPr>
+        <w:t xml:space="preserve">            opcion = -1;</w:t>
+      </w:r>
+    </w:p>
+    <w:p>
+      <w:pPr>
+        <w:shd w:fill="F2F2F2" w:color="auto" w:val="clear"/>
+        <w:spacing w:after="0" w:before="0" w:line="240"/>
+        <w:ind w:left="360"/>
+      </w:pPr>
+      <w:r>
+        <w:rPr>
+          <w:rFonts w:ascii="Consolas" w:cs="Consolas" w:eastAsia="Consolas" w:hAnsi="Consolas"/>
+          <w:sz w:val="18"/>
+          <w:szCs w:val="18"/>
+        </w:rPr>
+        <w:t xml:space="preserve">        }</w:t>
+      </w:r>
+    </w:p>
+    <w:p>
+      <w:pPr>
+        <w:shd w:fill="F2F2F2" w:color="auto" w:val="clear"/>
+        <w:spacing w:after="0" w:before="0" w:line="240"/>
+        <w:ind w:left="360"/>
+      </w:pPr>
+      <w:r>
+        <w:rPr>
+          <w:rFonts w:ascii="Consolas" w:cs="Consolas" w:eastAsia="Consolas" w:hAnsi="Consolas"/>
+          <w:sz w:val="18"/>
+          <w:szCs w:val="18"/>
+        </w:rPr>
+        <w:t xml:space="preserve">        switch (opcion) {</w:t>
+      </w:r>
+    </w:p>
+    <w:p>
+      <w:pPr>
+        <w:shd w:fill="F2F2F2" w:color="auto" w:val="clear"/>
+        <w:spacing w:after="0" w:before="0" w:line="240"/>
+        <w:ind w:left="360"/>
+      </w:pPr>
+      <w:r>
+        <w:rPr>
+          <w:rFonts w:ascii="Consolas" w:cs="Consolas" w:eastAsia="Consolas" w:hAnsi="Consolas"/>
+          <w:sz w:val="18"/>
+          <w:szCs w:val="18"/>
+        </w:rPr>
+        <w:t xml:space="preserve">            case 1: {</w:t>
+      </w:r>
+    </w:p>
+    <w:p>
+      <w:pPr>
+        <w:shd w:fill="F2F2F2" w:color="auto" w:val="clear"/>
+        <w:spacing w:after="0" w:before="0" w:line="240"/>
+        <w:ind w:left="360"/>
+      </w:pPr>
+      <w:r>
+        <w:rPr>
+          <w:rFonts w:ascii="Consolas" w:cs="Consolas" w:eastAsia="Consolas" w:hAnsi="Consolas"/>
+          <w:sz w:val="18"/>
+          <w:szCs w:val="18"/>
+        </w:rPr>
+        <w:t xml:space="preserve">                double lado = leerMedida("el lado");</w:t>
+      </w:r>
+    </w:p>
+    <w:p>
+      <w:pPr>
+        <w:shd w:fill="F2F2F2" w:color="auto" w:val="clear"/>
+        <w:spacing w:after="0" w:before="0" w:line="240"/>
+        <w:ind w:left="360"/>
+      </w:pPr>
+      <w:r>
+        <w:rPr>
+          <w:rFonts w:ascii="Consolas" w:cs="Consolas" w:eastAsia="Consolas" w:hAnsi="Consolas"/>
+          <w:sz w:val="18"/>
+          <w:szCs w:val="18"/>
+        </w:rPr>
+        <w:t xml:space="preserve">                std::cout &lt;&lt; "Área del cuadrado: " &lt;&lt; areaCuadrado(lado) &lt;&lt; '\n';</w:t>
+      </w:r>
+    </w:p>
+    <w:p>
+      <w:pPr>
+        <w:shd w:fill="F2F2F2" w:color="auto" w:val="clear"/>
+        <w:spacing w:after="0" w:before="0" w:line="240"/>
+        <w:ind w:left="360"/>
+      </w:pPr>
+      <w:r>
+        <w:rPr>
+          <w:rFonts w:ascii="Consolas" w:cs="Consolas" w:eastAsia="Consolas" w:hAnsi="Consolas"/>
+          <w:sz w:val="18"/>
+          <w:szCs w:val="18"/>
+        </w:rPr>
+        <w:t xml:space="preserve">                break;</w:t>
+      </w:r>
+    </w:p>
+    <w:p>
+      <w:pPr>
+        <w:shd w:fill="F2F2F2" w:color="auto" w:val="clear"/>
+        <w:spacing w:after="0" w:before="0" w:line="240"/>
+        <w:ind w:left="360"/>
+      </w:pPr>
+      <w:r>
+        <w:rPr>
+          <w:rFonts w:ascii="Consolas" w:cs="Consolas" w:eastAsia="Consolas" w:hAnsi="Consolas"/>
+          <w:sz w:val="18"/>
+          <w:szCs w:val="18"/>
+        </w:rPr>
+        <w:t xml:space="preserve">            }</w:t>
+      </w:r>
+    </w:p>
+    <w:p>
+      <w:pPr>
+        <w:shd w:fill="F2F2F2" w:color="auto" w:val="clear"/>
+        <w:spacing w:after="0" w:before="0" w:line="240"/>
+        <w:ind w:left="360"/>
+      </w:pPr>
+      <w:r>
+        <w:rPr>
+          <w:rFonts w:ascii="Consolas" w:cs="Consolas" w:eastAsia="Consolas" w:hAnsi="Consolas"/>
+          <w:sz w:val="18"/>
+          <w:szCs w:val="18"/>
+        </w:rPr>
+        <w:t xml:space="preserve">            case 2: {</w:t>
+      </w:r>
+    </w:p>
+    <w:p>
+      <w:pPr>
+        <w:shd w:fill="F2F2F2" w:color="auto" w:val="clear"/>
+        <w:spacing w:after="0" w:before="0" w:line="240"/>
+        <w:ind w:left="360"/>
+      </w:pPr>
+      <w:r>
+        <w:rPr>
+          <w:rFonts w:ascii="Consolas" w:cs="Consolas" w:eastAsia="Consolas" w:hAnsi="Consolas"/>
+          <w:sz w:val="18"/>
+          <w:szCs w:val="18"/>
+        </w:rPr>
+        <w:t xml:space="preserve">                double base = leerMedida("la base");</w:t>
+      </w:r>
+    </w:p>
+    <w:p>
+      <w:pPr>
+        <w:shd w:fill="F2F2F2" w:color="auto" w:val="clear"/>
+        <w:spacing w:after="0" w:before="0" w:line="240"/>
+        <w:ind w:left="360"/>
+      </w:pPr>
+      <w:r>
+        <w:rPr>
+          <w:rFonts w:ascii="Consolas" w:cs="Consolas" w:eastAsia="Consolas" w:hAnsi="Consolas"/>
+          <w:sz w:val="18"/>
+          <w:szCs w:val="18"/>
+        </w:rPr>
+        <w:t xml:space="preserve">                double altura = leerMedida("la altura");</w:t>
+      </w:r>
+    </w:p>
+    <w:p>
+      <w:pPr>
+        <w:shd w:fill="F2F2F2" w:color="auto" w:val="clear"/>
+        <w:spacing w:after="0" w:before="0" w:line="240"/>
+        <w:ind w:left="360"/>
+      </w:pPr>
+      <w:r>
+        <w:rPr>
+          <w:rFonts w:ascii="Consolas" w:cs="Consolas" w:eastAsia="Consolas" w:hAnsi="Consolas"/>
+          <w:sz w:val="18"/>
+          <w:szCs w:val="18"/>
+        </w:rPr>
+        <w:t xml:space="preserve">                std::cout &lt;&lt; "Área del rectángulo: " &lt;&lt; areaRectangulo(base, altura) &lt;&lt; '\n';</w:t>
+      </w:r>
+    </w:p>
+    <w:p>
+      <w:pPr>
+        <w:shd w:fill="F2F2F2" w:color="auto" w:val="clear"/>
+        <w:spacing w:after="0" w:before="0" w:line="240"/>
+        <w:ind w:left="360"/>
+      </w:pPr>
+      <w:r>
+        <w:rPr>
+          <w:rFonts w:ascii="Consolas" w:cs="Consolas" w:eastAsia="Consolas" w:hAnsi="Consolas"/>
+          <w:sz w:val="18"/>
+          <w:szCs w:val="18"/>
+        </w:rPr>
+        <w:t xml:space="preserve">                break;</w:t>
+      </w:r>
+    </w:p>
+    <w:p>
+      <w:pPr>
+        <w:shd w:fill="F2F2F2" w:color="auto" w:val="clear"/>
+        <w:spacing w:after="0" w:before="0" w:line="240"/>
+        <w:ind w:left="360"/>
+      </w:pPr>
+      <w:r>
+        <w:rPr>
+          <w:rFonts w:ascii="Consolas" w:cs="Consolas" w:eastAsia="Consolas" w:hAnsi="Consolas"/>
+          <w:sz w:val="18"/>
+          <w:szCs w:val="18"/>
+        </w:rPr>
+        <w:t xml:space="preserve">            }</w:t>
+      </w:r>
+    </w:p>
+    <w:p>
+      <w:pPr>
+        <w:shd w:fill="F2F2F2" w:color="auto" w:val="clear"/>
+        <w:spacing w:after="0" w:before="0" w:line="240"/>
+        <w:ind w:left="360"/>
+      </w:pPr>
+      <w:r>
+        <w:rPr>
+          <w:rFonts w:ascii="Consolas" w:cs="Consolas" w:eastAsia="Consolas" w:hAnsi="Consolas"/>
+          <w:sz w:val="18"/>
+          <w:szCs w:val="18"/>
+        </w:rPr>
+        <w:t xml:space="preserve">            case 3: {</w:t>
+      </w:r>
+    </w:p>
+    <w:p>
+      <w:pPr>
+        <w:shd w:fill="F2F2F2" w:color="auto" w:val="clear"/>
+        <w:spacing w:after="0" w:before="0" w:line="240"/>
+        <w:ind w:left="360"/>
+      </w:pPr>
+      <w:r>
+        <w:rPr>
+          <w:rFonts w:ascii="Consolas" w:cs="Consolas" w:eastAsia="Consolas" w:hAnsi="Consolas"/>
+          <w:sz w:val="18"/>
+          <w:szCs w:val="18"/>
+        </w:rPr>
+        <w:t xml:space="preserve">                double radio = leerMedida("el radio");</w:t>
+      </w:r>
+    </w:p>
+    <w:p>
+      <w:pPr>
+        <w:shd w:fill="F2F2F2" w:color="auto" w:val="clear"/>
+        <w:spacing w:after="0" w:before="0" w:line="240"/>
+        <w:ind w:left="360"/>
+      </w:pPr>
+      <w:r>
+        <w:rPr>
+          <w:rFonts w:ascii="Consolas" w:cs="Consolas" w:eastAsia="Consolas" w:hAnsi="Consolas"/>
+          <w:sz w:val="18"/>
+          <w:szCs w:val="18"/>
+        </w:rPr>
+        <w:t xml:space="preserve">                std::cout &lt;&lt; "Área del círculo: " &lt;&lt; areaCirculo(radio) &lt;&lt; '\n';</w:t>
+      </w:r>
+    </w:p>
+    <w:p>
+      <w:pPr>
+        <w:shd w:fill="F2F2F2" w:color="auto" w:val="clear"/>
+        <w:spacing w:after="0" w:before="0" w:line="240"/>
+        <w:ind w:left="360"/>
+      </w:pPr>
+      <w:r>
+        <w:rPr>
+          <w:rFonts w:ascii="Consolas" w:cs="Consolas" w:eastAsia="Consolas" w:hAnsi="Consolas"/>
+          <w:sz w:val="18"/>
+          <w:szCs w:val="18"/>
+        </w:rPr>
+        <w:t xml:space="preserve">                break;</w:t>
+      </w:r>
+    </w:p>
+    <w:p>
+      <w:pPr>
+        <w:shd w:fill="F2F2F2" w:color="auto" w:val="clear"/>
+        <w:spacing w:after="0" w:before="0" w:line="240"/>
+        <w:ind w:left="360"/>
+      </w:pPr>
+      <w:r>
+        <w:rPr>
+          <w:rFonts w:ascii="Consolas" w:cs="Consolas" w:eastAsia="Consolas" w:hAnsi="Consolas"/>
+          <w:sz w:val="18"/>
+          <w:szCs w:val="18"/>
+        </w:rPr>
+        <w:t xml:space="preserve">            }</w:t>
+      </w:r>
+    </w:p>
+    <w:p>
+      <w:pPr>
+        <w:shd w:fill="F2F2F2" w:color="auto" w:val="clear"/>
+        <w:spacing w:after="0" w:before="0" w:line="240"/>
+        <w:ind w:left="360"/>
+      </w:pPr>
+      <w:r>
+        <w:rPr>
+          <w:rFonts w:ascii="Consolas" w:cs="Consolas" w:eastAsia="Consolas" w:hAnsi="Consolas"/>
+          <w:sz w:val="18"/>
+          <w:szCs w:val="18"/>
+        </w:rPr>
+        <w:t xml:space="preserve">            case 0:</w:t>
+      </w:r>
+    </w:p>
+    <w:p>
+      <w:pPr>
+        <w:shd w:fill="F2F2F2" w:color="auto" w:val="clear"/>
+        <w:spacing w:after="0" w:before="0" w:line="240"/>
+        <w:ind w:left="360"/>
+      </w:pPr>
+      <w:r>
+        <w:rPr>
+          <w:rFonts w:ascii="Consolas" w:cs="Consolas" w:eastAsia="Consolas" w:hAnsi="Consolas"/>
+          <w:sz w:val="18"/>
+          <w:szCs w:val="18"/>
+        </w:rPr>
+        <w:t xml:space="preserve">                std::cout &lt;&lt; "Programa finalizado.\n";</w:t>
+      </w:r>
+    </w:p>
+    <w:p>
+      <w:pPr>
+        <w:shd w:fill="F2F2F2" w:color="auto" w:val="clear"/>
+        <w:spacing w:after="0" w:before="0" w:line="240"/>
+        <w:ind w:left="360"/>
+      </w:pPr>
+      <w:r>
+        <w:rPr>
+          <w:rFonts w:ascii="Consolas" w:cs="Consolas" w:eastAsia="Consolas" w:hAnsi="Consolas"/>
+          <w:sz w:val="18"/>
+          <w:szCs w:val="18"/>
+        </w:rPr>
+        <w:t xml:space="preserve">                break;</w:t>
+      </w:r>
+    </w:p>
+    <w:p>
+      <w:pPr>
+        <w:shd w:fill="F2F2F2" w:color="auto" w:val="clear"/>
+        <w:spacing w:after="0" w:before="0" w:line="240"/>
+        <w:ind w:left="360"/>
+      </w:pPr>
+      <w:r>
+        <w:rPr>
+          <w:rFonts w:ascii="Consolas" w:cs="Consolas" w:eastAsia="Consolas" w:hAnsi="Consolas"/>
+          <w:sz w:val="18"/>
+          <w:szCs w:val="18"/>
+        </w:rPr>
+        <w:t xml:space="preserve">            default:</w:t>
+      </w:r>
+    </w:p>
+    <w:p>
+      <w:pPr>
+        <w:shd w:fill="F2F2F2" w:color="auto" w:val="clear"/>
+        <w:spacing w:after="0" w:before="0" w:line="240"/>
+        <w:ind w:left="360"/>
+      </w:pPr>
+      <w:r>
+        <w:rPr>
+          <w:rFonts w:ascii="Consolas" w:cs="Consolas" w:eastAsia="Consolas" w:hAnsi="Consolas"/>
+          <w:sz w:val="18"/>
+          <w:szCs w:val="18"/>
+        </w:rPr>
+        <w:t xml:space="preserve">                std::cout &lt;&lt; "Opción no válida. Elija un número del 0 al 3.\n";</w:t>
+      </w:r>
+    </w:p>
+    <w:p>
+      <w:pPr>
+        <w:shd w:fill="F2F2F2" w:color="auto" w:val="clear"/>
+        <w:spacing w:after="0" w:before="0" w:line="240"/>
+        <w:ind w:left="360"/>
+      </w:pPr>
+      <w:r>
+        <w:rPr>
+          <w:rFonts w:ascii="Consolas" w:cs="Consolas" w:eastAsia="Consolas" w:hAnsi="Consolas"/>
+          <w:sz w:val="18"/>
+          <w:szCs w:val="18"/>
+        </w:rPr>
+        <w:t xml:space="preserve">        }</w:t>
+      </w:r>
+    </w:p>
+    <w:p>
+      <w:pPr>
+        <w:shd w:fill="F2F2F2" w:color="auto" w:val="clear"/>
+        <w:spacing w:after="0" w:before="0" w:line="240"/>
+        <w:ind w:left="360"/>
+      </w:pPr>
+      <w:r>
+        <w:rPr>
+          <w:rFonts w:ascii="Consolas" w:cs="Consolas" w:eastAsia="Consolas" w:hAnsi="Consolas"/>
+          <w:sz w:val="18"/>
+          <w:szCs w:val="18"/>
+        </w:rPr>
+        <w:t xml:space="preserve">    }</w:t>
+      </w:r>
+    </w:p>
+    <w:p>
+      <w:pPr>
+        <w:shd w:fill="F2F2F2" w:color="auto" w:val="clear"/>
+        <w:spacing w:after="0" w:before="0" w:line="240"/>
+        <w:ind w:left="360"/>
+      </w:pPr>
+      <w:r>
+        <w:rPr>
+          <w:rFonts w:ascii="Consolas" w:cs="Consolas" w:eastAsia="Consolas" w:hAnsi="Consolas"/>
+          <w:sz w:val="18"/>
+          <w:szCs w:val="18"/>
+        </w:rPr>
+        <w:t xml:space="preserve">    return 0;</w:t>
+      </w:r>
+    </w:p>
+    <w:p>
+      <w:pPr>
+        <w:shd w:fill="F2F2F2" w:color="auto" w:val="clear"/>
+        <w:spacing w:after="240" w:before="0" w:line="240"/>
+        <w:ind w:left="360"/>
+      </w:pPr>
+      <w:r>
+        <w:rPr>
+          <w:rFonts w:ascii="Consolas" w:cs="Consolas" w:eastAsia="Consolas" w:hAnsi="Consolas"/>
+          <w:sz w:val="18"/>
+          <w:szCs w:val="18"/>
+        </w:rPr>
+        <w:t xml:space="preserve">}</w:t>
       </w:r>
     </w:p>
     <w:p>
@@ -2605,21 +3718,48 @@
     </w:p>
     <w:p>
       <w:pPr>
-        <w:pBdr>
-          <w:top w:val="dashed" w:color="999999" w:sz="6" w:space="8"/>
-          <w:left w:val="dashed" w:color="999999" w:sz="6" w:space="8"/>
-          <w:bottom w:val="dashed" w:color="999999" w:sz="6" w:space="8"/>
-          <w:right w:val="dashed" w:color="999999" w:sz="6" w:space="8"/>
-        </w:pBdr>
         <w:spacing w:after="120" w:before="120"/>
         <w:jc w:val="center"/>
       </w:pPr>
       <w:r>
-        <w:rPr>
-          <w:rFonts w:ascii="Times New Roman" w:cs="Times New Roman" w:eastAsia="Times New Roman" w:hAnsi="Times New Roman"/>
-          <w:highlight w:val="yellow"/>
-        </w:rPr>
-        <w:t xml:space="preserve">[Insertar captura: opción Cuadrado con lado 4, área 16.00]</w:t>
+        <w:drawing>
+          <wp:inline distT="0" distB="0" distL="0" distR="0">
+            <wp:extent cx="5486400" cy="2581275"/>
+            <wp:effectExtent t="0" r="0" b="0" l="0"/>
+            <wp:docPr id="2" name=""/>
+            <wp:cNvGraphicFramePr>
+              <a:graphicFrameLocks xmlns:a="http://schemas.openxmlformats.org/drawingml/2006/main" noChangeAspect="1"/>
+            </wp:cNvGraphicFramePr>
+            <a:graphic xmlns:a="http://schemas.openxmlformats.org/drawingml/2006/main">
+              <a:graphicData uri="http://schemas.openxmlformats.org/drawingml/2006/picture">
+                <pic:pic xmlns:pic="http://schemas.openxmlformats.org/drawingml/2006/picture">
+                  <pic:nvPicPr>
+                    <pic:cNvPr id="0" name="" descr=""/>
+                    <pic:cNvPicPr>
+                      <a:picLocks noChangeAspect="1" noChangeArrowheads="1"/>
+                    </pic:cNvPicPr>
+                  </pic:nvPicPr>
+                  <pic:blipFill>
+                    <a:blip r:embed="rId12" cstate="none"/>
+                    <a:srcRect/>
+                    <a:stretch>
+                      <a:fillRect/>
+                    </a:stretch>
+                  </pic:blipFill>
+                  <pic:spPr bwMode="auto">
+                    <a:xfrm>
+                      <a:off x="0" y="0"/>
+                      <a:ext cx="5486400" cy="2581275"/>
+                    </a:xfrm>
+                    <a:prstGeom prst="rect">
+                      <a:avLst/>
+                    </a:prstGeom>
+                  </pic:spPr>
+                </pic:pic>
+              </a:graphicData>
+            </a:graphic>
+          </wp:inline>
+        </w:drawing>
       </w:r>
     </w:p>
     <w:p>
@@ -2664,26 +3804,53 @@
           <w:i/>
           <w:iCs/>
         </w:rPr>
-        <w:t xml:space="preserve">Cálculo del área de un rectángulo y de un círculo</w:t>
-      </w:r>
-    </w:p>
-    <w:p>
-      <w:pPr>
-        <w:pBdr>
-          <w:top w:val="dashed" w:color="999999" w:sz="6" w:space="8"/>
-          <w:left w:val="dashed" w:color="999999" w:sz="6" w:space="8"/>
-          <w:bottom w:val="dashed" w:color="999999" w:sz="6" w:space="8"/>
-          <w:right w:val="dashed" w:color="999999" w:sz="6" w:space="8"/>
-        </w:pBdr>
+        <w:t xml:space="preserve">Cálculo del área de un rectángulo y de un círculo, y opción no válida</w:t>
+      </w:r>
+    </w:p>
+    <w:p>
+      <w:pPr>
         <w:spacing w:after="120" w:before="120"/>
         <w:jc w:val="center"/>
       </w:pPr>
       <w:r>
-        <w:rPr>
-          <w:rFonts w:ascii="Times New Roman" w:cs="Times New Roman" w:eastAsia="Times New Roman" w:hAnsi="Times New Roman"/>
-          <w:highlight w:val="yellow"/>
-        </w:rPr>
-        <w:t xml:space="preserve">[Insertar captura: rectángulo 5 × 3 = 15.00 y círculo de radio 2 = 12.57]</w:t>
+        <w:drawing>
+          <wp:inline distT="0" distB="0" distL="0" distR="0">
+            <wp:extent cx="5486400" cy="4667250"/>
+            <wp:effectExtent t="0" r="0" b="0" l="0"/>
+            <wp:docPr id="3" name=""/>
+            <wp:cNvGraphicFramePr>
+              <a:graphicFrameLocks xmlns:a="http://schemas.openxmlformats.org/drawingml/2006/main" noChangeAspect="1"/>
+            </wp:cNvGraphicFramePr>
+            <a:graphic xmlns:a="http://schemas.openxmlformats.org/drawingml/2006/main">
+              <a:graphicData uri="http://schemas.openxmlformats.org/drawingml/2006/picture">
+                <pic:pic xmlns:pic="http://schemas.openxmlformats.org/drawingml/2006/picture">
+                  <pic:nvPicPr>
+                    <pic:cNvPr id="0" name="" descr=""/>
+                    <pic:cNvPicPr>
+                      <a:picLocks noChangeAspect="1" noChangeArrowheads="1"/>
+                    </pic:cNvPicPr>
+                  </pic:nvPicPr>
+                  <pic:blipFill>
+                    <a:blip r:embed="rId13" cstate="none"/>
+                    <a:srcRect/>
+                    <a:stretch>
+                      <a:fillRect/>
+                    </a:stretch>
+                  </pic:blipFill>
+                  <pic:spPr bwMode="auto">
+                    <a:xfrm>
+                      <a:off x="0" y="0"/>
+                      <a:ext cx="5486400" cy="4667250"/>
+                    </a:xfrm>
+                    <a:prstGeom prst="rect">
+                      <a:avLst/>
+                    </a:prstGeom>
+                  </pic:spPr>
+                </pic:pic>
+              </a:graphicData>
+            </a:graphic>
+          </wp:inline>
+        </w:drawing>
       </w:r>
     </w:p>
     <w:p>
@@ -3905,23 +5072,279 @@
       <w:r>
         <w:rPr>
           <w:rFonts w:ascii="Times New Roman" w:cs="Times New Roman" w:eastAsia="Times New Roman" w:hAnsi="Times New Roman"/>
-          <w:highlight w:val="yellow"/>
-        </w:rPr>
-        <w:t xml:space="preserve">[Insertar el código final de descuento.h, filtros.cpp, producto.cpp y operadores.cpp]</w:t>
-      </w:r>
-    </w:p>
-    <w:p>
-      <w:pPr>
-        <w:pStyle w:val="Heading2"/>
-      </w:pPr>
-      <w:bookmarkStart w:name="_Toc15" w:id="15"/>
-      <w:r>
-        <w:rPr>
-          <w:rFonts w:ascii="Times New Roman" w:cs="Times New Roman" w:eastAsia="Times New Roman" w:hAnsi="Times New Roman"/>
-        </w:rPr>
-        <w:t xml:space="preserve">Pruebas</w:t>
-      </w:r>
-      <w:bookmarkEnd w:id="15"/>
+        </w:rPr>
+        <w:t xml:space="preserve">Las funciones inline del descuento se definen en el encabezado descuento.h, para que el compilador pueda sustituir sus llamadas en cualquier archivo que lo incluya:</w:t>
+      </w:r>
+    </w:p>
+    <w:p>
+      <w:pPr>
+        <w:shd w:fill="F2F2F2" w:color="auto" w:val="clear"/>
+        <w:spacing w:after="0" w:before="120" w:line="240"/>
+        <w:ind w:left="360"/>
+      </w:pPr>
+      <w:r>
+        <w:rPr>
+          <w:rFonts w:ascii="Consolas" w:cs="Consolas" w:eastAsia="Consolas" w:hAnsi="Consolas"/>
+          <w:sz w:val="18"/>
+          <w:szCs w:val="18"/>
+        </w:rPr>
+        <w:t xml:space="preserve">#ifndef DESCUENTO_H</w:t>
+      </w:r>
+    </w:p>
+    <w:p>
+      <w:pPr>
+        <w:shd w:fill="F2F2F2" w:color="auto" w:val="clear"/>
+        <w:spacing w:after="0" w:before="0" w:line="240"/>
+        <w:ind w:left="360"/>
+      </w:pPr>
+      <w:r>
+        <w:rPr>
+          <w:rFonts w:ascii="Consolas" w:cs="Consolas" w:eastAsia="Consolas" w:hAnsi="Consolas"/>
+          <w:sz w:val="18"/>
+          <w:szCs w:val="18"/>
+        </w:rPr>
+        <w:t xml:space="preserve">#define DESCUENTO_H</w:t>
+      </w:r>
+    </w:p>
+    <w:p>
+      <w:pPr>
+        <w:shd w:fill="F2F2F2" w:color="auto" w:val="clear"/>
+        <w:spacing w:after="0" w:before="0" w:line="240"/>
+        <w:ind w:left="360"/>
+      </w:pPr>
+      <w:r>
+        <w:rPr>
+          <w:rFonts w:ascii="Consolas" w:cs="Consolas" w:eastAsia="Consolas" w:hAnsi="Consolas"/>
+          <w:sz w:val="18"/>
+          <w:szCs w:val="18"/>
+        </w:rPr>
+        <w:t xml:space="preserve"> </w:t>
+      </w:r>
+    </w:p>
+    <w:p>
+      <w:pPr>
+        <w:shd w:fill="F2F2F2" w:color="auto" w:val="clear"/>
+        <w:spacing w:after="0" w:before="0" w:line="240"/>
+        <w:ind w:left="360"/>
+      </w:pPr>
+      <w:r>
+        <w:rPr>
+          <w:rFonts w:ascii="Consolas" w:cs="Consolas" w:eastAsia="Consolas" w:hAnsi="Consolas"/>
+          <w:sz w:val="18"/>
+          <w:szCs w:val="18"/>
+        </w:rPr>
+        <w:t xml:space="preserve">// Funciones inline: van en el .h porque el compilador necesita ver el cuerpo</w:t>
+      </w:r>
+    </w:p>
+    <w:p>
+      <w:pPr>
+        <w:shd w:fill="F2F2F2" w:color="auto" w:val="clear"/>
+        <w:spacing w:after="0" w:before="0" w:line="240"/>
+        <w:ind w:left="360"/>
+      </w:pPr>
+      <w:r>
+        <w:rPr>
+          <w:rFonts w:ascii="Consolas" w:cs="Consolas" w:eastAsia="Consolas" w:hAnsi="Consolas"/>
+          <w:sz w:val="18"/>
+          <w:szCs w:val="18"/>
+        </w:rPr>
+        <w:t xml:space="preserve">// en cada lugar donde se llaman para poder reemplazar la llamada.</w:t>
+      </w:r>
+    </w:p>
+    <w:p>
+      <w:pPr>
+        <w:shd w:fill="F2F2F2" w:color="auto" w:val="clear"/>
+        <w:spacing w:after="0" w:before="0" w:line="240"/>
+        <w:ind w:left="360"/>
+      </w:pPr>
+      <w:r>
+        <w:rPr>
+          <w:rFonts w:ascii="Consolas" w:cs="Consolas" w:eastAsia="Consolas" w:hAnsi="Consolas"/>
+          <w:sz w:val="18"/>
+          <w:szCs w:val="18"/>
+        </w:rPr>
+        <w:t xml:space="preserve"> </w:t>
+      </w:r>
+    </w:p>
+    <w:p>
+      <w:pPr>
+        <w:shd w:fill="F2F2F2" w:color="auto" w:val="clear"/>
+        <w:spacing w:after="0" w:before="0" w:line="240"/>
+        <w:ind w:left="360"/>
+      </w:pPr>
+      <w:r>
+        <w:rPr>
+          <w:rFonts w:ascii="Consolas" w:cs="Consolas" w:eastAsia="Consolas" w:hAnsi="Consolas"/>
+          <w:sz w:val="18"/>
+          <w:szCs w:val="18"/>
+        </w:rPr>
+        <w:t xml:space="preserve">inline double calcularDescuento(double precio, double porcentaje) {</w:t>
+      </w:r>
+    </w:p>
+    <w:p>
+      <w:pPr>
+        <w:shd w:fill="F2F2F2" w:color="auto" w:val="clear"/>
+        <w:spacing w:after="0" w:before="0" w:line="240"/>
+        <w:ind w:left="360"/>
+      </w:pPr>
+      <w:r>
+        <w:rPr>
+          <w:rFonts w:ascii="Consolas" w:cs="Consolas" w:eastAsia="Consolas" w:hAnsi="Consolas"/>
+          <w:sz w:val="18"/>
+          <w:szCs w:val="18"/>
+        </w:rPr>
+        <w:t xml:space="preserve">    if (porcentaje &lt; 0 || porcentaje &gt; 100) {</w:t>
+      </w:r>
+    </w:p>
+    <w:p>
+      <w:pPr>
+        <w:shd w:fill="F2F2F2" w:color="auto" w:val="clear"/>
+        <w:spacing w:after="0" w:before="0" w:line="240"/>
+        <w:ind w:left="360"/>
+      </w:pPr>
+      <w:r>
+        <w:rPr>
+          <w:rFonts w:ascii="Consolas" w:cs="Consolas" w:eastAsia="Consolas" w:hAnsi="Consolas"/>
+          <w:sz w:val="18"/>
+          <w:szCs w:val="18"/>
+        </w:rPr>
+        <w:t xml:space="preserve">        return 0.0;</w:t>
+      </w:r>
+    </w:p>
+    <w:p>
+      <w:pPr>
+        <w:shd w:fill="F2F2F2" w:color="auto" w:val="clear"/>
+        <w:spacing w:after="0" w:before="0" w:line="240"/>
+        <w:ind w:left="360"/>
+      </w:pPr>
+      <w:r>
+        <w:rPr>
+          <w:rFonts w:ascii="Consolas" w:cs="Consolas" w:eastAsia="Consolas" w:hAnsi="Consolas"/>
+          <w:sz w:val="18"/>
+          <w:szCs w:val="18"/>
+        </w:rPr>
+        <w:t xml:space="preserve">    }</w:t>
+      </w:r>
+    </w:p>
+    <w:p>
+      <w:pPr>
+        <w:shd w:fill="F2F2F2" w:color="auto" w:val="clear"/>
+        <w:spacing w:after="0" w:before="0" w:line="240"/>
+        <w:ind w:left="360"/>
+      </w:pPr>
+      <w:r>
+        <w:rPr>
+          <w:rFonts w:ascii="Consolas" w:cs="Consolas" w:eastAsia="Consolas" w:hAnsi="Consolas"/>
+          <w:sz w:val="18"/>
+          <w:szCs w:val="18"/>
+        </w:rPr>
+        <w:t xml:space="preserve">    return precio * porcentaje / 100;</w:t>
+      </w:r>
+    </w:p>
+    <w:p>
+      <w:pPr>
+        <w:shd w:fill="F2F2F2" w:color="auto" w:val="clear"/>
+        <w:spacing w:after="0" w:before="0" w:line="240"/>
+        <w:ind w:left="360"/>
+      </w:pPr>
+      <w:r>
+        <w:rPr>
+          <w:rFonts w:ascii="Consolas" w:cs="Consolas" w:eastAsia="Consolas" w:hAnsi="Consolas"/>
+          <w:sz w:val="18"/>
+          <w:szCs w:val="18"/>
+        </w:rPr>
+        <w:t xml:space="preserve">}</w:t>
+      </w:r>
+    </w:p>
+    <w:p>
+      <w:pPr>
+        <w:shd w:fill="F2F2F2" w:color="auto" w:val="clear"/>
+        <w:spacing w:after="0" w:before="0" w:line="240"/>
+        <w:ind w:left="360"/>
+      </w:pPr>
+      <w:r>
+        <w:rPr>
+          <w:rFonts w:ascii="Consolas" w:cs="Consolas" w:eastAsia="Consolas" w:hAnsi="Consolas"/>
+          <w:sz w:val="18"/>
+          <w:szCs w:val="18"/>
+        </w:rPr>
+        <w:t xml:space="preserve"> </w:t>
+      </w:r>
+    </w:p>
+    <w:p>
+      <w:pPr>
+        <w:shd w:fill="F2F2F2" w:color="auto" w:val="clear"/>
+        <w:spacing w:after="0" w:before="0" w:line="240"/>
+        <w:ind w:left="360"/>
+      </w:pPr>
+      <w:r>
+        <w:rPr>
+          <w:rFonts w:ascii="Consolas" w:cs="Consolas" w:eastAsia="Consolas" w:hAnsi="Consolas"/>
+          <w:sz w:val="18"/>
+          <w:szCs w:val="18"/>
+        </w:rPr>
+        <w:t xml:space="preserve">inline double precioConDescuento(double precio, double porcentaje) {</w:t>
+      </w:r>
+    </w:p>
+    <w:p>
+      <w:pPr>
+        <w:shd w:fill="F2F2F2" w:color="auto" w:val="clear"/>
+        <w:spacing w:after="0" w:before="0" w:line="240"/>
+        <w:ind w:left="360"/>
+      </w:pPr>
+      <w:r>
+        <w:rPr>
+          <w:rFonts w:ascii="Consolas" w:cs="Consolas" w:eastAsia="Consolas" w:hAnsi="Consolas"/>
+          <w:sz w:val="18"/>
+          <w:szCs w:val="18"/>
+        </w:rPr>
+        <w:t xml:space="preserve">    return precio - calcularDescuento(precio, porcentaje);</w:t>
+      </w:r>
+    </w:p>
+    <w:p>
+      <w:pPr>
+        <w:shd w:fill="F2F2F2" w:color="auto" w:val="clear"/>
+        <w:spacing w:after="0" w:before="0" w:line="240"/>
+        <w:ind w:left="360"/>
+      </w:pPr>
+      <w:r>
+        <w:rPr>
+          <w:rFonts w:ascii="Consolas" w:cs="Consolas" w:eastAsia="Consolas" w:hAnsi="Consolas"/>
+          <w:sz w:val="18"/>
+          <w:szCs w:val="18"/>
+        </w:rPr>
+        <w:t xml:space="preserve">}</w:t>
+      </w:r>
+    </w:p>
+    <w:p>
+      <w:pPr>
+        <w:shd w:fill="F2F2F2" w:color="auto" w:val="clear"/>
+        <w:spacing w:after="0" w:before="0" w:line="240"/>
+        <w:ind w:left="360"/>
+      </w:pPr>
+      <w:r>
+        <w:rPr>
+          <w:rFonts w:ascii="Consolas" w:cs="Consolas" w:eastAsia="Consolas" w:hAnsi="Consolas"/>
+          <w:sz w:val="18"/>
+          <w:szCs w:val="18"/>
+        </w:rPr>
+        <w:t xml:space="preserve"> </w:t>
+      </w:r>
+    </w:p>
+    <w:p>
+      <w:pPr>
+        <w:shd w:fill="F2F2F2" w:color="auto" w:val="clear"/>
+        <w:spacing w:after="240" w:before="0" w:line="240"/>
+        <w:ind w:left="360"/>
+      </w:pPr>
+      <w:r>
+        <w:rPr>
+          <w:rFonts w:ascii="Consolas" w:cs="Consolas" w:eastAsia="Consolas" w:hAnsi="Consolas"/>
+          <w:sz w:val="18"/>
+          <w:szCs w:val="18"/>
+        </w:rPr>
+        <w:t xml:space="preserve">#endif</w:t>
+      </w:r>
     </w:p>
     <w:p>
       <w:pPr>
@@ -3932,7 +5355,1046 @@
         <w:rPr>
           <w:rFonts w:ascii="Times New Roman" w:cs="Times New Roman" w:eastAsia="Times New Roman" w:hAnsi="Times New Roman"/>
         </w:rPr>
-        <w:t xml:space="preserve">Se ejecutó cada opción del menú con datos del catálogo inicial. Las figuras siguientes muestran los resultados.</w:t>
+        <w:t xml:space="preserve">Las funciones const de la clase solo leen los atributos; setPrecio, en cambio, los modifica. La función friend compararPrecios accede directamente al atributo privado precio_:</w:t>
+      </w:r>
+    </w:p>
+    <w:p>
+      <w:pPr>
+        <w:shd w:fill="F2F2F2" w:color="auto" w:val="clear"/>
+        <w:spacing w:after="0" w:before="120" w:line="240"/>
+        <w:ind w:left="360"/>
+      </w:pPr>
+      <w:r>
+        <w:rPr>
+          <w:rFonts w:ascii="Consolas" w:cs="Consolas" w:eastAsia="Consolas" w:hAnsi="Consolas"/>
+          <w:sz w:val="18"/>
+          <w:szCs w:val="18"/>
+        </w:rPr>
+        <w:t xml:space="preserve">#include "producto.h"</w:t>
+      </w:r>
+    </w:p>
+    <w:p>
+      <w:pPr>
+        <w:shd w:fill="F2F2F2" w:color="auto" w:val="clear"/>
+        <w:spacing w:after="0" w:before="0" w:line="240"/>
+        <w:ind w:left="360"/>
+      </w:pPr>
+      <w:r>
+        <w:rPr>
+          <w:rFonts w:ascii="Consolas" w:cs="Consolas" w:eastAsia="Consolas" w:hAnsi="Consolas"/>
+          <w:sz w:val="18"/>
+          <w:szCs w:val="18"/>
+        </w:rPr>
+        <w:t xml:space="preserve"> </w:t>
+      </w:r>
+    </w:p>
+    <w:p>
+      <w:pPr>
+        <w:shd w:fill="F2F2F2" w:color="auto" w:val="clear"/>
+        <w:spacing w:after="0" w:before="0" w:line="240"/>
+        <w:ind w:left="360"/>
+      </w:pPr>
+      <w:r>
+        <w:rPr>
+          <w:rFonts w:ascii="Consolas" w:cs="Consolas" w:eastAsia="Consolas" w:hAnsi="Consolas"/>
+          <w:sz w:val="18"/>
+          <w:szCs w:val="18"/>
+        </w:rPr>
+        <w:t xml:space="preserve">#include &lt;iomanip&gt;</w:t>
+      </w:r>
+    </w:p>
+    <w:p>
+      <w:pPr>
+        <w:shd w:fill="F2F2F2" w:color="auto" w:val="clear"/>
+        <w:spacing w:after="0" w:before="0" w:line="240"/>
+        <w:ind w:left="360"/>
+      </w:pPr>
+      <w:r>
+        <w:rPr>
+          <w:rFonts w:ascii="Consolas" w:cs="Consolas" w:eastAsia="Consolas" w:hAnsi="Consolas"/>
+          <w:sz w:val="18"/>
+          <w:szCs w:val="18"/>
+        </w:rPr>
+        <w:t xml:space="preserve">#include &lt;iostream&gt;</w:t>
+      </w:r>
+    </w:p>
+    <w:p>
+      <w:pPr>
+        <w:shd w:fill="F2F2F2" w:color="auto" w:val="clear"/>
+        <w:spacing w:after="0" w:before="0" w:line="240"/>
+        <w:ind w:left="360"/>
+      </w:pPr>
+      <w:r>
+        <w:rPr>
+          <w:rFonts w:ascii="Consolas" w:cs="Consolas" w:eastAsia="Consolas" w:hAnsi="Consolas"/>
+          <w:sz w:val="18"/>
+          <w:szCs w:val="18"/>
+        </w:rPr>
+        <w:t xml:space="preserve"> </w:t>
+      </w:r>
+    </w:p>
+    <w:p>
+      <w:pPr>
+        <w:shd w:fill="F2F2F2" w:color="auto" w:val="clear"/>
+        <w:spacing w:after="0" w:before="0" w:line="240"/>
+        <w:ind w:left="360"/>
+      </w:pPr>
+      <w:r>
+        <w:rPr>
+          <w:rFonts w:ascii="Consolas" w:cs="Consolas" w:eastAsia="Consolas" w:hAnsi="Consolas"/>
+          <w:sz w:val="18"/>
+          <w:szCs w:val="18"/>
+        </w:rPr>
+        <w:t xml:space="preserve">const std::string&amp; Producto::getCodigo() const { return codigo_; }</w:t>
+      </w:r>
+    </w:p>
+    <w:p>
+      <w:pPr>
+        <w:shd w:fill="F2F2F2" w:color="auto" w:val="clear"/>
+        <w:spacing w:after="0" w:before="0" w:line="240"/>
+        <w:ind w:left="360"/>
+      </w:pPr>
+      <w:r>
+        <w:rPr>
+          <w:rFonts w:ascii="Consolas" w:cs="Consolas" w:eastAsia="Consolas" w:hAnsi="Consolas"/>
+          <w:sz w:val="18"/>
+          <w:szCs w:val="18"/>
+        </w:rPr>
+        <w:t xml:space="preserve"> </w:t>
+      </w:r>
+    </w:p>
+    <w:p>
+      <w:pPr>
+        <w:shd w:fill="F2F2F2" w:color="auto" w:val="clear"/>
+        <w:spacing w:after="0" w:before="0" w:line="240"/>
+        <w:ind w:left="360"/>
+      </w:pPr>
+      <w:r>
+        <w:rPr>
+          <w:rFonts w:ascii="Consolas" w:cs="Consolas" w:eastAsia="Consolas" w:hAnsi="Consolas"/>
+          <w:sz w:val="18"/>
+          <w:szCs w:val="18"/>
+        </w:rPr>
+        <w:t xml:space="preserve">const std::string&amp; Producto::getNombre() const { return nombre_; }</w:t>
+      </w:r>
+    </w:p>
+    <w:p>
+      <w:pPr>
+        <w:shd w:fill="F2F2F2" w:color="auto" w:val="clear"/>
+        <w:spacing w:after="0" w:before="0" w:line="240"/>
+        <w:ind w:left="360"/>
+      </w:pPr>
+      <w:r>
+        <w:rPr>
+          <w:rFonts w:ascii="Consolas" w:cs="Consolas" w:eastAsia="Consolas" w:hAnsi="Consolas"/>
+          <w:sz w:val="18"/>
+          <w:szCs w:val="18"/>
+        </w:rPr>
+        <w:t xml:space="preserve"> </w:t>
+      </w:r>
+    </w:p>
+    <w:p>
+      <w:pPr>
+        <w:shd w:fill="F2F2F2" w:color="auto" w:val="clear"/>
+        <w:spacing w:after="0" w:before="0" w:line="240"/>
+        <w:ind w:left="360"/>
+      </w:pPr>
+      <w:r>
+        <w:rPr>
+          <w:rFonts w:ascii="Consolas" w:cs="Consolas" w:eastAsia="Consolas" w:hAnsi="Consolas"/>
+          <w:sz w:val="18"/>
+          <w:szCs w:val="18"/>
+        </w:rPr>
+        <w:t xml:space="preserve">double Producto::getPrecio() const { return precio_; }</w:t>
+      </w:r>
+    </w:p>
+    <w:p>
+      <w:pPr>
+        <w:shd w:fill="F2F2F2" w:color="auto" w:val="clear"/>
+        <w:spacing w:after="0" w:before="0" w:line="240"/>
+        <w:ind w:left="360"/>
+      </w:pPr>
+      <w:r>
+        <w:rPr>
+          <w:rFonts w:ascii="Consolas" w:cs="Consolas" w:eastAsia="Consolas" w:hAnsi="Consolas"/>
+          <w:sz w:val="18"/>
+          <w:szCs w:val="18"/>
+        </w:rPr>
+        <w:t xml:space="preserve"> </w:t>
+      </w:r>
+    </w:p>
+    <w:p>
+      <w:pPr>
+        <w:shd w:fill="F2F2F2" w:color="auto" w:val="clear"/>
+        <w:spacing w:after="0" w:before="0" w:line="240"/>
+        <w:ind w:left="360"/>
+      </w:pPr>
+      <w:r>
+        <w:rPr>
+          <w:rFonts w:ascii="Consolas" w:cs="Consolas" w:eastAsia="Consolas" w:hAnsi="Consolas"/>
+          <w:sz w:val="18"/>
+          <w:szCs w:val="18"/>
+        </w:rPr>
+        <w:t xml:space="preserve">int Producto::getCantidad() const { return cantidad_; }</w:t>
+      </w:r>
+    </w:p>
+    <w:p>
+      <w:pPr>
+        <w:shd w:fill="F2F2F2" w:color="auto" w:val="clear"/>
+        <w:spacing w:after="0" w:before="0" w:line="240"/>
+        <w:ind w:left="360"/>
+      </w:pPr>
+      <w:r>
+        <w:rPr>
+          <w:rFonts w:ascii="Consolas" w:cs="Consolas" w:eastAsia="Consolas" w:hAnsi="Consolas"/>
+          <w:sz w:val="18"/>
+          <w:szCs w:val="18"/>
+        </w:rPr>
+        <w:t xml:space="preserve"> </w:t>
+      </w:r>
+    </w:p>
+    <w:p>
+      <w:pPr>
+        <w:shd w:fill="F2F2F2" w:color="auto" w:val="clear"/>
+        <w:spacing w:after="0" w:before="0" w:line="240"/>
+        <w:ind w:left="360"/>
+      </w:pPr>
+      <w:r>
+        <w:rPr>
+          <w:rFonts w:ascii="Consolas" w:cs="Consolas" w:eastAsia="Consolas" w:hAnsi="Consolas"/>
+          <w:sz w:val="18"/>
+          <w:szCs w:val="18"/>
+        </w:rPr>
+        <w:t xml:space="preserve">void Producto::mostrarDatos() const {</w:t>
+      </w:r>
+    </w:p>
+    <w:p>
+      <w:pPr>
+        <w:shd w:fill="F2F2F2" w:color="auto" w:val="clear"/>
+        <w:spacing w:after="0" w:before="0" w:line="240"/>
+        <w:ind w:left="360"/>
+      </w:pPr>
+      <w:r>
+        <w:rPr>
+          <w:rFonts w:ascii="Consolas" w:cs="Consolas" w:eastAsia="Consolas" w:hAnsi="Consolas"/>
+          <w:sz w:val="18"/>
+          <w:szCs w:val="18"/>
+        </w:rPr>
+        <w:t xml:space="preserve">    std::cout &lt;&lt; "Código: " &lt;&lt; codigo_ &lt;&lt; '\n'</w:t>
+      </w:r>
+    </w:p>
+    <w:p>
+      <w:pPr>
+        <w:shd w:fill="F2F2F2" w:color="auto" w:val="clear"/>
+        <w:spacing w:after="0" w:before="0" w:line="240"/>
+        <w:ind w:left="360"/>
+      </w:pPr>
+      <w:r>
+        <w:rPr>
+          <w:rFonts w:ascii="Consolas" w:cs="Consolas" w:eastAsia="Consolas" w:hAnsi="Consolas"/>
+          <w:sz w:val="18"/>
+          <w:szCs w:val="18"/>
+        </w:rPr>
+        <w:t xml:space="preserve">              &lt;&lt; "Nombre: " &lt;&lt; nombre_ &lt;&lt; '\n'</w:t>
+      </w:r>
+    </w:p>
+    <w:p>
+      <w:pPr>
+        <w:shd w:fill="F2F2F2" w:color="auto" w:val="clear"/>
+        <w:spacing w:after="0" w:before="0" w:line="240"/>
+        <w:ind w:left="360"/>
+      </w:pPr>
+      <w:r>
+        <w:rPr>
+          <w:rFonts w:ascii="Consolas" w:cs="Consolas" w:eastAsia="Consolas" w:hAnsi="Consolas"/>
+          <w:sz w:val="18"/>
+          <w:szCs w:val="18"/>
+        </w:rPr>
+        <w:t xml:space="preserve">              &lt;&lt; "Precio: S/ " &lt;&lt; std::fixed &lt;&lt; std::setprecision(2) &lt;&lt; precio_ &lt;&lt; '\n'</w:t>
+      </w:r>
+    </w:p>
+    <w:p>
+      <w:pPr>
+        <w:shd w:fill="F2F2F2" w:color="auto" w:val="clear"/>
+        <w:spacing w:after="0" w:before="0" w:line="240"/>
+        <w:ind w:left="360"/>
+      </w:pPr>
+      <w:r>
+        <w:rPr>
+          <w:rFonts w:ascii="Consolas" w:cs="Consolas" w:eastAsia="Consolas" w:hAnsi="Consolas"/>
+          <w:sz w:val="18"/>
+          <w:szCs w:val="18"/>
+        </w:rPr>
+        <w:t xml:space="preserve">              &lt;&lt; "Stock:  " &lt;&lt; cantidad_ &lt;&lt; '\n';</w:t>
+      </w:r>
+    </w:p>
+    <w:p>
+      <w:pPr>
+        <w:shd w:fill="F2F2F2" w:color="auto" w:val="clear"/>
+        <w:spacing w:after="0" w:before="0" w:line="240"/>
+        <w:ind w:left="360"/>
+      </w:pPr>
+      <w:r>
+        <w:rPr>
+          <w:rFonts w:ascii="Consolas" w:cs="Consolas" w:eastAsia="Consolas" w:hAnsi="Consolas"/>
+          <w:sz w:val="18"/>
+          <w:szCs w:val="18"/>
+        </w:rPr>
+        <w:t xml:space="preserve">}</w:t>
+      </w:r>
+    </w:p>
+    <w:p>
+      <w:pPr>
+        <w:shd w:fill="F2F2F2" w:color="auto" w:val="clear"/>
+        <w:spacing w:after="0" w:before="0" w:line="240"/>
+        <w:ind w:left="360"/>
+      </w:pPr>
+      <w:r>
+        <w:rPr>
+          <w:rFonts w:ascii="Consolas" w:cs="Consolas" w:eastAsia="Consolas" w:hAnsi="Consolas"/>
+          <w:sz w:val="18"/>
+          <w:szCs w:val="18"/>
+        </w:rPr>
+        <w:t xml:space="preserve"> </w:t>
+      </w:r>
+    </w:p>
+    <w:p>
+      <w:pPr>
+        <w:shd w:fill="F2F2F2" w:color="auto" w:val="clear"/>
+        <w:spacing w:after="0" w:before="0" w:line="240"/>
+        <w:ind w:left="360"/>
+      </w:pPr>
+      <w:r>
+        <w:rPr>
+          <w:rFonts w:ascii="Consolas" w:cs="Consolas" w:eastAsia="Consolas" w:hAnsi="Consolas"/>
+          <w:sz w:val="18"/>
+          <w:szCs w:val="18"/>
+        </w:rPr>
+        <w:t xml:space="preserve">bool Producto::setPrecio(double precio) {</w:t>
+      </w:r>
+    </w:p>
+    <w:p>
+      <w:pPr>
+        <w:shd w:fill="F2F2F2" w:color="auto" w:val="clear"/>
+        <w:spacing w:after="0" w:before="0" w:line="240"/>
+        <w:ind w:left="360"/>
+      </w:pPr>
+      <w:r>
+        <w:rPr>
+          <w:rFonts w:ascii="Consolas" w:cs="Consolas" w:eastAsia="Consolas" w:hAnsi="Consolas"/>
+          <w:sz w:val="18"/>
+          <w:szCs w:val="18"/>
+        </w:rPr>
+        <w:t xml:space="preserve">    if (precio &lt; 0) {</w:t>
+      </w:r>
+    </w:p>
+    <w:p>
+      <w:pPr>
+        <w:shd w:fill="F2F2F2" w:color="auto" w:val="clear"/>
+        <w:spacing w:after="0" w:before="0" w:line="240"/>
+        <w:ind w:left="360"/>
+      </w:pPr>
+      <w:r>
+        <w:rPr>
+          <w:rFonts w:ascii="Consolas" w:cs="Consolas" w:eastAsia="Consolas" w:hAnsi="Consolas"/>
+          <w:sz w:val="18"/>
+          <w:szCs w:val="18"/>
+        </w:rPr>
+        <w:t xml:space="preserve">        return false;</w:t>
+      </w:r>
+    </w:p>
+    <w:p>
+      <w:pPr>
+        <w:shd w:fill="F2F2F2" w:color="auto" w:val="clear"/>
+        <w:spacing w:after="0" w:before="0" w:line="240"/>
+        <w:ind w:left="360"/>
+      </w:pPr>
+      <w:r>
+        <w:rPr>
+          <w:rFonts w:ascii="Consolas" w:cs="Consolas" w:eastAsia="Consolas" w:hAnsi="Consolas"/>
+          <w:sz w:val="18"/>
+          <w:szCs w:val="18"/>
+        </w:rPr>
+        <w:t xml:space="preserve">    }</w:t>
+      </w:r>
+    </w:p>
+    <w:p>
+      <w:pPr>
+        <w:shd w:fill="F2F2F2" w:color="auto" w:val="clear"/>
+        <w:spacing w:after="0" w:before="0" w:line="240"/>
+        <w:ind w:left="360"/>
+      </w:pPr>
+      <w:r>
+        <w:rPr>
+          <w:rFonts w:ascii="Consolas" w:cs="Consolas" w:eastAsia="Consolas" w:hAnsi="Consolas"/>
+          <w:sz w:val="18"/>
+          <w:szCs w:val="18"/>
+        </w:rPr>
+        <w:t xml:space="preserve">    precio_ = precio;</w:t>
+      </w:r>
+    </w:p>
+    <w:p>
+      <w:pPr>
+        <w:shd w:fill="F2F2F2" w:color="auto" w:val="clear"/>
+        <w:spacing w:after="0" w:before="0" w:line="240"/>
+        <w:ind w:left="360"/>
+      </w:pPr>
+      <w:r>
+        <w:rPr>
+          <w:rFonts w:ascii="Consolas" w:cs="Consolas" w:eastAsia="Consolas" w:hAnsi="Consolas"/>
+          <w:sz w:val="18"/>
+          <w:szCs w:val="18"/>
+        </w:rPr>
+        <w:t xml:space="preserve">    return true;</w:t>
+      </w:r>
+    </w:p>
+    <w:p>
+      <w:pPr>
+        <w:shd w:fill="F2F2F2" w:color="auto" w:val="clear"/>
+        <w:spacing w:after="0" w:before="0" w:line="240"/>
+        <w:ind w:left="360"/>
+      </w:pPr>
+      <w:r>
+        <w:rPr>
+          <w:rFonts w:ascii="Consolas" w:cs="Consolas" w:eastAsia="Consolas" w:hAnsi="Consolas"/>
+          <w:sz w:val="18"/>
+          <w:szCs w:val="18"/>
+        </w:rPr>
+        <w:t xml:space="preserve">}</w:t>
+      </w:r>
+    </w:p>
+    <w:p>
+      <w:pPr>
+        <w:shd w:fill="F2F2F2" w:color="auto" w:val="clear"/>
+        <w:spacing w:after="0" w:before="0" w:line="240"/>
+        <w:ind w:left="360"/>
+      </w:pPr>
+      <w:r>
+        <w:rPr>
+          <w:rFonts w:ascii="Consolas" w:cs="Consolas" w:eastAsia="Consolas" w:hAnsi="Consolas"/>
+          <w:sz w:val="18"/>
+          <w:szCs w:val="18"/>
+        </w:rPr>
+        <w:t xml:space="preserve"> </w:t>
+      </w:r>
+    </w:p>
+    <w:p>
+      <w:pPr>
+        <w:shd w:fill="F2F2F2" w:color="auto" w:val="clear"/>
+        <w:spacing w:after="0" w:before="0" w:line="240"/>
+        <w:ind w:left="360"/>
+      </w:pPr>
+      <w:r>
+        <w:rPr>
+          <w:rFonts w:ascii="Consolas" w:cs="Consolas" w:eastAsia="Consolas" w:hAnsi="Consolas"/>
+          <w:sz w:val="18"/>
+          <w:szCs w:val="18"/>
+        </w:rPr>
+        <w:t xml:space="preserve">int compararPrecios(const Producto&amp; a, const Producto&amp; b) {</w:t>
+      </w:r>
+    </w:p>
+    <w:p>
+      <w:pPr>
+        <w:shd w:fill="F2F2F2" w:color="auto" w:val="clear"/>
+        <w:spacing w:after="0" w:before="0" w:line="240"/>
+        <w:ind w:left="360"/>
+      </w:pPr>
+      <w:r>
+        <w:rPr>
+          <w:rFonts w:ascii="Consolas" w:cs="Consolas" w:eastAsia="Consolas" w:hAnsi="Consolas"/>
+          <w:sz w:val="18"/>
+          <w:szCs w:val="18"/>
+        </w:rPr>
+        <w:t xml:space="preserve">    if (a.precio_ &gt; b.precio_) {</w:t>
+      </w:r>
+    </w:p>
+    <w:p>
+      <w:pPr>
+        <w:shd w:fill="F2F2F2" w:color="auto" w:val="clear"/>
+        <w:spacing w:after="0" w:before="0" w:line="240"/>
+        <w:ind w:left="360"/>
+      </w:pPr>
+      <w:r>
+        <w:rPr>
+          <w:rFonts w:ascii="Consolas" w:cs="Consolas" w:eastAsia="Consolas" w:hAnsi="Consolas"/>
+          <w:sz w:val="18"/>
+          <w:szCs w:val="18"/>
+        </w:rPr>
+        <w:t xml:space="preserve">        return 1;</w:t>
+      </w:r>
+    </w:p>
+    <w:p>
+      <w:pPr>
+        <w:shd w:fill="F2F2F2" w:color="auto" w:val="clear"/>
+        <w:spacing w:after="0" w:before="0" w:line="240"/>
+        <w:ind w:left="360"/>
+      </w:pPr>
+      <w:r>
+        <w:rPr>
+          <w:rFonts w:ascii="Consolas" w:cs="Consolas" w:eastAsia="Consolas" w:hAnsi="Consolas"/>
+          <w:sz w:val="18"/>
+          <w:szCs w:val="18"/>
+        </w:rPr>
+        <w:t xml:space="preserve">    }</w:t>
+      </w:r>
+    </w:p>
+    <w:p>
+      <w:pPr>
+        <w:shd w:fill="F2F2F2" w:color="auto" w:val="clear"/>
+        <w:spacing w:after="0" w:before="0" w:line="240"/>
+        <w:ind w:left="360"/>
+      </w:pPr>
+      <w:r>
+        <w:rPr>
+          <w:rFonts w:ascii="Consolas" w:cs="Consolas" w:eastAsia="Consolas" w:hAnsi="Consolas"/>
+          <w:sz w:val="18"/>
+          <w:szCs w:val="18"/>
+        </w:rPr>
+        <w:t xml:space="preserve">    if (a.precio_ &lt; b.precio_) {</w:t>
+      </w:r>
+    </w:p>
+    <w:p>
+      <w:pPr>
+        <w:shd w:fill="F2F2F2" w:color="auto" w:val="clear"/>
+        <w:spacing w:after="0" w:before="0" w:line="240"/>
+        <w:ind w:left="360"/>
+      </w:pPr>
+      <w:r>
+        <w:rPr>
+          <w:rFonts w:ascii="Consolas" w:cs="Consolas" w:eastAsia="Consolas" w:hAnsi="Consolas"/>
+          <w:sz w:val="18"/>
+          <w:szCs w:val="18"/>
+        </w:rPr>
+        <w:t xml:space="preserve">        return -1;</w:t>
+      </w:r>
+    </w:p>
+    <w:p>
+      <w:pPr>
+        <w:shd w:fill="F2F2F2" w:color="auto" w:val="clear"/>
+        <w:spacing w:after="0" w:before="0" w:line="240"/>
+        <w:ind w:left="360"/>
+      </w:pPr>
+      <w:r>
+        <w:rPr>
+          <w:rFonts w:ascii="Consolas" w:cs="Consolas" w:eastAsia="Consolas" w:hAnsi="Consolas"/>
+          <w:sz w:val="18"/>
+          <w:szCs w:val="18"/>
+        </w:rPr>
+        <w:t xml:space="preserve">    }</w:t>
+      </w:r>
+    </w:p>
+    <w:p>
+      <w:pPr>
+        <w:shd w:fill="F2F2F2" w:color="auto" w:val="clear"/>
+        <w:spacing w:after="0" w:before="0" w:line="240"/>
+        <w:ind w:left="360"/>
+      </w:pPr>
+      <w:r>
+        <w:rPr>
+          <w:rFonts w:ascii="Consolas" w:cs="Consolas" w:eastAsia="Consolas" w:hAnsi="Consolas"/>
+          <w:sz w:val="18"/>
+          <w:szCs w:val="18"/>
+        </w:rPr>
+        <w:t xml:space="preserve">    return 0;</w:t>
+      </w:r>
+    </w:p>
+    <w:p>
+      <w:pPr>
+        <w:shd w:fill="F2F2F2" w:color="auto" w:val="clear"/>
+        <w:spacing w:after="240" w:before="0" w:line="240"/>
+        <w:ind w:left="360"/>
+      </w:pPr>
+      <w:r>
+        <w:rPr>
+          <w:rFonts w:ascii="Consolas" w:cs="Consolas" w:eastAsia="Consolas" w:hAnsi="Consolas"/>
+          <w:sz w:val="18"/>
+          <w:szCs w:val="18"/>
+        </w:rPr>
+        <w:t xml:space="preserve">}</w:t>
+      </w:r>
+    </w:p>
+    <w:p>
+      <w:pPr>
+        <w:spacing w:line="480"/>
+        <w:ind w:firstLine="720"/>
+      </w:pPr>
+      <w:r>
+        <w:rPr>
+          <w:rFonts w:ascii="Times New Roman" w:cs="Times New Roman" w:eastAsia="Times New Roman" w:hAnsi="Times New Roman"/>
+        </w:rPr>
+        <w:t xml:space="preserve">El operador + crea un paquete a partir de dos productos y el operador &lt;&lt; escribe el producto en una línea legible. Ambos son friend, ya que necesitan los atributos privados:</w:t>
+      </w:r>
+    </w:p>
+    <w:p>
+      <w:pPr>
+        <w:shd w:fill="F2F2F2" w:color="auto" w:val="clear"/>
+        <w:spacing w:after="0" w:before="120" w:line="240"/>
+        <w:ind w:left="360"/>
+      </w:pPr>
+      <w:r>
+        <w:rPr>
+          <w:rFonts w:ascii="Consolas" w:cs="Consolas" w:eastAsia="Consolas" w:hAnsi="Consolas"/>
+          <w:sz w:val="18"/>
+          <w:szCs w:val="18"/>
+        </w:rPr>
+        <w:t xml:space="preserve">#include "producto.h"</w:t>
+      </w:r>
+    </w:p>
+    <w:p>
+      <w:pPr>
+        <w:shd w:fill="F2F2F2" w:color="auto" w:val="clear"/>
+        <w:spacing w:after="0" w:before="0" w:line="240"/>
+        <w:ind w:left="360"/>
+      </w:pPr>
+      <w:r>
+        <w:rPr>
+          <w:rFonts w:ascii="Consolas" w:cs="Consolas" w:eastAsia="Consolas" w:hAnsi="Consolas"/>
+          <w:sz w:val="18"/>
+          <w:szCs w:val="18"/>
+        </w:rPr>
+        <w:t xml:space="preserve"> </w:t>
+      </w:r>
+    </w:p>
+    <w:p>
+      <w:pPr>
+        <w:shd w:fill="F2F2F2" w:color="auto" w:val="clear"/>
+        <w:spacing w:after="0" w:before="0" w:line="240"/>
+        <w:ind w:left="360"/>
+      </w:pPr>
+      <w:r>
+        <w:rPr>
+          <w:rFonts w:ascii="Consolas" w:cs="Consolas" w:eastAsia="Consolas" w:hAnsi="Consolas"/>
+          <w:sz w:val="18"/>
+          <w:szCs w:val="18"/>
+        </w:rPr>
+        <w:t xml:space="preserve">#include &lt;iomanip&gt;</w:t>
+      </w:r>
+    </w:p>
+    <w:p>
+      <w:pPr>
+        <w:shd w:fill="F2F2F2" w:color="auto" w:val="clear"/>
+        <w:spacing w:after="0" w:before="0" w:line="240"/>
+        <w:ind w:left="360"/>
+      </w:pPr>
+      <w:r>
+        <w:rPr>
+          <w:rFonts w:ascii="Consolas" w:cs="Consolas" w:eastAsia="Consolas" w:hAnsi="Consolas"/>
+          <w:sz w:val="18"/>
+          <w:szCs w:val="18"/>
+        </w:rPr>
+        <w:t xml:space="preserve"> </w:t>
+      </w:r>
+    </w:p>
+    <w:p>
+      <w:pPr>
+        <w:shd w:fill="F2F2F2" w:color="auto" w:val="clear"/>
+        <w:spacing w:after="0" w:before="0" w:line="240"/>
+        <w:ind w:left="360"/>
+      </w:pPr>
+      <w:r>
+        <w:rPr>
+          <w:rFonts w:ascii="Consolas" w:cs="Consolas" w:eastAsia="Consolas" w:hAnsi="Consolas"/>
+          <w:sz w:val="18"/>
+          <w:szCs w:val="18"/>
+        </w:rPr>
+        <w:t xml:space="preserve">Producto operator+(const Producto&amp; a, const Producto&amp; b) {</w:t>
+      </w:r>
+    </w:p>
+    <w:p>
+      <w:pPr>
+        <w:shd w:fill="F2F2F2" w:color="auto" w:val="clear"/>
+        <w:spacing w:after="0" w:before="0" w:line="240"/>
+        <w:ind w:left="360"/>
+      </w:pPr>
+      <w:r>
+        <w:rPr>
+          <w:rFonts w:ascii="Consolas" w:cs="Consolas" w:eastAsia="Consolas" w:hAnsi="Consolas"/>
+          <w:sz w:val="18"/>
+          <w:szCs w:val="18"/>
+        </w:rPr>
+        <w:t xml:space="preserve">    return Producto(a.codigo_ + "+" + b.codigo_, a.nombre_ + " + " + b.nombre_,</w:t>
+      </w:r>
+    </w:p>
+    <w:p>
+      <w:pPr>
+        <w:shd w:fill="F2F2F2" w:color="auto" w:val="clear"/>
+        <w:spacing w:after="0" w:before="0" w:line="240"/>
+        <w:ind w:left="360"/>
+      </w:pPr>
+      <w:r>
+        <w:rPr>
+          <w:rFonts w:ascii="Consolas" w:cs="Consolas" w:eastAsia="Consolas" w:hAnsi="Consolas"/>
+          <w:sz w:val="18"/>
+          <w:szCs w:val="18"/>
+        </w:rPr>
+        <w:t xml:space="preserve">                    a.precio_ + b.precio_, a.cantidad_ + b.cantidad_);</w:t>
+      </w:r>
+    </w:p>
+    <w:p>
+      <w:pPr>
+        <w:shd w:fill="F2F2F2" w:color="auto" w:val="clear"/>
+        <w:spacing w:after="0" w:before="0" w:line="240"/>
+        <w:ind w:left="360"/>
+      </w:pPr>
+      <w:r>
+        <w:rPr>
+          <w:rFonts w:ascii="Consolas" w:cs="Consolas" w:eastAsia="Consolas" w:hAnsi="Consolas"/>
+          <w:sz w:val="18"/>
+          <w:szCs w:val="18"/>
+        </w:rPr>
+        <w:t xml:space="preserve">}</w:t>
+      </w:r>
+    </w:p>
+    <w:p>
+      <w:pPr>
+        <w:shd w:fill="F2F2F2" w:color="auto" w:val="clear"/>
+        <w:spacing w:after="0" w:before="0" w:line="240"/>
+        <w:ind w:left="360"/>
+      </w:pPr>
+      <w:r>
+        <w:rPr>
+          <w:rFonts w:ascii="Consolas" w:cs="Consolas" w:eastAsia="Consolas" w:hAnsi="Consolas"/>
+          <w:sz w:val="18"/>
+          <w:szCs w:val="18"/>
+        </w:rPr>
+        <w:t xml:space="preserve"> </w:t>
+      </w:r>
+    </w:p>
+    <w:p>
+      <w:pPr>
+        <w:shd w:fill="F2F2F2" w:color="auto" w:val="clear"/>
+        <w:spacing w:after="0" w:before="0" w:line="240"/>
+        <w:ind w:left="360"/>
+      </w:pPr>
+      <w:r>
+        <w:rPr>
+          <w:rFonts w:ascii="Consolas" w:cs="Consolas" w:eastAsia="Consolas" w:hAnsi="Consolas"/>
+          <w:sz w:val="18"/>
+          <w:szCs w:val="18"/>
+        </w:rPr>
+        <w:t xml:space="preserve">std::ostream&amp; operator&lt;&lt;(std::ostream&amp; os, const Producto&amp; producto) {</w:t>
+      </w:r>
+    </w:p>
+    <w:p>
+      <w:pPr>
+        <w:shd w:fill="F2F2F2" w:color="auto" w:val="clear"/>
+        <w:spacing w:after="0" w:before="0" w:line="240"/>
+        <w:ind w:left="360"/>
+      </w:pPr>
+      <w:r>
+        <w:rPr>
+          <w:rFonts w:ascii="Consolas" w:cs="Consolas" w:eastAsia="Consolas" w:hAnsi="Consolas"/>
+          <w:sz w:val="18"/>
+          <w:szCs w:val="18"/>
+        </w:rPr>
+        <w:t xml:space="preserve">    return os &lt;&lt; '[' &lt;&lt; producto.codigo_ &lt;&lt; "] " &lt;&lt; producto.nombre_ &lt;&lt; " | S/ " &lt;&lt; std::fixed</w:t>
+      </w:r>
+    </w:p>
+    <w:p>
+      <w:pPr>
+        <w:shd w:fill="F2F2F2" w:color="auto" w:val="clear"/>
+        <w:spacing w:after="0" w:before="0" w:line="240"/>
+        <w:ind w:left="360"/>
+      </w:pPr>
+      <w:r>
+        <w:rPr>
+          <w:rFonts w:ascii="Consolas" w:cs="Consolas" w:eastAsia="Consolas" w:hAnsi="Consolas"/>
+          <w:sz w:val="18"/>
+          <w:szCs w:val="18"/>
+        </w:rPr>
+        <w:t xml:space="preserve">              &lt;&lt; std::setprecision(2) &lt;&lt; producto.precio_ &lt;&lt; " | stock: " &lt;&lt; producto.cantidad_;</w:t>
+      </w:r>
+    </w:p>
+    <w:p>
+      <w:pPr>
+        <w:shd w:fill="F2F2F2" w:color="auto" w:val="clear"/>
+        <w:spacing w:after="240" w:before="0" w:line="240"/>
+        <w:ind w:left="360"/>
+      </w:pPr>
+      <w:r>
+        <w:rPr>
+          <w:rFonts w:ascii="Consolas" w:cs="Consolas" w:eastAsia="Consolas" w:hAnsi="Consolas"/>
+          <w:sz w:val="18"/>
+          <w:szCs w:val="18"/>
+        </w:rPr>
+        <w:t xml:space="preserve">}</w:t>
+      </w:r>
+    </w:p>
+    <w:p>
+      <w:pPr>
+        <w:spacing w:line="480"/>
+        <w:ind w:firstLine="720"/>
+      </w:pPr>
+      <w:r>
+        <w:rPr>
+          <w:rFonts w:ascii="Times New Roman" w:cs="Times New Roman" w:eastAsia="Times New Roman" w:hAnsi="Times New Roman"/>
+        </w:rPr>
+        <w:t xml:space="preserve">El filtro por precio usa std::copy_if con una lambda que captura por copia los límites min y max; el ordenamiento usa std::sort con una lambda que compara precios:</w:t>
+      </w:r>
+    </w:p>
+    <w:p>
+      <w:pPr>
+        <w:shd w:fill="F2F2F2" w:color="auto" w:val="clear"/>
+        <w:spacing w:after="0" w:before="120" w:line="240"/>
+        <w:ind w:left="360"/>
+      </w:pPr>
+      <w:r>
+        <w:rPr>
+          <w:rFonts w:ascii="Consolas" w:cs="Consolas" w:eastAsia="Consolas" w:hAnsi="Consolas"/>
+          <w:sz w:val="18"/>
+          <w:szCs w:val="18"/>
+        </w:rPr>
+        <w:t xml:space="preserve">#include "filtros.h"</w:t>
+      </w:r>
+    </w:p>
+    <w:p>
+      <w:pPr>
+        <w:shd w:fill="F2F2F2" w:color="auto" w:val="clear"/>
+        <w:spacing w:after="0" w:before="0" w:line="240"/>
+        <w:ind w:left="360"/>
+      </w:pPr>
+      <w:r>
+        <w:rPr>
+          <w:rFonts w:ascii="Consolas" w:cs="Consolas" w:eastAsia="Consolas" w:hAnsi="Consolas"/>
+          <w:sz w:val="18"/>
+          <w:szCs w:val="18"/>
+        </w:rPr>
+        <w:t xml:space="preserve"> </w:t>
+      </w:r>
+    </w:p>
+    <w:p>
+      <w:pPr>
+        <w:shd w:fill="F2F2F2" w:color="auto" w:val="clear"/>
+        <w:spacing w:after="0" w:before="0" w:line="240"/>
+        <w:ind w:left="360"/>
+      </w:pPr>
+      <w:r>
+        <w:rPr>
+          <w:rFonts w:ascii="Consolas" w:cs="Consolas" w:eastAsia="Consolas" w:hAnsi="Consolas"/>
+          <w:sz w:val="18"/>
+          <w:szCs w:val="18"/>
+        </w:rPr>
+        <w:t xml:space="preserve">#include &lt;algorithm&gt;</w:t>
+      </w:r>
+    </w:p>
+    <w:p>
+      <w:pPr>
+        <w:shd w:fill="F2F2F2" w:color="auto" w:val="clear"/>
+        <w:spacing w:after="0" w:before="0" w:line="240"/>
+        <w:ind w:left="360"/>
+      </w:pPr>
+      <w:r>
+        <w:rPr>
+          <w:rFonts w:ascii="Consolas" w:cs="Consolas" w:eastAsia="Consolas" w:hAnsi="Consolas"/>
+          <w:sz w:val="18"/>
+          <w:szCs w:val="18"/>
+        </w:rPr>
+        <w:t xml:space="preserve">#include &lt;iterator&gt;</w:t>
+      </w:r>
+    </w:p>
+    <w:p>
+      <w:pPr>
+        <w:shd w:fill="F2F2F2" w:color="auto" w:val="clear"/>
+        <w:spacing w:after="0" w:before="0" w:line="240"/>
+        <w:ind w:left="360"/>
+      </w:pPr>
+      <w:r>
+        <w:rPr>
+          <w:rFonts w:ascii="Consolas" w:cs="Consolas" w:eastAsia="Consolas" w:hAnsi="Consolas"/>
+          <w:sz w:val="18"/>
+          <w:szCs w:val="18"/>
+        </w:rPr>
+        <w:t xml:space="preserve"> </w:t>
+      </w:r>
+    </w:p>
+    <w:p>
+      <w:pPr>
+        <w:shd w:fill="F2F2F2" w:color="auto" w:val="clear"/>
+        <w:spacing w:after="0" w:before="0" w:line="240"/>
+        <w:ind w:left="360"/>
+      </w:pPr>
+      <w:r>
+        <w:rPr>
+          <w:rFonts w:ascii="Consolas" w:cs="Consolas" w:eastAsia="Consolas" w:hAnsi="Consolas"/>
+          <w:sz w:val="18"/>
+          <w:szCs w:val="18"/>
+        </w:rPr>
+        <w:t xml:space="preserve">std::vector&lt;Producto&gt; filtrarPorPrecio(const std::vector&lt;Producto&gt;&amp; productos, double min, double max) {</w:t>
+      </w:r>
+    </w:p>
+    <w:p>
+      <w:pPr>
+        <w:shd w:fill="F2F2F2" w:color="auto" w:val="clear"/>
+        <w:spacing w:after="0" w:before="0" w:line="240"/>
+        <w:ind w:left="360"/>
+      </w:pPr>
+      <w:r>
+        <w:rPr>
+          <w:rFonts w:ascii="Consolas" w:cs="Consolas" w:eastAsia="Consolas" w:hAnsi="Consolas"/>
+          <w:sz w:val="18"/>
+          <w:szCs w:val="18"/>
+        </w:rPr>
+        <w:t xml:space="preserve">    std::vector&lt;Producto&gt; resultado;</w:t>
+      </w:r>
+    </w:p>
+    <w:p>
+      <w:pPr>
+        <w:shd w:fill="F2F2F2" w:color="auto" w:val="clear"/>
+        <w:spacing w:after="0" w:before="0" w:line="240"/>
+        <w:ind w:left="360"/>
+      </w:pPr>
+      <w:r>
+        <w:rPr>
+          <w:rFonts w:ascii="Consolas" w:cs="Consolas" w:eastAsia="Consolas" w:hAnsi="Consolas"/>
+          <w:sz w:val="18"/>
+          <w:szCs w:val="18"/>
+        </w:rPr>
+        <w:t xml:space="preserve">    std::copy_if(productos.begin(), productos.end(), std::back_inserter(resultado),</w:t>
+      </w:r>
+    </w:p>
+    <w:p>
+      <w:pPr>
+        <w:shd w:fill="F2F2F2" w:color="auto" w:val="clear"/>
+        <w:spacing w:after="0" w:before="0" w:line="240"/>
+        <w:ind w:left="360"/>
+      </w:pPr>
+      <w:r>
+        <w:rPr>
+          <w:rFonts w:ascii="Consolas" w:cs="Consolas" w:eastAsia="Consolas" w:hAnsi="Consolas"/>
+          <w:sz w:val="18"/>
+          <w:szCs w:val="18"/>
+        </w:rPr>
+        <w:t xml:space="preserve">                 [min, max](const Producto&amp; p) { return p.getPrecio() &gt;= min &amp;&amp; p.getPrecio() &lt;= max; });</w:t>
+      </w:r>
+    </w:p>
+    <w:p>
+      <w:pPr>
+        <w:shd w:fill="F2F2F2" w:color="auto" w:val="clear"/>
+        <w:spacing w:after="0" w:before="0" w:line="240"/>
+        <w:ind w:left="360"/>
+      </w:pPr>
+      <w:r>
+        <w:rPr>
+          <w:rFonts w:ascii="Consolas" w:cs="Consolas" w:eastAsia="Consolas" w:hAnsi="Consolas"/>
+          <w:sz w:val="18"/>
+          <w:szCs w:val="18"/>
+        </w:rPr>
+        <w:t xml:space="preserve">    return resultado;</w:t>
+      </w:r>
+    </w:p>
+    <w:p>
+      <w:pPr>
+        <w:shd w:fill="F2F2F2" w:color="auto" w:val="clear"/>
+        <w:spacing w:after="0" w:before="0" w:line="240"/>
+        <w:ind w:left="360"/>
+      </w:pPr>
+      <w:r>
+        <w:rPr>
+          <w:rFonts w:ascii="Consolas" w:cs="Consolas" w:eastAsia="Consolas" w:hAnsi="Consolas"/>
+          <w:sz w:val="18"/>
+          <w:szCs w:val="18"/>
+        </w:rPr>
+        <w:t xml:space="preserve">}</w:t>
+      </w:r>
+    </w:p>
+    <w:p>
+      <w:pPr>
+        <w:shd w:fill="F2F2F2" w:color="auto" w:val="clear"/>
+        <w:spacing w:after="0" w:before="0" w:line="240"/>
+        <w:ind w:left="360"/>
+      </w:pPr>
+      <w:r>
+        <w:rPr>
+          <w:rFonts w:ascii="Consolas" w:cs="Consolas" w:eastAsia="Consolas" w:hAnsi="Consolas"/>
+          <w:sz w:val="18"/>
+          <w:szCs w:val="18"/>
+        </w:rPr>
+        <w:t xml:space="preserve"> </w:t>
+      </w:r>
+    </w:p>
+    <w:p>
+      <w:pPr>
+        <w:shd w:fill="F2F2F2" w:color="auto" w:val="clear"/>
+        <w:spacing w:after="0" w:before="0" w:line="240"/>
+        <w:ind w:left="360"/>
+      </w:pPr>
+      <w:r>
+        <w:rPr>
+          <w:rFonts w:ascii="Consolas" w:cs="Consolas" w:eastAsia="Consolas" w:hAnsi="Consolas"/>
+          <w:sz w:val="18"/>
+          <w:szCs w:val="18"/>
+        </w:rPr>
+        <w:t xml:space="preserve">void ordenarPorPrecio(std::vector&lt;Producto&gt;&amp; productos) {</w:t>
+      </w:r>
+    </w:p>
+    <w:p>
+      <w:pPr>
+        <w:shd w:fill="F2F2F2" w:color="auto" w:val="clear"/>
+        <w:spacing w:after="0" w:before="0" w:line="240"/>
+        <w:ind w:left="360"/>
+      </w:pPr>
+      <w:r>
+        <w:rPr>
+          <w:rFonts w:ascii="Consolas" w:cs="Consolas" w:eastAsia="Consolas" w:hAnsi="Consolas"/>
+          <w:sz w:val="18"/>
+          <w:szCs w:val="18"/>
+        </w:rPr>
+        <w:t xml:space="preserve">    std::sort(productos.begin(), productos.end(),</w:t>
+      </w:r>
+    </w:p>
+    <w:p>
+      <w:pPr>
+        <w:shd w:fill="F2F2F2" w:color="auto" w:val="clear"/>
+        <w:spacing w:after="0" w:before="0" w:line="240"/>
+        <w:ind w:left="360"/>
+      </w:pPr>
+      <w:r>
+        <w:rPr>
+          <w:rFonts w:ascii="Consolas" w:cs="Consolas" w:eastAsia="Consolas" w:hAnsi="Consolas"/>
+          <w:sz w:val="18"/>
+          <w:szCs w:val="18"/>
+        </w:rPr>
+        <w:t xml:space="preserve">              [](const Producto&amp; a, const Producto&amp; b) { return a.getPrecio() &lt; b.getPrecio(); });</w:t>
+      </w:r>
+    </w:p>
+    <w:p>
+      <w:pPr>
+        <w:shd w:fill="F2F2F2" w:color="auto" w:val="clear"/>
+        <w:spacing w:after="240" w:before="0" w:line="240"/>
+        <w:ind w:left="360"/>
+      </w:pPr>
+      <w:r>
+        <w:rPr>
+          <w:rFonts w:ascii="Consolas" w:cs="Consolas" w:eastAsia="Consolas" w:hAnsi="Consolas"/>
+          <w:sz w:val="18"/>
+          <w:szCs w:val="18"/>
+        </w:rPr>
+        <w:t xml:space="preserve">}</w:t>
+      </w:r>
+    </w:p>
+    <w:p>
+      <w:pPr>
+        <w:pStyle w:val="Heading2"/>
+      </w:pPr>
+      <w:bookmarkStart w:name="_Toc15" w:id="15"/>
+      <w:r>
+        <w:rPr>
+          <w:rFonts w:ascii="Times New Roman" w:cs="Times New Roman" w:eastAsia="Times New Roman" w:hAnsi="Times New Roman"/>
+        </w:rPr>
+        <w:t xml:space="preserve">Pruebas</w:t>
+      </w:r>
+      <w:bookmarkEnd w:id="15"/>
+    </w:p>
+    <w:p>
+      <w:pPr>
+        <w:spacing w:line="480"/>
+        <w:ind w:firstLine="720"/>
+      </w:pPr>
+      <w:r>
+        <w:rPr>
+          <w:rFonts w:ascii="Times New Roman" w:cs="Times New Roman" w:eastAsia="Times New Roman" w:hAnsi="Times New Roman"/>
+        </w:rPr>
+        <w:t xml:space="preserve">Se ejecutó cada opción del menú con los datos del catálogo inicial. La Figura 5 muestra, además, el reto de la práctica de funciones constantes: al intentar modificar precio_ dentro de mostrarDatos() const, el compilador rechaza el programa.</w:t>
       </w:r>
     </w:p>
     <w:p>
@@ -3963,21 +6425,48 @@
     </w:p>
     <w:p>
       <w:pPr>
-        <w:pBdr>
-          <w:top w:val="dashed" w:color="999999" w:sz="6" w:space="8"/>
-          <w:left w:val="dashed" w:color="999999" w:sz="6" w:space="8"/>
-          <w:bottom w:val="dashed" w:color="999999" w:sz="6" w:space="8"/>
-          <w:right w:val="dashed" w:color="999999" w:sz="6" w:space="8"/>
-        </w:pBdr>
         <w:spacing w:after="120" w:before="120"/>
         <w:jc w:val="center"/>
       </w:pPr>
       <w:r>
-        <w:rPr>
-          <w:rFonts w:ascii="Times New Roman" w:cs="Times New Roman" w:eastAsia="Times New Roman" w:hAnsi="Times New Roman"/>
-          <w:highlight w:val="yellow"/>
-        </w:rPr>
-        <w:t xml:space="preserve">[Insertar captura: opción 1]</w:t>
+        <w:drawing>
+          <wp:inline distT="0" distB="0" distL="0" distR="0">
+            <wp:extent cx="5486400" cy="4314825"/>
+            <wp:effectExtent t="0" r="0" b="0" l="0"/>
+            <wp:docPr id="4" name=""/>
+            <wp:cNvGraphicFramePr>
+              <a:graphicFrameLocks xmlns:a="http://schemas.openxmlformats.org/drawingml/2006/main" noChangeAspect="1"/>
+            </wp:cNvGraphicFramePr>
+            <a:graphic xmlns:a="http://schemas.openxmlformats.org/drawingml/2006/main">
+              <a:graphicData uri="http://schemas.openxmlformats.org/drawingml/2006/picture">
+                <pic:pic xmlns:pic="http://schemas.openxmlformats.org/drawingml/2006/picture">
+                  <pic:nvPicPr>
+                    <pic:cNvPr id="0" name="" descr=""/>
+                    <pic:cNvPicPr>
+                      <a:picLocks noChangeAspect="1" noChangeArrowheads="1"/>
+                    </pic:cNvPicPr>
+                  </pic:nvPicPr>
+                  <pic:blipFill>
+                    <a:blip r:embed="rId14" cstate="none"/>
+                    <a:srcRect/>
+                    <a:stretch>
+                      <a:fillRect/>
+                    </a:stretch>
+                  </pic:blipFill>
+                  <pic:spPr bwMode="auto">
+                    <a:xfrm>
+                      <a:off x="0" y="0"/>
+                      <a:ext cx="5486400" cy="4314825"/>
+                    </a:xfrm>
+                    <a:prstGeom prst="rect">
+                      <a:avLst/>
+                    </a:prstGeom>
+                  </pic:spPr>
+                </pic:pic>
+              </a:graphicData>
+            </a:graphic>
+          </wp:inline>
+        </w:drawing>
       </w:r>
     </w:p>
     <w:p>
@@ -4027,21 +6516,48 @@
     </w:p>
     <w:p>
       <w:pPr>
-        <w:pBdr>
-          <w:top w:val="dashed" w:color="999999" w:sz="6" w:space="8"/>
-          <w:left w:val="dashed" w:color="999999" w:sz="6" w:space="8"/>
-          <w:bottom w:val="dashed" w:color="999999" w:sz="6" w:space="8"/>
-          <w:right w:val="dashed" w:color="999999" w:sz="6" w:space="8"/>
-        </w:pBdr>
         <w:spacing w:after="120" w:before="120"/>
         <w:jc w:val="center"/>
       </w:pPr>
       <w:r>
-        <w:rPr>
-          <w:rFonts w:ascii="Times New Roman" w:cs="Times New Roman" w:eastAsia="Times New Roman" w:hAnsi="Times New Roman"/>
-          <w:highlight w:val="yellow"/>
-        </w:rPr>
-        <w:t xml:space="preserve">[Insertar captura: opción 2, producto 3]</w:t>
+        <w:drawing>
+          <wp:inline distT="0" distB="0" distL="0" distR="0">
+            <wp:extent cx="5486400" cy="4200525"/>
+            <wp:effectExtent t="0" r="0" b="0" l="0"/>
+            <wp:docPr id="5" name=""/>
+            <wp:cNvGraphicFramePr>
+              <a:graphicFrameLocks xmlns:a="http://schemas.openxmlformats.org/drawingml/2006/main" noChangeAspect="1"/>
+            </wp:cNvGraphicFramePr>
+            <a:graphic xmlns:a="http://schemas.openxmlformats.org/drawingml/2006/main">
+              <a:graphicData uri="http://schemas.openxmlformats.org/drawingml/2006/picture">
+                <pic:pic xmlns:pic="http://schemas.openxmlformats.org/drawingml/2006/picture">
+                  <pic:nvPicPr>
+                    <pic:cNvPr id="0" name="" descr=""/>
+                    <pic:cNvPicPr>
+                      <a:picLocks noChangeAspect="1" noChangeArrowheads="1"/>
+                    </pic:cNvPicPr>
+                  </pic:nvPicPr>
+                  <pic:blipFill>
+                    <a:blip r:embed="rId15" cstate="none"/>
+                    <a:srcRect/>
+                    <a:stretch>
+                      <a:fillRect/>
+                    </a:stretch>
+                  </pic:blipFill>
+                  <pic:spPr bwMode="auto">
+                    <a:xfrm>
+                      <a:off x="0" y="0"/>
+                      <a:ext cx="5486400" cy="4200525"/>
+                    </a:xfrm>
+                    <a:prstGeom prst="rect">
+                      <a:avLst/>
+                    </a:prstGeom>
+                  </pic:spPr>
+                </pic:pic>
+              </a:graphicData>
+            </a:graphic>
+          </wp:inline>
+        </w:drawing>
       </w:r>
     </w:p>
     <w:p>
@@ -4091,21 +6607,48 @@
     </w:p>
     <w:p>
       <w:pPr>
-        <w:pBdr>
-          <w:top w:val="dashed" w:color="999999" w:sz="6" w:space="8"/>
-          <w:left w:val="dashed" w:color="999999" w:sz="6" w:space="8"/>
-          <w:bottom w:val="dashed" w:color="999999" w:sz="6" w:space="8"/>
-          <w:right w:val="dashed" w:color="999999" w:sz="6" w:space="8"/>
-        </w:pBdr>
         <w:spacing w:after="120" w:before="120"/>
         <w:jc w:val="center"/>
       </w:pPr>
       <w:r>
-        <w:rPr>
-          <w:rFonts w:ascii="Times New Roman" w:cs="Times New Roman" w:eastAsia="Times New Roman" w:hAnsi="Times New Roman"/>
-          <w:highlight w:val="yellow"/>
-        </w:rPr>
-        <w:t xml:space="preserve">[Insertar captura: precio_ = 0; dentro de mostrarDatos() const]</w:t>
+        <w:drawing>
+          <wp:inline distT="0" distB="0" distL="0" distR="0">
+            <wp:extent cx="5486400" cy="876300"/>
+            <wp:effectExtent t="0" r="0" b="0" l="0"/>
+            <wp:docPr id="6" name=""/>
+            <wp:cNvGraphicFramePr>
+              <a:graphicFrameLocks xmlns:a="http://schemas.openxmlformats.org/drawingml/2006/main" noChangeAspect="1"/>
+            </wp:cNvGraphicFramePr>
+            <a:graphic xmlns:a="http://schemas.openxmlformats.org/drawingml/2006/main">
+              <a:graphicData uri="http://schemas.openxmlformats.org/drawingml/2006/picture">
+                <pic:pic xmlns:pic="http://schemas.openxmlformats.org/drawingml/2006/picture">
+                  <pic:nvPicPr>
+                    <pic:cNvPr id="0" name="" descr=""/>
+                    <pic:cNvPicPr>
+                      <a:picLocks noChangeAspect="1" noChangeArrowheads="1"/>
+                    </pic:cNvPicPr>
+                  </pic:nvPicPr>
+                  <pic:blipFill>
+                    <a:blip r:embed="rId16" cstate="none"/>
+                    <a:srcRect/>
+                    <a:stretch>
+                      <a:fillRect/>
+                    </a:stretch>
+                  </pic:blipFill>
+                  <pic:spPr bwMode="auto">
+                    <a:xfrm>
+                      <a:off x="0" y="0"/>
+                      <a:ext cx="5486400" cy="876300"/>
+                    </a:xfrm>
+                    <a:prstGeom prst="rect">
+                      <a:avLst/>
+                    </a:prstGeom>
+                  </pic:spPr>
+                </pic:pic>
+              </a:graphicData>
+            </a:graphic>
+          </wp:inline>
+        </w:drawing>
       </w:r>
     </w:p>
     <w:p>
@@ -4155,21 +6698,48 @@
     </w:p>
     <w:p>
       <w:pPr>
-        <w:pBdr>
-          <w:top w:val="dashed" w:color="999999" w:sz="6" w:space="8"/>
-          <w:left w:val="dashed" w:color="999999" w:sz="6" w:space="8"/>
-          <w:bottom w:val="dashed" w:color="999999" w:sz="6" w:space="8"/>
-          <w:right w:val="dashed" w:color="999999" w:sz="6" w:space="8"/>
-        </w:pBdr>
         <w:spacing w:after="120" w:before="120"/>
         <w:jc w:val="center"/>
       </w:pPr>
       <w:r>
-        <w:rPr>
-          <w:rFonts w:ascii="Times New Roman" w:cs="Times New Roman" w:eastAsia="Times New Roman" w:hAnsi="Times New Roman"/>
-          <w:highlight w:val="yellow"/>
-        </w:rPr>
-        <w:t xml:space="preserve">[Insertar captura: opción 3, productos 6 y 1]</w:t>
+        <w:drawing>
+          <wp:inline distT="0" distB="0" distL="0" distR="0">
+            <wp:extent cx="5486400" cy="3971925"/>
+            <wp:effectExtent t="0" r="0" b="0" l="0"/>
+            <wp:docPr id="7" name=""/>
+            <wp:cNvGraphicFramePr>
+              <a:graphicFrameLocks xmlns:a="http://schemas.openxmlformats.org/drawingml/2006/main" noChangeAspect="1"/>
+            </wp:cNvGraphicFramePr>
+            <a:graphic xmlns:a="http://schemas.openxmlformats.org/drawingml/2006/main">
+              <a:graphicData uri="http://schemas.openxmlformats.org/drawingml/2006/picture">
+                <pic:pic xmlns:pic="http://schemas.openxmlformats.org/drawingml/2006/picture">
+                  <pic:nvPicPr>
+                    <pic:cNvPr id="0" name="" descr=""/>
+                    <pic:cNvPicPr>
+                      <a:picLocks noChangeAspect="1" noChangeArrowheads="1"/>
+                    </pic:cNvPicPr>
+                  </pic:nvPicPr>
+                  <pic:blipFill>
+                    <a:blip r:embed="rId17" cstate="none"/>
+                    <a:srcRect/>
+                    <a:stretch>
+                      <a:fillRect/>
+                    </a:stretch>
+                  </pic:blipFill>
+                  <pic:spPr bwMode="auto">
+                    <a:xfrm>
+                      <a:off x="0" y="0"/>
+                      <a:ext cx="5486400" cy="3971925"/>
+                    </a:xfrm>
+                    <a:prstGeom prst="rect">
+                      <a:avLst/>
+                    </a:prstGeom>
+                  </pic:spPr>
+                </pic:pic>
+              </a:graphicData>
+            </a:graphic>
+          </wp:inline>
+        </w:drawing>
       </w:r>
     </w:p>
     <w:p>
@@ -4219,21 +6789,48 @@
     </w:p>
     <w:p>
       <w:pPr>
-        <w:pBdr>
-          <w:top w:val="dashed" w:color="999999" w:sz="6" w:space="8"/>
-          <w:left w:val="dashed" w:color="999999" w:sz="6" w:space="8"/>
-          <w:bottom w:val="dashed" w:color="999999" w:sz="6" w:space="8"/>
-          <w:right w:val="dashed" w:color="999999" w:sz="6" w:space="8"/>
-        </w:pBdr>
         <w:spacing w:after="120" w:before="120"/>
         <w:jc w:val="center"/>
       </w:pPr>
       <w:r>
-        <w:rPr>
-          <w:rFonts w:ascii="Times New Roman" w:cs="Times New Roman" w:eastAsia="Times New Roman" w:hAnsi="Times New Roman"/>
-          <w:highlight w:val="yellow"/>
-        </w:rPr>
-        <w:t xml:space="preserve">[Insertar captura: opción 4, Laptop con 20 %: descuento S/ 579.80, final S/ 2319.20]</w:t>
+        <w:drawing>
+          <wp:inline distT="0" distB="0" distL="0" distR="0">
+            <wp:extent cx="5486400" cy="4200525"/>
+            <wp:effectExtent t="0" r="0" b="0" l="0"/>
+            <wp:docPr id="8" name=""/>
+            <wp:cNvGraphicFramePr>
+              <a:graphicFrameLocks xmlns:a="http://schemas.openxmlformats.org/drawingml/2006/main" noChangeAspect="1"/>
+            </wp:cNvGraphicFramePr>
+            <a:graphic xmlns:a="http://schemas.openxmlformats.org/drawingml/2006/main">
+              <a:graphicData uri="http://schemas.openxmlformats.org/drawingml/2006/picture">
+                <pic:pic xmlns:pic="http://schemas.openxmlformats.org/drawingml/2006/picture">
+                  <pic:nvPicPr>
+                    <pic:cNvPr id="0" name="" descr=""/>
+                    <pic:cNvPicPr>
+                      <a:picLocks noChangeAspect="1" noChangeArrowheads="1"/>
+                    </pic:cNvPicPr>
+                  </pic:nvPicPr>
+                  <pic:blipFill>
+                    <a:blip r:embed="rId18" cstate="none"/>
+                    <a:srcRect/>
+                    <a:stretch>
+                      <a:fillRect/>
+                    </a:stretch>
+                  </pic:blipFill>
+                  <pic:spPr bwMode="auto">
+                    <a:xfrm>
+                      <a:off x="0" y="0"/>
+                      <a:ext cx="5486400" cy="4200525"/>
+                    </a:xfrm>
+                    <a:prstGeom prst="rect">
+                      <a:avLst/>
+                    </a:prstGeom>
+                  </pic:spPr>
+                </pic:pic>
+              </a:graphicData>
+            </a:graphic>
+          </wp:inline>
+        </w:drawing>
       </w:r>
     </w:p>
     <w:p>
@@ -4283,21 +6880,48 @@
     </w:p>
     <w:p>
       <w:pPr>
-        <w:pBdr>
-          <w:top w:val="dashed" w:color="999999" w:sz="6" w:space="8"/>
-          <w:left w:val="dashed" w:color="999999" w:sz="6" w:space="8"/>
-          <w:bottom w:val="dashed" w:color="999999" w:sz="6" w:space="8"/>
-          <w:right w:val="dashed" w:color="999999" w:sz="6" w:space="8"/>
-        </w:pBdr>
         <w:spacing w:after="120" w:before="120"/>
         <w:jc w:val="center"/>
       </w:pPr>
       <w:r>
-        <w:rPr>
-          <w:rFonts w:ascii="Times New Roman" w:cs="Times New Roman" w:eastAsia="Times New Roman" w:hAnsi="Times New Roman"/>
-          <w:highlight w:val="yellow"/>
-        </w:rPr>
-        <w:t xml:space="preserve">[Insertar captura: opción 5, rango de S/ 40 a S/ 200]</w:t>
+        <w:drawing>
+          <wp:inline distT="0" distB="0" distL="0" distR="0">
+            <wp:extent cx="5486400" cy="4200525"/>
+            <wp:effectExtent t="0" r="0" b="0" l="0"/>
+            <wp:docPr id="9" name=""/>
+            <wp:cNvGraphicFramePr>
+              <a:graphicFrameLocks xmlns:a="http://schemas.openxmlformats.org/drawingml/2006/main" noChangeAspect="1"/>
+            </wp:cNvGraphicFramePr>
+            <a:graphic xmlns:a="http://schemas.openxmlformats.org/drawingml/2006/main">
+              <a:graphicData uri="http://schemas.openxmlformats.org/drawingml/2006/picture">
+                <pic:pic xmlns:pic="http://schemas.openxmlformats.org/drawingml/2006/picture">
+                  <pic:nvPicPr>
+                    <pic:cNvPr id="0" name="" descr=""/>
+                    <pic:cNvPicPr>
+                      <a:picLocks noChangeAspect="1" noChangeArrowheads="1"/>
+                    </pic:cNvPicPr>
+                  </pic:nvPicPr>
+                  <pic:blipFill>
+                    <a:blip r:embed="rId19" cstate="none"/>
+                    <a:srcRect/>
+                    <a:stretch>
+                      <a:fillRect/>
+                    </a:stretch>
+                  </pic:blipFill>
+                  <pic:spPr bwMode="auto">
+                    <a:xfrm>
+                      <a:off x="0" y="0"/>
+                      <a:ext cx="5486400" cy="4200525"/>
+                    </a:xfrm>
+                    <a:prstGeom prst="rect">
+                      <a:avLst/>
+                    </a:prstGeom>
+                  </pic:spPr>
+                </pic:pic>
+              </a:graphicData>
+            </a:graphic>
+          </wp:inline>
+        </w:drawing>
       </w:r>
     </w:p>
     <w:p>
@@ -4347,21 +6971,48 @@
     </w:p>
     <w:p>
       <w:pPr>
-        <w:pBdr>
-          <w:top w:val="dashed" w:color="999999" w:sz="6" w:space="8"/>
-          <w:left w:val="dashed" w:color="999999" w:sz="6" w:space="8"/>
-          <w:bottom w:val="dashed" w:color="999999" w:sz="6" w:space="8"/>
-          <w:right w:val="dashed" w:color="999999" w:sz="6" w:space="8"/>
-        </w:pBdr>
         <w:spacing w:after="120" w:before="120"/>
         <w:jc w:val="center"/>
       </w:pPr>
       <w:r>
-        <w:rPr>
-          <w:rFonts w:ascii="Times New Roman" w:cs="Times New Roman" w:eastAsia="Times New Roman" w:hAnsi="Times New Roman"/>
-          <w:highlight w:val="yellow"/>
-        </w:rPr>
-        <w:t xml:space="preserve">[Insertar captura: opción 6, productos 1 y 2]</w:t>
+        <w:drawing>
+          <wp:inline distT="0" distB="0" distL="0" distR="0">
+            <wp:extent cx="5486400" cy="3971925"/>
+            <wp:effectExtent t="0" r="0" b="0" l="0"/>
+            <wp:docPr id="10" name=""/>
+            <wp:cNvGraphicFramePr>
+              <a:graphicFrameLocks xmlns:a="http://schemas.openxmlformats.org/drawingml/2006/main" noChangeAspect="1"/>
+            </wp:cNvGraphicFramePr>
+            <a:graphic xmlns:a="http://schemas.openxmlformats.org/drawingml/2006/main">
+              <a:graphicData uri="http://schemas.openxmlformats.org/drawingml/2006/picture">
+                <pic:pic xmlns:pic="http://schemas.openxmlformats.org/drawingml/2006/picture">
+                  <pic:nvPicPr>
+                    <pic:cNvPr id="0" name="" descr=""/>
+                    <pic:cNvPicPr>
+                      <a:picLocks noChangeAspect="1" noChangeArrowheads="1"/>
+                    </pic:cNvPicPr>
+                  </pic:nvPicPr>
+                  <pic:blipFill>
+                    <a:blip r:embed="rId20" cstate="none"/>
+                    <a:srcRect/>
+                    <a:stretch>
+                      <a:fillRect/>
+                    </a:stretch>
+                  </pic:blipFill>
+                  <pic:spPr bwMode="auto">
+                    <a:xfrm>
+                      <a:off x="0" y="0"/>
+                      <a:ext cx="5486400" cy="3971925"/>
+                    </a:xfrm>
+                    <a:prstGeom prst="rect">
+                      <a:avLst/>
+                    </a:prstGeom>
+                  </pic:spPr>
+                </pic:pic>
+              </a:graphicData>
+            </a:graphic>
+          </wp:inline>
+        </w:drawing>
       </w:r>
     </w:p>
     <w:p>
@@ -4411,21 +7062,48 @@
     </w:p>
     <w:p>
       <w:pPr>
-        <w:pBdr>
-          <w:top w:val="dashed" w:color="999999" w:sz="6" w:space="8"/>
-          <w:left w:val="dashed" w:color="999999" w:sz="6" w:space="8"/>
-          <w:bottom w:val="dashed" w:color="999999" w:sz="6" w:space="8"/>
-          <w:right w:val="dashed" w:color="999999" w:sz="6" w:space="8"/>
-        </w:pBdr>
         <w:spacing w:after="120" w:before="120"/>
         <w:jc w:val="center"/>
       </w:pPr>
       <w:r>
-        <w:rPr>
-          <w:rFonts w:ascii="Times New Roman" w:cs="Times New Roman" w:eastAsia="Times New Roman" w:hAnsi="Times New Roman"/>
-          <w:highlight w:val="yellow"/>
-        </w:rPr>
-        <w:t xml:space="preserve">[Insertar captura: opción 7]</w:t>
+        <w:drawing>
+          <wp:inline distT="0" distB="0" distL="0" distR="0">
+            <wp:extent cx="5486400" cy="4314825"/>
+            <wp:effectExtent t="0" r="0" b="0" l="0"/>
+            <wp:docPr id="11" name=""/>
+            <wp:cNvGraphicFramePr>
+              <a:graphicFrameLocks xmlns:a="http://schemas.openxmlformats.org/drawingml/2006/main" noChangeAspect="1"/>
+            </wp:cNvGraphicFramePr>
+            <a:graphic xmlns:a="http://schemas.openxmlformats.org/drawingml/2006/main">
+              <a:graphicData uri="http://schemas.openxmlformats.org/drawingml/2006/picture">
+                <pic:pic xmlns:pic="http://schemas.openxmlformats.org/drawingml/2006/picture">
+                  <pic:nvPicPr>
+                    <pic:cNvPr id="0" name="" descr=""/>
+                    <pic:cNvPicPr>
+                      <a:picLocks noChangeAspect="1" noChangeArrowheads="1"/>
+                    </pic:cNvPicPr>
+                  </pic:nvPicPr>
+                  <pic:blipFill>
+                    <a:blip r:embed="rId21" cstate="none"/>
+                    <a:srcRect/>
+                    <a:stretch>
+                      <a:fillRect/>
+                    </a:stretch>
+                  </pic:blipFill>
+                  <pic:spPr bwMode="auto">
+                    <a:xfrm>
+                      <a:off x="0" y="0"/>
+                      <a:ext cx="5486400" cy="4314825"/>
+                    </a:xfrm>
+                    <a:prstGeom prst="rect">
+                      <a:avLst/>
+                    </a:prstGeom>
+                  </pic:spPr>
+                </pic:pic>
+              </a:graphicData>
+            </a:graphic>
+          </wp:inline>
+        </w:drawing>
       </w:r>
     </w:p>
     <w:p>

--- a/informe/Informe_PRAC03_Funciones_Grupo1.docx
+++ b/informe/Informe_PRAC03_Funciones_Grupo1.docx
@@ -165,7 +165,7 @@
         <w:spacing w:after="300"/>
         <w:jc w:val="center"/>
       </w:pPr>
-      <w:hyperlink w:history="1" r:id="rIdekw8smeqvl7nj_kgecwel">
+      <w:hyperlink w:history="1" r:id="rIdqzjl-dpheylhyfzdrhmcm">
         <w:r>
           <w:rPr>
             <w:rStyle w:val="Hyperlink"/>
@@ -786,7 +786,7 @@
         </w:rPr>
         <w:t xml:space="preserve">El presente informe documenta la Práctica 03 del curso Tecnología de Objetos, desarrollada por el Grupo 1. Comprende la Práctica 1, Función inline: cálculo de áreas, y el Sistema de Productos, común a todos los grupos, que integra funciones inline, friend, const, lambda y la sobrecarga de los operadores + y &lt;&lt;. El código fuente se encuentra en el repositorio del grupo: </w:t>
       </w:r>
-      <w:hyperlink w:history="1" r:id="rIdcp3du6wvqyq-h6wdtssb5">
+      <w:hyperlink w:history="1" r:id="rIdgokvqfbf6ws59xehpci2n">
         <w:r>
           <w:rPr>
             <w:rStyle w:val="Hyperlink"/>
@@ -5133,6 +5133,21 @@
           <w:sz w:val="18"/>
           <w:szCs w:val="18"/>
         </w:rPr>
+        <w:t xml:space="preserve">// Responsable: Fernando</w:t>
+      </w:r>
+    </w:p>
+    <w:p>
+      <w:pPr>
+        <w:shd w:fill="F2F2F2" w:color="auto" w:val="clear"/>
+        <w:spacing w:after="0" w:before="0" w:line="240"/>
+        <w:ind w:left="360"/>
+      </w:pPr>
+      <w:r>
+        <w:rPr>
+          <w:rFonts w:ascii="Consolas" w:cs="Consolas" w:eastAsia="Consolas" w:hAnsi="Consolas"/>
+          <w:sz w:val="18"/>
+          <w:szCs w:val="18"/>
+        </w:rPr>
         <w:t xml:space="preserve">// Funciones inline: van en el .h porque el compilador necesita ver el cuerpo</w:t>
       </w:r>
     </w:p>
@@ -5193,7 +5208,7 @@
           <w:sz w:val="18"/>
           <w:szCs w:val="18"/>
         </w:rPr>
-        <w:t xml:space="preserve">    if (porcentaje &lt; 0 || porcentaje &gt; 100) {</w:t>
+        <w:t xml:space="preserve">    if (porcentaje &lt; 0.0 || porcentaje &gt; 100.0) {</w:t>
       </w:r>
     </w:p>
     <w:p>
@@ -5238,7 +5253,7 @@
           <w:sz w:val="18"/>
           <w:szCs w:val="18"/>
         </w:rPr>
-        <w:t xml:space="preserve">    return precio * porcentaje / 100;</w:t>
+        <w:t xml:space="preserve">    return precio * porcentaje / 100.0;</w:t>
       </w:r>
     </w:p>
     <w:p>
@@ -5445,6 +5460,21 @@
           <w:sz w:val="18"/>
           <w:szCs w:val="18"/>
         </w:rPr>
+        <w:t xml:space="preserve">// Responsable: Gabriel</w:t>
+      </w:r>
+    </w:p>
+    <w:p>
+      <w:pPr>
+        <w:shd w:fill="F2F2F2" w:color="auto" w:val="clear"/>
+        <w:spacing w:after="0" w:before="0" w:line="240"/>
+        <w:ind w:left="360"/>
+      </w:pPr>
+      <w:r>
+        <w:rPr>
+          <w:rFonts w:ascii="Consolas" w:cs="Consolas" w:eastAsia="Consolas" w:hAnsi="Consolas"/>
+          <w:sz w:val="18"/>
+          <w:szCs w:val="18"/>
+        </w:rPr>
         <w:t xml:space="preserve">const std::string&amp; Producto::getCodigo() const { return codigo_; }</w:t>
       </w:r>
     </w:p>
@@ -5580,6 +5610,36 @@
           <w:sz w:val="18"/>
           <w:szCs w:val="18"/>
         </w:rPr>
+        <w:t xml:space="preserve">    const auto formato = std::cout.flags();</w:t>
+      </w:r>
+    </w:p>
+    <w:p>
+      <w:pPr>
+        <w:shd w:fill="F2F2F2" w:color="auto" w:val="clear"/>
+        <w:spacing w:after="0" w:before="0" w:line="240"/>
+        <w:ind w:left="360"/>
+      </w:pPr>
+      <w:r>
+        <w:rPr>
+          <w:rFonts w:ascii="Consolas" w:cs="Consolas" w:eastAsia="Consolas" w:hAnsi="Consolas"/>
+          <w:sz w:val="18"/>
+          <w:szCs w:val="18"/>
+        </w:rPr>
+        <w:t xml:space="preserve">    const auto precision = std::cout.precision();</w:t>
+      </w:r>
+    </w:p>
+    <w:p>
+      <w:pPr>
+        <w:shd w:fill="F2F2F2" w:color="auto" w:val="clear"/>
+        <w:spacing w:after="0" w:before="0" w:line="240"/>
+        <w:ind w:left="360"/>
+      </w:pPr>
+      <w:r>
+        <w:rPr>
+          <w:rFonts w:ascii="Consolas" w:cs="Consolas" w:eastAsia="Consolas" w:hAnsi="Consolas"/>
+          <w:sz w:val="18"/>
+          <w:szCs w:val="18"/>
+        </w:rPr>
         <w:t xml:space="preserve">    std::cout &lt;&lt; "Código: " &lt;&lt; codigo_ &lt;&lt; '\n'</w:t>
       </w:r>
     </w:p>
@@ -5625,7 +5685,37 @@
           <w:sz w:val="18"/>
           <w:szCs w:val="18"/>
         </w:rPr>
-        <w:t xml:space="preserve">              &lt;&lt; "Stock:  " &lt;&lt; cantidad_ &lt;&lt; '\n';</w:t>
+        <w:t xml:space="preserve">              &lt;&lt; "Stock: " &lt;&lt; cantidad_ &lt;&lt; '\n';</w:t>
+      </w:r>
+    </w:p>
+    <w:p>
+      <w:pPr>
+        <w:shd w:fill="F2F2F2" w:color="auto" w:val="clear"/>
+        <w:spacing w:after="0" w:before="0" w:line="240"/>
+        <w:ind w:left="360"/>
+      </w:pPr>
+      <w:r>
+        <w:rPr>
+          <w:rFonts w:ascii="Consolas" w:cs="Consolas" w:eastAsia="Consolas" w:hAnsi="Consolas"/>
+          <w:sz w:val="18"/>
+          <w:szCs w:val="18"/>
+        </w:rPr>
+        <w:t xml:space="preserve">    std::cout.flags(formato);</w:t>
+      </w:r>
+    </w:p>
+    <w:p>
+      <w:pPr>
+        <w:shd w:fill="F2F2F2" w:color="auto" w:val="clear"/>
+        <w:spacing w:after="0" w:before="0" w:line="240"/>
+        <w:ind w:left="360"/>
+      </w:pPr>
+      <w:r>
+        <w:rPr>
+          <w:rFonts w:ascii="Consolas" w:cs="Consolas" w:eastAsia="Consolas" w:hAnsi="Consolas"/>
+          <w:sz w:val="18"/>
+          <w:szCs w:val="18"/>
+        </w:rPr>
+        <w:t xml:space="preserve">    std::cout.precision(precision);</w:t>
       </w:r>
     </w:p>
     <w:p>
@@ -5776,6 +5866,21 @@
           <w:szCs w:val="18"/>
         </w:rPr>
         <w:t xml:space="preserve"> </w:t>
+      </w:r>
+    </w:p>
+    <w:p>
+      <w:pPr>
+        <w:shd w:fill="F2F2F2" w:color="auto" w:val="clear"/>
+        <w:spacing w:after="0" w:before="0" w:line="240"/>
+        <w:ind w:left="360"/>
+      </w:pPr>
+      <w:r>
+        <w:rPr>
+          <w:rFonts w:ascii="Consolas" w:cs="Consolas" w:eastAsia="Consolas" w:hAnsi="Consolas"/>
+          <w:sz w:val="18"/>
+          <w:szCs w:val="18"/>
+        </w:rPr>
+        <w:t xml:space="preserve">// La declaración friend permite consultar los atributos privados directamente.</w:t>
       </w:r>
     </w:p>
     <w:p>
@@ -5952,6 +6057,21 @@
           <w:sz w:val="18"/>
           <w:szCs w:val="18"/>
         </w:rPr>
+        <w:t xml:space="preserve">#include &lt;iomanip&gt;</w:t>
+      </w:r>
+    </w:p>
+    <w:p>
+      <w:pPr>
+        <w:shd w:fill="F2F2F2" w:color="auto" w:val="clear"/>
+        <w:spacing w:after="0" w:before="0" w:line="240"/>
+        <w:ind w:left="360"/>
+      </w:pPr>
+      <w:r>
+        <w:rPr>
+          <w:rFonts w:ascii="Consolas" w:cs="Consolas" w:eastAsia="Consolas" w:hAnsi="Consolas"/>
+          <w:sz w:val="18"/>
+          <w:szCs w:val="18"/>
+        </w:rPr>
         <w:t xml:space="preserve"> </w:t>
       </w:r>
     </w:p>
@@ -5967,7 +6087,7 @@
           <w:sz w:val="18"/>
           <w:szCs w:val="18"/>
         </w:rPr>
-        <w:t xml:space="preserve">#include &lt;iomanip&gt;</w:t>
+        <w:t xml:space="preserve">// Responsable: Diego</w:t>
       </w:r>
     </w:p>
     <w:p>
@@ -6012,22 +6132,82 @@
           <w:sz w:val="18"/>
           <w:szCs w:val="18"/>
         </w:rPr>
-        <w:t xml:space="preserve">    return Producto(a.codigo_ + "+" + b.codigo_, a.nombre_ + " + " + b.nombre_,</w:t>
-      </w:r>
-    </w:p>
-    <w:p>
-      <w:pPr>
-        <w:shd w:fill="F2F2F2" w:color="auto" w:val="clear"/>
-        <w:spacing w:after="0" w:before="0" w:line="240"/>
-        <w:ind w:left="360"/>
-      </w:pPr>
-      <w:r>
-        <w:rPr>
-          <w:rFonts w:ascii="Consolas" w:cs="Consolas" w:eastAsia="Consolas" w:hAnsi="Consolas"/>
-          <w:sz w:val="18"/>
-          <w:szCs w:val="18"/>
-        </w:rPr>
-        <w:t xml:space="preserve">                    a.precio_ + b.precio_, a.cantidad_ + b.cantidad_);</w:t>
+        <w:t xml:space="preserve">    return Producto(</w:t>
+      </w:r>
+    </w:p>
+    <w:p>
+      <w:pPr>
+        <w:shd w:fill="F2F2F2" w:color="auto" w:val="clear"/>
+        <w:spacing w:after="0" w:before="0" w:line="240"/>
+        <w:ind w:left="360"/>
+      </w:pPr>
+      <w:r>
+        <w:rPr>
+          <w:rFonts w:ascii="Consolas" w:cs="Consolas" w:eastAsia="Consolas" w:hAnsi="Consolas"/>
+          <w:sz w:val="18"/>
+          <w:szCs w:val="18"/>
+        </w:rPr>
+        <w:t xml:space="preserve">        a.codigo_ + "+" + b.codigo_,</w:t>
+      </w:r>
+    </w:p>
+    <w:p>
+      <w:pPr>
+        <w:shd w:fill="F2F2F2" w:color="auto" w:val="clear"/>
+        <w:spacing w:after="0" w:before="0" w:line="240"/>
+        <w:ind w:left="360"/>
+      </w:pPr>
+      <w:r>
+        <w:rPr>
+          <w:rFonts w:ascii="Consolas" w:cs="Consolas" w:eastAsia="Consolas" w:hAnsi="Consolas"/>
+          <w:sz w:val="18"/>
+          <w:szCs w:val="18"/>
+        </w:rPr>
+        <w:t xml:space="preserve">        a.nombre_ + " + " + b.nombre_,</w:t>
+      </w:r>
+    </w:p>
+    <w:p>
+      <w:pPr>
+        <w:shd w:fill="F2F2F2" w:color="auto" w:val="clear"/>
+        <w:spacing w:after="0" w:before="0" w:line="240"/>
+        <w:ind w:left="360"/>
+      </w:pPr>
+      <w:r>
+        <w:rPr>
+          <w:rFonts w:ascii="Consolas" w:cs="Consolas" w:eastAsia="Consolas" w:hAnsi="Consolas"/>
+          <w:sz w:val="18"/>
+          <w:szCs w:val="18"/>
+        </w:rPr>
+        <w:t xml:space="preserve">        a.precio_ + b.precio_,</w:t>
+      </w:r>
+    </w:p>
+    <w:p>
+      <w:pPr>
+        <w:shd w:fill="F2F2F2" w:color="auto" w:val="clear"/>
+        <w:spacing w:after="0" w:before="0" w:line="240"/>
+        <w:ind w:left="360"/>
+      </w:pPr>
+      <w:r>
+        <w:rPr>
+          <w:rFonts w:ascii="Consolas" w:cs="Consolas" w:eastAsia="Consolas" w:hAnsi="Consolas"/>
+          <w:sz w:val="18"/>
+          <w:szCs w:val="18"/>
+        </w:rPr>
+        <w:t xml:space="preserve">        a.cantidad_ + b.cantidad_</w:t>
+      </w:r>
+    </w:p>
+    <w:p>
+      <w:pPr>
+        <w:shd w:fill="F2F2F2" w:color="auto" w:val="clear"/>
+        <w:spacing w:after="0" w:before="0" w:line="240"/>
+        <w:ind w:left="360"/>
+      </w:pPr>
+      <w:r>
+        <w:rPr>
+          <w:rFonts w:ascii="Consolas" w:cs="Consolas" w:eastAsia="Consolas" w:hAnsi="Consolas"/>
+          <w:sz w:val="18"/>
+          <w:szCs w:val="18"/>
+        </w:rPr>
+        <w:t xml:space="preserve">    );</w:t>
       </w:r>
     </w:p>
     <w:p>
@@ -6087,22 +6267,187 @@
           <w:sz w:val="18"/>
           <w:szCs w:val="18"/>
         </w:rPr>
-        <w:t xml:space="preserve">    return os &lt;&lt; '[' &lt;&lt; producto.codigo_ &lt;&lt; "] " &lt;&lt; producto.nombre_ &lt;&lt; " | S/ " &lt;&lt; std::fixed</w:t>
-      </w:r>
-    </w:p>
-    <w:p>
-      <w:pPr>
-        <w:shd w:fill="F2F2F2" w:color="auto" w:val="clear"/>
-        <w:spacing w:after="0" w:before="0" w:line="240"/>
-        <w:ind w:left="360"/>
-      </w:pPr>
-      <w:r>
-        <w:rPr>
-          <w:rFonts w:ascii="Consolas" w:cs="Consolas" w:eastAsia="Consolas" w:hAnsi="Consolas"/>
-          <w:sz w:val="18"/>
-          <w:szCs w:val="18"/>
-        </w:rPr>
-        <w:t xml:space="preserve">              &lt;&lt; std::setprecision(2) &lt;&lt; producto.precio_ &lt;&lt; " | stock: " &lt;&lt; producto.cantidad_;</w:t>
+        <w:t xml:space="preserve">    // Guardar el estado actual de los flags de formato de os</w:t>
+      </w:r>
+    </w:p>
+    <w:p>
+      <w:pPr>
+        <w:shd w:fill="F2F2F2" w:color="auto" w:val="clear"/>
+        <w:spacing w:after="0" w:before="0" w:line="240"/>
+        <w:ind w:left="360"/>
+      </w:pPr>
+      <w:r>
+        <w:rPr>
+          <w:rFonts w:ascii="Consolas" w:cs="Consolas" w:eastAsia="Consolas" w:hAnsi="Consolas"/>
+          <w:sz w:val="18"/>
+          <w:szCs w:val="18"/>
+        </w:rPr>
+        <w:t xml:space="preserve">    std::ios state(nullptr);</w:t>
+      </w:r>
+    </w:p>
+    <w:p>
+      <w:pPr>
+        <w:shd w:fill="F2F2F2" w:color="auto" w:val="clear"/>
+        <w:spacing w:after="0" w:before="0" w:line="240"/>
+        <w:ind w:left="360"/>
+      </w:pPr>
+      <w:r>
+        <w:rPr>
+          <w:rFonts w:ascii="Consolas" w:cs="Consolas" w:eastAsia="Consolas" w:hAnsi="Consolas"/>
+          <w:sz w:val="18"/>
+          <w:szCs w:val="18"/>
+        </w:rPr>
+        <w:t xml:space="preserve">    state.copyfmt(os);</w:t>
+      </w:r>
+    </w:p>
+    <w:p>
+      <w:pPr>
+        <w:shd w:fill="F2F2F2" w:color="auto" w:val="clear"/>
+        <w:spacing w:after="0" w:before="0" w:line="240"/>
+        <w:ind w:left="360"/>
+      </w:pPr>
+      <w:r>
+        <w:rPr>
+          <w:rFonts w:ascii="Consolas" w:cs="Consolas" w:eastAsia="Consolas" w:hAnsi="Consolas"/>
+          <w:sz w:val="18"/>
+          <w:szCs w:val="18"/>
+        </w:rPr>
+        <w:t xml:space="preserve"> </w:t>
+      </w:r>
+    </w:p>
+    <w:p>
+      <w:pPr>
+        <w:shd w:fill="F2F2F2" w:color="auto" w:val="clear"/>
+        <w:spacing w:after="0" w:before="0" w:line="240"/>
+        <w:ind w:left="360"/>
+      </w:pPr>
+      <w:r>
+        <w:rPr>
+          <w:rFonts w:ascii="Consolas" w:cs="Consolas" w:eastAsia="Consolas" w:hAnsi="Consolas"/>
+          <w:sz w:val="18"/>
+          <w:szCs w:val="18"/>
+        </w:rPr>
+        <w:t xml:space="preserve">    os &lt;&lt; "[" &lt;&lt; producto.codigo_ &lt;&lt; "] "</w:t>
+      </w:r>
+    </w:p>
+    <w:p>
+      <w:pPr>
+        <w:shd w:fill="F2F2F2" w:color="auto" w:val="clear"/>
+        <w:spacing w:after="0" w:before="0" w:line="240"/>
+        <w:ind w:left="360"/>
+      </w:pPr>
+      <w:r>
+        <w:rPr>
+          <w:rFonts w:ascii="Consolas" w:cs="Consolas" w:eastAsia="Consolas" w:hAnsi="Consolas"/>
+          <w:sz w:val="18"/>
+          <w:szCs w:val="18"/>
+        </w:rPr>
+        <w:t xml:space="preserve">       &lt;&lt; producto.nombre_ &lt;&lt; " | S/ "</w:t>
+      </w:r>
+    </w:p>
+    <w:p>
+      <w:pPr>
+        <w:shd w:fill="F2F2F2" w:color="auto" w:val="clear"/>
+        <w:spacing w:after="0" w:before="0" w:line="240"/>
+        <w:ind w:left="360"/>
+      </w:pPr>
+      <w:r>
+        <w:rPr>
+          <w:rFonts w:ascii="Consolas" w:cs="Consolas" w:eastAsia="Consolas" w:hAnsi="Consolas"/>
+          <w:sz w:val="18"/>
+          <w:szCs w:val="18"/>
+        </w:rPr>
+        <w:t xml:space="preserve">       &lt;&lt; std::fixed &lt;&lt; std::setprecision(2) &lt;&lt; producto.precio_</w:t>
+      </w:r>
+    </w:p>
+    <w:p>
+      <w:pPr>
+        <w:shd w:fill="F2F2F2" w:color="auto" w:val="clear"/>
+        <w:spacing w:after="0" w:before="0" w:line="240"/>
+        <w:ind w:left="360"/>
+      </w:pPr>
+      <w:r>
+        <w:rPr>
+          <w:rFonts w:ascii="Consolas" w:cs="Consolas" w:eastAsia="Consolas" w:hAnsi="Consolas"/>
+          <w:sz w:val="18"/>
+          <w:szCs w:val="18"/>
+        </w:rPr>
+        <w:t xml:space="preserve">       &lt;&lt; " | stock: " &lt;&lt; producto.cantidad_;</w:t>
+      </w:r>
+    </w:p>
+    <w:p>
+      <w:pPr>
+        <w:shd w:fill="F2F2F2" w:color="auto" w:val="clear"/>
+        <w:spacing w:after="0" w:before="0" w:line="240"/>
+        <w:ind w:left="360"/>
+      </w:pPr>
+      <w:r>
+        <w:rPr>
+          <w:rFonts w:ascii="Consolas" w:cs="Consolas" w:eastAsia="Consolas" w:hAnsi="Consolas"/>
+          <w:sz w:val="18"/>
+          <w:szCs w:val="18"/>
+        </w:rPr>
+        <w:t xml:space="preserve"> </w:t>
+      </w:r>
+    </w:p>
+    <w:p>
+      <w:pPr>
+        <w:shd w:fill="F2F2F2" w:color="auto" w:val="clear"/>
+        <w:spacing w:after="0" w:before="0" w:line="240"/>
+        <w:ind w:left="360"/>
+      </w:pPr>
+      <w:r>
+        <w:rPr>
+          <w:rFonts w:ascii="Consolas" w:cs="Consolas" w:eastAsia="Consolas" w:hAnsi="Consolas"/>
+          <w:sz w:val="18"/>
+          <w:szCs w:val="18"/>
+        </w:rPr>
+        <w:t xml:space="preserve">    // Restaurar el estado anterior de os para no alterar flujos externos</w:t>
+      </w:r>
+    </w:p>
+    <w:p>
+      <w:pPr>
+        <w:shd w:fill="F2F2F2" w:color="auto" w:val="clear"/>
+        <w:spacing w:after="0" w:before="0" w:line="240"/>
+        <w:ind w:left="360"/>
+      </w:pPr>
+      <w:r>
+        <w:rPr>
+          <w:rFonts w:ascii="Consolas" w:cs="Consolas" w:eastAsia="Consolas" w:hAnsi="Consolas"/>
+          <w:sz w:val="18"/>
+          <w:szCs w:val="18"/>
+        </w:rPr>
+        <w:t xml:space="preserve">    os.copyfmt(state);</w:t>
+      </w:r>
+    </w:p>
+    <w:p>
+      <w:pPr>
+        <w:shd w:fill="F2F2F2" w:color="auto" w:val="clear"/>
+        <w:spacing w:after="0" w:before="0" w:line="240"/>
+        <w:ind w:left="360"/>
+      </w:pPr>
+      <w:r>
+        <w:rPr>
+          <w:rFonts w:ascii="Consolas" w:cs="Consolas" w:eastAsia="Consolas" w:hAnsi="Consolas"/>
+          <w:sz w:val="18"/>
+          <w:szCs w:val="18"/>
+        </w:rPr>
+        <w:t xml:space="preserve"> </w:t>
+      </w:r>
+    </w:p>
+    <w:p>
+      <w:pPr>
+        <w:shd w:fill="F2F2F2" w:color="auto" w:val="clear"/>
+        <w:spacing w:after="0" w:before="0" w:line="240"/>
+        <w:ind w:left="360"/>
+      </w:pPr>
+      <w:r>
+        <w:rPr>
+          <w:rFonts w:ascii="Consolas" w:cs="Consolas" w:eastAsia="Consolas" w:hAnsi="Consolas"/>
+          <w:sz w:val="18"/>
+          <w:szCs w:val="18"/>
+        </w:rPr>
+        <w:t xml:space="preserve">    return os;</w:t>
       </w:r>
     </w:p>
     <w:p>
@@ -6219,7 +6564,52 @@
           <w:sz w:val="18"/>
           <w:szCs w:val="18"/>
         </w:rPr>
-        <w:t xml:space="preserve">std::vector&lt;Producto&gt; filtrarPorPrecio(const std::vector&lt;Producto&gt;&amp; productos, double min, double max) {</w:t>
+        <w:t xml:space="preserve">// Responsable: Fernando</w:t>
+      </w:r>
+    </w:p>
+    <w:p>
+      <w:pPr>
+        <w:shd w:fill="F2F2F2" w:color="auto" w:val="clear"/>
+        <w:spacing w:after="0" w:before="0" w:line="240"/>
+        <w:ind w:left="360"/>
+      </w:pPr>
+      <w:r>
+        <w:rPr>
+          <w:rFonts w:ascii="Consolas" w:cs="Consolas" w:eastAsia="Consolas" w:hAnsi="Consolas"/>
+          <w:sz w:val="18"/>
+          <w:szCs w:val="18"/>
+        </w:rPr>
+        <w:t xml:space="preserve"> </w:t>
+      </w:r>
+    </w:p>
+    <w:p>
+      <w:pPr>
+        <w:shd w:fill="F2F2F2" w:color="auto" w:val="clear"/>
+        <w:spacing w:after="0" w:before="0" w:line="240"/>
+        <w:ind w:left="360"/>
+      </w:pPr>
+      <w:r>
+        <w:rPr>
+          <w:rFonts w:ascii="Consolas" w:cs="Consolas" w:eastAsia="Consolas" w:hAnsi="Consolas"/>
+          <w:sz w:val="18"/>
+          <w:szCs w:val="18"/>
+        </w:rPr>
+        <w:t xml:space="preserve">std::vector&lt;Producto&gt; filtrarPorPrecio(const std::vector&lt;Producto&gt;&amp; productos,</w:t>
+      </w:r>
+    </w:p>
+    <w:p>
+      <w:pPr>
+        <w:shd w:fill="F2F2F2" w:color="auto" w:val="clear"/>
+        <w:spacing w:after="0" w:before="0" w:line="240"/>
+        <w:ind w:left="360"/>
+      </w:pPr>
+      <w:r>
+        <w:rPr>
+          <w:rFonts w:ascii="Consolas" w:cs="Consolas" w:eastAsia="Consolas" w:hAnsi="Consolas"/>
+          <w:sz w:val="18"/>
+          <w:szCs w:val="18"/>
+        </w:rPr>
+        <w:t xml:space="preserve">                                       double min, double max) {</w:t>
       </w:r>
     </w:p>
     <w:p>
@@ -6264,7 +6654,37 @@
           <w:sz w:val="18"/>
           <w:szCs w:val="18"/>
         </w:rPr>
-        <w:t xml:space="preserve">                 [min, max](const Producto&amp; p) { return p.getPrecio() &gt;= min &amp;&amp; p.getPrecio() &lt;= max; });</w:t>
+        <w:t xml:space="preserve">                 [min, max](const Producto&amp; p) {</w:t>
+      </w:r>
+    </w:p>
+    <w:p>
+      <w:pPr>
+        <w:shd w:fill="F2F2F2" w:color="auto" w:val="clear"/>
+        <w:spacing w:after="0" w:before="0" w:line="240"/>
+        <w:ind w:left="360"/>
+      </w:pPr>
+      <w:r>
+        <w:rPr>
+          <w:rFonts w:ascii="Consolas" w:cs="Consolas" w:eastAsia="Consolas" w:hAnsi="Consolas"/>
+          <w:sz w:val="18"/>
+          <w:szCs w:val="18"/>
+        </w:rPr>
+        <w:t xml:space="preserve">                     return p.getPrecio() &gt;= min &amp;&amp; p.getPrecio() &lt;= max;</w:t>
+      </w:r>
+    </w:p>
+    <w:p>
+      <w:pPr>
+        <w:shd w:fill="F2F2F2" w:color="auto" w:val="clear"/>
+        <w:spacing w:after="0" w:before="0" w:line="240"/>
+        <w:ind w:left="360"/>
+      </w:pPr>
+      <w:r>
+        <w:rPr>
+          <w:rFonts w:ascii="Consolas" w:cs="Consolas" w:eastAsia="Consolas" w:hAnsi="Consolas"/>
+          <w:sz w:val="18"/>
+          <w:szCs w:val="18"/>
+        </w:rPr>
+        <w:t xml:space="preserve">                 });</w:t>
       </w:r>
     </w:p>
     <w:p>
@@ -6354,7 +6774,37 @@
           <w:sz w:val="18"/>
           <w:szCs w:val="18"/>
         </w:rPr>
-        <w:t xml:space="preserve">              [](const Producto&amp; a, const Producto&amp; b) { return a.getPrecio() &lt; b.getPrecio(); });</w:t>
+        <w:t xml:space="preserve">              [](const Producto&amp; a, const Producto&amp; b) {</w:t>
+      </w:r>
+    </w:p>
+    <w:p>
+      <w:pPr>
+        <w:shd w:fill="F2F2F2" w:color="auto" w:val="clear"/>
+        <w:spacing w:after="0" w:before="0" w:line="240"/>
+        <w:ind w:left="360"/>
+      </w:pPr>
+      <w:r>
+        <w:rPr>
+          <w:rFonts w:ascii="Consolas" w:cs="Consolas" w:eastAsia="Consolas" w:hAnsi="Consolas"/>
+          <w:sz w:val="18"/>
+          <w:szCs w:val="18"/>
+        </w:rPr>
+        <w:t xml:space="preserve">                  return a.getPrecio() &lt; b.getPrecio();</w:t>
+      </w:r>
+    </w:p>
+    <w:p>
+      <w:pPr>
+        <w:shd w:fill="F2F2F2" w:color="auto" w:val="clear"/>
+        <w:spacing w:after="0" w:before="0" w:line="240"/>
+        <w:ind w:left="360"/>
+      </w:pPr>
+      <w:r>
+        <w:rPr>
+          <w:rFonts w:ascii="Consolas" w:cs="Consolas" w:eastAsia="Consolas" w:hAnsi="Consolas"/>
+          <w:sz w:val="18"/>
+          <w:szCs w:val="18"/>
+        </w:rPr>
+        <w:t xml:space="preserve">              });</w:t>
       </w:r>
     </w:p>
     <w:p>
@@ -6613,7 +7063,7 @@
       <w:r>
         <w:drawing>
           <wp:inline distT="0" distB="0" distL="0" distR="0">
-            <wp:extent cx="5486400" cy="876300"/>
+            <wp:extent cx="5486400" cy="1285875"/>
             <wp:effectExtent t="0" r="0" b="0" l="0"/>
             <wp:docPr id="6" name=""/>
             <wp:cNvGraphicFramePr>
@@ -6638,7 +7088,7 @@
                   <pic:spPr bwMode="auto">
                     <a:xfrm>
                       <a:off x="0" y="0"/>
-                      <a:ext cx="5486400" cy="876300"/>
+                      <a:ext cx="5486400" cy="1285875"/>
                     </a:xfrm>
                     <a:prstGeom prst="rect">
                       <a:avLst/>

--- a/informe/Informe_PRAC03_Funciones_Grupo1.docx
+++ b/informe/Informe_PRAC03_Funciones_Grupo1.docx
@@ -165,7 +165,7 @@
         <w:spacing w:after="300"/>
         <w:jc w:val="center"/>
       </w:pPr>
-      <w:hyperlink w:history="1" r:id="rIdqzjl-dpheylhyfzdrhmcm">
+      <w:hyperlink w:history="1" r:id="rIdo1oj_62u-i4rnpsywqjkn">
         <w:r>
           <w:rPr>
             <w:rStyle w:val="Hyperlink"/>
@@ -786,7 +786,7 @@
         </w:rPr>
         <w:t xml:space="preserve">El presente informe documenta la Práctica 03 del curso Tecnología de Objetos, desarrollada por el Grupo 1. Comprende la Práctica 1, Función inline: cálculo de áreas, y el Sistema de Productos, común a todos los grupos, que integra funciones inline, friend, const, lambda y la sobrecarga de los operadores + y &lt;&lt;. El código fuente se encuentra en el repositorio del grupo: </w:t>
       </w:r>
-      <w:hyperlink w:history="1" r:id="rIdgokvqfbf6ws59xehpci2n">
+      <w:hyperlink w:history="1" r:id="rIdsw7rfo5curwqxxunknphe">
         <w:r>
           <w:rPr>
             <w:rStyle w:val="Hyperlink"/>
@@ -2682,6 +2682,21 @@
           <w:sz w:val="18"/>
           <w:szCs w:val="18"/>
         </w:rPr>
+        <w:t xml:space="preserve">// Constante para el área del círculo; constexpr se evalúa al compilar.</w:t>
+      </w:r>
+    </w:p>
+    <w:p>
+      <w:pPr>
+        <w:shd w:fill="F2F2F2" w:color="auto" w:val="clear"/>
+        <w:spacing w:after="0" w:before="0" w:line="240"/>
+        <w:ind w:left="360"/>
+      </w:pPr>
+      <w:r>
+        <w:rPr>
+          <w:rFonts w:ascii="Consolas" w:cs="Consolas" w:eastAsia="Consolas" w:hAnsi="Consolas"/>
+          <w:sz w:val="18"/>
+          <w:szCs w:val="18"/>
+        </w:rPr>
         <w:t xml:space="preserve">constexpr double PI = 3.14159265358979;</w:t>
       </w:r>
     </w:p>
@@ -2712,6 +2727,36 @@
           <w:sz w:val="18"/>
           <w:szCs w:val="18"/>
         </w:rPr>
+        <w:t xml:space="preserve">// Funciones inline: son tan cortas que conviene que el compilador reemplace cada llamada</w:t>
+      </w:r>
+    </w:p>
+    <w:p>
+      <w:pPr>
+        <w:shd w:fill="F2F2F2" w:color="auto" w:val="clear"/>
+        <w:spacing w:after="0" w:before="0" w:line="240"/>
+        <w:ind w:left="360"/>
+      </w:pPr>
+      <w:r>
+        <w:rPr>
+          <w:rFonts w:ascii="Consolas" w:cs="Consolas" w:eastAsia="Consolas" w:hAnsi="Consolas"/>
+          <w:sz w:val="18"/>
+          <w:szCs w:val="18"/>
+        </w:rPr>
+        <w:t xml:space="preserve">// por su cuerpo y se ahorre el salto a la función.</w:t>
+      </w:r>
+    </w:p>
+    <w:p>
+      <w:pPr>
+        <w:shd w:fill="F2F2F2" w:color="auto" w:val="clear"/>
+        <w:spacing w:after="0" w:before="0" w:line="240"/>
+        <w:ind w:left="360"/>
+      </w:pPr>
+      <w:r>
+        <w:rPr>
+          <w:rFonts w:ascii="Consolas" w:cs="Consolas" w:eastAsia="Consolas" w:hAnsi="Consolas"/>
+          <w:sz w:val="18"/>
+          <w:szCs w:val="18"/>
+        </w:rPr>
         <w:t xml:space="preserve">inline double areaCuadrado(double lado) { return lado * lado; }</w:t>
       </w:r>
     </w:p>
@@ -2802,6 +2847,21 @@
           <w:sz w:val="18"/>
           <w:szCs w:val="18"/>
         </w:rPr>
+        <w:t xml:space="preserve">// Pide una medida hasta que el usuario ingrese un número no negativo.</w:t>
+      </w:r>
+    </w:p>
+    <w:p>
+      <w:pPr>
+        <w:shd w:fill="F2F2F2" w:color="auto" w:val="clear"/>
+        <w:spacing w:after="0" w:before="0" w:line="240"/>
+        <w:ind w:left="360"/>
+      </w:pPr>
+      <w:r>
+        <w:rPr>
+          <w:rFonts w:ascii="Consolas" w:cs="Consolas" w:eastAsia="Consolas" w:hAnsi="Consolas"/>
+          <w:sz w:val="18"/>
+          <w:szCs w:val="18"/>
+        </w:rPr>
         <w:t xml:space="preserve">double leerMedida(const std::string&amp; nombre) {</w:t>
       </w:r>
     </w:p>
@@ -2967,6 +3027,36 @@
           <w:sz w:val="18"/>
           <w:szCs w:val="18"/>
         </w:rPr>
+        <w:t xml:space="preserve">        // Si se ingresó texto, cin queda en estado de error: se limpia el estado y se descarta</w:t>
+      </w:r>
+    </w:p>
+    <w:p>
+      <w:pPr>
+        <w:shd w:fill="F2F2F2" w:color="auto" w:val="clear"/>
+        <w:spacing w:after="0" w:before="0" w:line="240"/>
+        <w:ind w:left="360"/>
+      </w:pPr>
+      <w:r>
+        <w:rPr>
+          <w:rFonts w:ascii="Consolas" w:cs="Consolas" w:eastAsia="Consolas" w:hAnsi="Consolas"/>
+          <w:sz w:val="18"/>
+          <w:szCs w:val="18"/>
+        </w:rPr>
+        <w:t xml:space="preserve">        // el resto de la línea para poder volver a leer.</w:t>
+      </w:r>
+    </w:p>
+    <w:p>
+      <w:pPr>
+        <w:shd w:fill="F2F2F2" w:color="auto" w:val="clear"/>
+        <w:spacing w:after="0" w:before="0" w:line="240"/>
+        <w:ind w:left="360"/>
+      </w:pPr>
+      <w:r>
+        <w:rPr>
+          <w:rFonts w:ascii="Consolas" w:cs="Consolas" w:eastAsia="Consolas" w:hAnsi="Consolas"/>
+          <w:sz w:val="18"/>
+          <w:szCs w:val="18"/>
+        </w:rPr>
         <w:t xml:space="preserve">        std::cin.clear();</w:t>
       </w:r>
     </w:p>
@@ -3057,6 +3147,21 @@
           <w:sz w:val="18"/>
           <w:szCs w:val="18"/>
         </w:rPr>
+        <w:t xml:space="preserve">    // Todos los resultados se muestran con 2 decimales.</w:t>
+      </w:r>
+    </w:p>
+    <w:p>
+      <w:pPr>
+        <w:shd w:fill="F2F2F2" w:color="auto" w:val="clear"/>
+        <w:spacing w:after="0" w:before="0" w:line="240"/>
+        <w:ind w:left="360"/>
+      </w:pPr>
+      <w:r>
+        <w:rPr>
+          <w:rFonts w:ascii="Consolas" w:cs="Consolas" w:eastAsia="Consolas" w:hAnsi="Consolas"/>
+          <w:sz w:val="18"/>
+          <w:szCs w:val="18"/>
+        </w:rPr>
         <w:t xml:space="preserve">    std::cout &lt;&lt; std::fixed &lt;&lt; std::setprecision(2);</w:t>
       </w:r>
     </w:p>
@@ -3298,6 +3403,21 @@
           <w:szCs w:val="18"/>
         </w:rPr>
         <w:t xml:space="preserve">        }</w:t>
+      </w:r>
+    </w:p>
+    <w:p>
+      <w:pPr>
+        <w:shd w:fill="F2F2F2" w:color="auto" w:val="clear"/>
+        <w:spacing w:after="0" w:before="0" w:line="240"/>
+        <w:ind w:left="360"/>
+      </w:pPr>
+      <w:r>
+        <w:rPr>
+          <w:rFonts w:ascii="Consolas" w:cs="Consolas" w:eastAsia="Consolas" w:hAnsi="Consolas"/>
+          <w:sz w:val="18"/>
+          <w:szCs w:val="18"/>
+        </w:rPr>
+        <w:t xml:space="preserve">        // Cada opción pide las medidas y llama a la función inline correspondiente.</w:t>
       </w:r>
     </w:p>
     <w:p>
@@ -5193,6 +5313,36 @@
           <w:sz w:val="18"/>
           <w:szCs w:val="18"/>
         </w:rPr>
+        <w:t xml:space="preserve">// Devuelve el monto que se descuenta. Un porcentaje fuera de 0 a 100 no es válido,</w:t>
+      </w:r>
+    </w:p>
+    <w:p>
+      <w:pPr>
+        <w:shd w:fill="F2F2F2" w:color="auto" w:val="clear"/>
+        <w:spacing w:after="0" w:before="0" w:line="240"/>
+        <w:ind w:left="360"/>
+      </w:pPr>
+      <w:r>
+        <w:rPr>
+          <w:rFonts w:ascii="Consolas" w:cs="Consolas" w:eastAsia="Consolas" w:hAnsi="Consolas"/>
+          <w:sz w:val="18"/>
+          <w:szCs w:val="18"/>
+        </w:rPr>
+        <w:t xml:space="preserve">// así que en ese caso no se aplica descuento.</w:t>
+      </w:r>
+    </w:p>
+    <w:p>
+      <w:pPr>
+        <w:shd w:fill="F2F2F2" w:color="auto" w:val="clear"/>
+        <w:spacing w:after="0" w:before="0" w:line="240"/>
+        <w:ind w:left="360"/>
+      </w:pPr>
+      <w:r>
+        <w:rPr>
+          <w:rFonts w:ascii="Consolas" w:cs="Consolas" w:eastAsia="Consolas" w:hAnsi="Consolas"/>
+          <w:sz w:val="18"/>
+          <w:szCs w:val="18"/>
+        </w:rPr>
         <w:t xml:space="preserve">inline double calcularDescuento(double precio, double porcentaje) {</w:t>
       </w:r>
     </w:p>
@@ -5284,6 +5434,36 @@
           <w:szCs w:val="18"/>
         </w:rPr>
         <w:t xml:space="preserve"> </w:t>
+      </w:r>
+    </w:p>
+    <w:p>
+      <w:pPr>
+        <w:shd w:fill="F2F2F2" w:color="auto" w:val="clear"/>
+        <w:spacing w:after="0" w:before="0" w:line="240"/>
+        <w:ind w:left="360"/>
+      </w:pPr>
+      <w:r>
+        <w:rPr>
+          <w:rFonts w:ascii="Consolas" w:cs="Consolas" w:eastAsia="Consolas" w:hAnsi="Consolas"/>
+          <w:sz w:val="18"/>
+          <w:szCs w:val="18"/>
+        </w:rPr>
+        <w:t xml:space="preserve">// Reutiliza calcularDescuento. Al ser ambas inline, el compilador puede reemplazar</w:t>
+      </w:r>
+    </w:p>
+    <w:p>
+      <w:pPr>
+        <w:shd w:fill="F2F2F2" w:color="auto" w:val="clear"/>
+        <w:spacing w:after="0" w:before="0" w:line="240"/>
+        <w:ind w:left="360"/>
+      </w:pPr>
+      <w:r>
+        <w:rPr>
+          <w:rFonts w:ascii="Consolas" w:cs="Consolas" w:eastAsia="Consolas" w:hAnsi="Consolas"/>
+          <w:sz w:val="18"/>
+          <w:szCs w:val="18"/>
+        </w:rPr>
+        <w:t xml:space="preserve">// las dos llamadas por el cálculo directo.</w:t>
       </w:r>
     </w:p>
     <w:p>
@@ -5385,6 +5565,51 @@
           <w:sz w:val="18"/>
           <w:szCs w:val="18"/>
         </w:rPr>
+        <w:t xml:space="preserve">// Implementación de la clase Producto.</w:t>
+      </w:r>
+    </w:p>
+    <w:p>
+      <w:pPr>
+        <w:shd w:fill="F2F2F2" w:color="auto" w:val="clear"/>
+        <w:spacing w:after="0" w:before="0" w:line="240"/>
+        <w:ind w:left="360"/>
+      </w:pPr>
+      <w:r>
+        <w:rPr>
+          <w:rFonts w:ascii="Consolas" w:cs="Consolas" w:eastAsia="Consolas" w:hAnsi="Consolas"/>
+          <w:sz w:val="18"/>
+          <w:szCs w:val="18"/>
+        </w:rPr>
+        <w:t xml:space="preserve">// Las funciones marcadas con const solo consultan el objeto: el compilador no permite</w:t>
+      </w:r>
+    </w:p>
+    <w:p>
+      <w:pPr>
+        <w:shd w:fill="F2F2F2" w:color="auto" w:val="clear"/>
+        <w:spacing w:after="0" w:before="0" w:line="240"/>
+        <w:ind w:left="360"/>
+      </w:pPr>
+      <w:r>
+        <w:rPr>
+          <w:rFonts w:ascii="Consolas" w:cs="Consolas" w:eastAsia="Consolas" w:hAnsi="Consolas"/>
+          <w:sz w:val="18"/>
+          <w:szCs w:val="18"/>
+        </w:rPr>
+        <w:t xml:space="preserve">// modificar ningún atributo dentro de ellas.</w:t>
+      </w:r>
+    </w:p>
+    <w:p>
+      <w:pPr>
+        <w:shd w:fill="F2F2F2" w:color="auto" w:val="clear"/>
+        <w:spacing w:after="0" w:before="0" w:line="240"/>
+        <w:ind w:left="360"/>
+      </w:pPr>
+      <w:r>
+        <w:rPr>
+          <w:rFonts w:ascii="Consolas" w:cs="Consolas" w:eastAsia="Consolas" w:hAnsi="Consolas"/>
+          <w:sz w:val="18"/>
+          <w:szCs w:val="18"/>
+        </w:rPr>
         <w:t xml:space="preserve">#include "producto.h"</w:t>
       </w:r>
     </w:p>
@@ -5475,6 +5700,36 @@
           <w:sz w:val="18"/>
           <w:szCs w:val="18"/>
         </w:rPr>
+        <w:t xml:space="preserve">// Getters const: devuelven los atributos privados sin modificarlos. Los textos se</w:t>
+      </w:r>
+    </w:p>
+    <w:p>
+      <w:pPr>
+        <w:shd w:fill="F2F2F2" w:color="auto" w:val="clear"/>
+        <w:spacing w:after="0" w:before="0" w:line="240"/>
+        <w:ind w:left="360"/>
+      </w:pPr>
+      <w:r>
+        <w:rPr>
+          <w:rFonts w:ascii="Consolas" w:cs="Consolas" w:eastAsia="Consolas" w:hAnsi="Consolas"/>
+          <w:sz w:val="18"/>
+          <w:szCs w:val="18"/>
+        </w:rPr>
+        <w:t xml:space="preserve">// devuelven por referencia constante para no copiarlos.</w:t>
+      </w:r>
+    </w:p>
+    <w:p>
+      <w:pPr>
+        <w:shd w:fill="F2F2F2" w:color="auto" w:val="clear"/>
+        <w:spacing w:after="0" w:before="0" w:line="240"/>
+        <w:ind w:left="360"/>
+      </w:pPr>
+      <w:r>
+        <w:rPr>
+          <w:rFonts w:ascii="Consolas" w:cs="Consolas" w:eastAsia="Consolas" w:hAnsi="Consolas"/>
+          <w:sz w:val="18"/>
+          <w:szCs w:val="18"/>
+        </w:rPr>
         <w:t xml:space="preserve">const std::string&amp; Producto::getCodigo() const { return codigo_; }</w:t>
       </w:r>
     </w:p>
@@ -5595,6 +5850,36 @@
           <w:sz w:val="18"/>
           <w:szCs w:val="18"/>
         </w:rPr>
+        <w:t xml:space="preserve">// Función const: muestra el producto sin modificarlo. Si aquí se escribiera</w:t>
+      </w:r>
+    </w:p>
+    <w:p>
+      <w:pPr>
+        <w:shd w:fill="F2F2F2" w:color="auto" w:val="clear"/>
+        <w:spacing w:after="0" w:before="0" w:line="240"/>
+        <w:ind w:left="360"/>
+      </w:pPr>
+      <w:r>
+        <w:rPr>
+          <w:rFonts w:ascii="Consolas" w:cs="Consolas" w:eastAsia="Consolas" w:hAnsi="Consolas"/>
+          <w:sz w:val="18"/>
+          <w:szCs w:val="18"/>
+        </w:rPr>
+        <w:t xml:space="preserve">// precio_ = 0; el compilador daría un error.</w:t>
+      </w:r>
+    </w:p>
+    <w:p>
+      <w:pPr>
+        <w:shd w:fill="F2F2F2" w:color="auto" w:val="clear"/>
+        <w:spacing w:after="0" w:before="0" w:line="240"/>
+        <w:ind w:left="360"/>
+      </w:pPr>
+      <w:r>
+        <w:rPr>
+          <w:rFonts w:ascii="Consolas" w:cs="Consolas" w:eastAsia="Consolas" w:hAnsi="Consolas"/>
+          <w:sz w:val="18"/>
+          <w:szCs w:val="18"/>
+        </w:rPr>
         <w:t xml:space="preserve">void Producto::mostrarDatos() const {</w:t>
       </w:r>
     </w:p>
@@ -5610,6 +5895,21 @@
           <w:sz w:val="18"/>
           <w:szCs w:val="18"/>
         </w:rPr>
+        <w:t xml:space="preserve">    // Se guarda el formato de cout para restaurarlo al final y no afectar otras salidas.</w:t>
+      </w:r>
+    </w:p>
+    <w:p>
+      <w:pPr>
+        <w:shd w:fill="F2F2F2" w:color="auto" w:val="clear"/>
+        <w:spacing w:after="0" w:before="0" w:line="240"/>
+        <w:ind w:left="360"/>
+      </w:pPr>
+      <w:r>
+        <w:rPr>
+          <w:rFonts w:ascii="Consolas" w:cs="Consolas" w:eastAsia="Consolas" w:hAnsi="Consolas"/>
+          <w:sz w:val="18"/>
+          <w:szCs w:val="18"/>
+        </w:rPr>
         <w:t xml:space="preserve">    const auto formato = std::cout.flags();</w:t>
       </w:r>
     </w:p>
@@ -5760,6 +6060,36 @@
           <w:sz w:val="18"/>
           <w:szCs w:val="18"/>
         </w:rPr>
+        <w:t xml:space="preserve">// No es const porque modifica el objeto; por eso no se puede llamar sobre un Producto</w:t>
+      </w:r>
+    </w:p>
+    <w:p>
+      <w:pPr>
+        <w:shd w:fill="F2F2F2" w:color="auto" w:val="clear"/>
+        <w:spacing w:after="0" w:before="0" w:line="240"/>
+        <w:ind w:left="360"/>
+      </w:pPr>
+      <w:r>
+        <w:rPr>
+          <w:rFonts w:ascii="Consolas" w:cs="Consolas" w:eastAsia="Consolas" w:hAnsi="Consolas"/>
+          <w:sz w:val="18"/>
+          <w:szCs w:val="18"/>
+        </w:rPr>
+        <w:t xml:space="preserve">// constante. Rechaza los precios negativos.</w:t>
+      </w:r>
+    </w:p>
+    <w:p>
+      <w:pPr>
+        <w:shd w:fill="F2F2F2" w:color="auto" w:val="clear"/>
+        <w:spacing w:after="0" w:before="0" w:line="240"/>
+        <w:ind w:left="360"/>
+      </w:pPr>
+      <w:r>
+        <w:rPr>
+          <w:rFonts w:ascii="Consolas" w:cs="Consolas" w:eastAsia="Consolas" w:hAnsi="Consolas"/>
+          <w:sz w:val="18"/>
+          <w:szCs w:val="18"/>
+        </w:rPr>
         <w:t xml:space="preserve">bool Producto::setPrecio(double precio) {</w:t>
       </w:r>
     </w:p>
@@ -5880,7 +6210,22 @@
           <w:sz w:val="18"/>
           <w:szCs w:val="18"/>
         </w:rPr>
-        <w:t xml:space="preserve">// La declaración friend permite consultar los atributos privados directamente.</w:t>
+        <w:t xml:space="preserve">// compararPrecios no es miembro de la clase, pero es friend: puede leer precio_ sin</w:t>
+      </w:r>
+    </w:p>
+    <w:p>
+      <w:pPr>
+        <w:shd w:fill="F2F2F2" w:color="auto" w:val="clear"/>
+        <w:spacing w:after="0" w:before="0" w:line="240"/>
+        <w:ind w:left="360"/>
+      </w:pPr>
+      <w:r>
+        <w:rPr>
+          <w:rFonts w:ascii="Consolas" w:cs="Consolas" w:eastAsia="Consolas" w:hAnsi="Consolas"/>
+          <w:sz w:val="18"/>
+          <w:szCs w:val="18"/>
+        </w:rPr>
+        <w:t xml:space="preserve">// usar getters. Devuelve 1 si a es más caro, -1 si lo es b y 0 si cuestan lo mismo.</w:t>
       </w:r>
     </w:p>
     <w:p>
@@ -6117,6 +6462,66 @@
           <w:sz w:val="18"/>
           <w:szCs w:val="18"/>
         </w:rPr>
+        <w:t xml:space="preserve">// Sobrecarga de operadores de Producto. Ambos son friend porque leen los atributos privados.</w:t>
+      </w:r>
+    </w:p>
+    <w:p>
+      <w:pPr>
+        <w:shd w:fill="F2F2F2" w:color="auto" w:val="clear"/>
+        <w:spacing w:after="0" w:before="0" w:line="240"/>
+        <w:ind w:left="360"/>
+      </w:pPr>
+      <w:r>
+        <w:rPr>
+          <w:rFonts w:ascii="Consolas" w:cs="Consolas" w:eastAsia="Consolas" w:hAnsi="Consolas"/>
+          <w:sz w:val="18"/>
+          <w:szCs w:val="18"/>
+        </w:rPr>
+        <w:t xml:space="preserve">//</w:t>
+      </w:r>
+    </w:p>
+    <w:p>
+      <w:pPr>
+        <w:shd w:fill="F2F2F2" w:color="auto" w:val="clear"/>
+        <w:spacing w:after="0" w:before="0" w:line="240"/>
+        <w:ind w:left="360"/>
+      </w:pPr>
+      <w:r>
+        <w:rPr>
+          <w:rFonts w:ascii="Consolas" w:cs="Consolas" w:eastAsia="Consolas" w:hAnsi="Consolas"/>
+          <w:sz w:val="18"/>
+          <w:szCs w:val="18"/>
+        </w:rPr>
+        <w:t xml:space="preserve">// operator+ combina dos productos en un paquete: une códigos y nombres, y suma precios y</w:t>
+      </w:r>
+    </w:p>
+    <w:p>
+      <w:pPr>
+        <w:shd w:fill="F2F2F2" w:color="auto" w:val="clear"/>
+        <w:spacing w:after="0" w:before="0" w:line="240"/>
+        <w:ind w:left="360"/>
+      </w:pPr>
+      <w:r>
+        <w:rPr>
+          <w:rFonts w:ascii="Consolas" w:cs="Consolas" w:eastAsia="Consolas" w:hAnsi="Consolas"/>
+          <w:sz w:val="18"/>
+          <w:szCs w:val="18"/>
+        </w:rPr>
+        <w:t xml:space="preserve">// cantidades. Recibe referencias const porque no modifica los productos originales.</w:t>
+      </w:r>
+    </w:p>
+    <w:p>
+      <w:pPr>
+        <w:shd w:fill="F2F2F2" w:color="auto" w:val="clear"/>
+        <w:spacing w:after="0" w:before="0" w:line="240"/>
+        <w:ind w:left="360"/>
+      </w:pPr>
+      <w:r>
+        <w:rPr>
+          <w:rFonts w:ascii="Consolas" w:cs="Consolas" w:eastAsia="Consolas" w:hAnsi="Consolas"/>
+          <w:sz w:val="18"/>
+          <w:szCs w:val="18"/>
+        </w:rPr>
         <w:t xml:space="preserve">Producto operator+(const Producto&amp; a, const Producto&amp; b) {</w:t>
       </w:r>
     </w:p>
@@ -6238,6 +6643,51 @@
           <w:szCs w:val="18"/>
         </w:rPr>
         <w:t xml:space="preserve"> </w:t>
+      </w:r>
+    </w:p>
+    <w:p>
+      <w:pPr>
+        <w:shd w:fill="F2F2F2" w:color="auto" w:val="clear"/>
+        <w:spacing w:after="0" w:before="0" w:line="240"/>
+        <w:ind w:left="360"/>
+      </w:pPr>
+      <w:r>
+        <w:rPr>
+          <w:rFonts w:ascii="Consolas" w:cs="Consolas" w:eastAsia="Consolas" w:hAnsi="Consolas"/>
+          <w:sz w:val="18"/>
+          <w:szCs w:val="18"/>
+        </w:rPr>
+        <w:t xml:space="preserve">// operator&lt;&lt; no puede ser miembro de Producto, porque su operando izquierdo es el flujo</w:t>
+      </w:r>
+    </w:p>
+    <w:p>
+      <w:pPr>
+        <w:shd w:fill="F2F2F2" w:color="auto" w:val="clear"/>
+        <w:spacing w:after="0" w:before="0" w:line="240"/>
+        <w:ind w:left="360"/>
+      </w:pPr>
+      <w:r>
+        <w:rPr>
+          <w:rFonts w:ascii="Consolas" w:cs="Consolas" w:eastAsia="Consolas" w:hAnsi="Consolas"/>
+          <w:sz w:val="18"/>
+          <w:szCs w:val="18"/>
+        </w:rPr>
+        <w:t xml:space="preserve">// (std::cout) y no el producto. Devuelve el flujo para poder encadenar:</w:t>
+      </w:r>
+    </w:p>
+    <w:p>
+      <w:pPr>
+        <w:shd w:fill="F2F2F2" w:color="auto" w:val="clear"/>
+        <w:spacing w:after="0" w:before="0" w:line="240"/>
+        <w:ind w:left="360"/>
+      </w:pPr>
+      <w:r>
+        <w:rPr>
+          <w:rFonts w:ascii="Consolas" w:cs="Consolas" w:eastAsia="Consolas" w:hAnsi="Consolas"/>
+          <w:sz w:val="18"/>
+          <w:szCs w:val="18"/>
+        </w:rPr>
+        <w:t xml:space="preserve">// std::cout &lt;&lt; p1 &lt;&lt; '\n' &lt;&lt; p2;</w:t>
       </w:r>
     </w:p>
     <w:p>
@@ -6594,6 +7044,51 @@
           <w:sz w:val="18"/>
           <w:szCs w:val="18"/>
         </w:rPr>
+        <w:t xml:space="preserve">// Filtros del catálogo con funciones lambda y algoritmos de &lt;algorithm&gt;.</w:t>
+      </w:r>
+    </w:p>
+    <w:p>
+      <w:pPr>
+        <w:shd w:fill="F2F2F2" w:color="auto" w:val="clear"/>
+        <w:spacing w:after="0" w:before="0" w:line="240"/>
+        <w:ind w:left="360"/>
+      </w:pPr>
+      <w:r>
+        <w:rPr>
+          <w:rFonts w:ascii="Consolas" w:cs="Consolas" w:eastAsia="Consolas" w:hAnsi="Consolas"/>
+          <w:sz w:val="18"/>
+          <w:szCs w:val="18"/>
+        </w:rPr>
+        <w:t xml:space="preserve">//</w:t>
+      </w:r>
+    </w:p>
+    <w:p>
+      <w:pPr>
+        <w:shd w:fill="F2F2F2" w:color="auto" w:val="clear"/>
+        <w:spacing w:after="0" w:before="0" w:line="240"/>
+        <w:ind w:left="360"/>
+      </w:pPr>
+      <w:r>
+        <w:rPr>
+          <w:rFonts w:ascii="Consolas" w:cs="Consolas" w:eastAsia="Consolas" w:hAnsi="Consolas"/>
+          <w:sz w:val="18"/>
+          <w:szCs w:val="18"/>
+        </w:rPr>
+        <w:t xml:space="preserve">// Devuelve una lista nueva con los productos cuyo precio está entre min y max.</w:t>
+      </w:r>
+    </w:p>
+    <w:p>
+      <w:pPr>
+        <w:shd w:fill="F2F2F2" w:color="auto" w:val="clear"/>
+        <w:spacing w:after="0" w:before="0" w:line="240"/>
+        <w:ind w:left="360"/>
+      </w:pPr>
+      <w:r>
+        <w:rPr>
+          <w:rFonts w:ascii="Consolas" w:cs="Consolas" w:eastAsia="Consolas" w:hAnsi="Consolas"/>
+          <w:sz w:val="18"/>
+          <w:szCs w:val="18"/>
+        </w:rPr>
         <w:t xml:space="preserve">std::vector&lt;Producto&gt; filtrarPorPrecio(const std::vector&lt;Producto&gt;&amp; productos,</w:t>
       </w:r>
     </w:p>
@@ -6639,6 +7134,36 @@
           <w:sz w:val="18"/>
           <w:szCs w:val="18"/>
         </w:rPr>
+        <w:t xml:space="preserve">    // La lambda [min, max] captura los límites por copia. copy_if la llama con cada</w:t>
+      </w:r>
+    </w:p>
+    <w:p>
+      <w:pPr>
+        <w:shd w:fill="F2F2F2" w:color="auto" w:val="clear"/>
+        <w:spacing w:after="0" w:before="0" w:line="240"/>
+        <w:ind w:left="360"/>
+      </w:pPr>
+      <w:r>
+        <w:rPr>
+          <w:rFonts w:ascii="Consolas" w:cs="Consolas" w:eastAsia="Consolas" w:hAnsi="Consolas"/>
+          <w:sz w:val="18"/>
+          <w:szCs w:val="18"/>
+        </w:rPr>
+        <w:t xml:space="preserve">    // producto y copia en `resultado` los que devuelven true.</w:t>
+      </w:r>
+    </w:p>
+    <w:p>
+      <w:pPr>
+        <w:shd w:fill="F2F2F2" w:color="auto" w:val="clear"/>
+        <w:spacing w:after="0" w:before="0" w:line="240"/>
+        <w:ind w:left="360"/>
+      </w:pPr>
+      <w:r>
+        <w:rPr>
+          <w:rFonts w:ascii="Consolas" w:cs="Consolas" w:eastAsia="Consolas" w:hAnsi="Consolas"/>
+          <w:sz w:val="18"/>
+          <w:szCs w:val="18"/>
+        </w:rPr>
         <w:t xml:space="preserve">    std::copy_if(productos.begin(), productos.end(), std::back_inserter(resultado),</w:t>
       </w:r>
     </w:p>
@@ -6730,6 +7255,36 @@
           <w:szCs w:val="18"/>
         </w:rPr>
         <w:t xml:space="preserve"> </w:t>
+      </w:r>
+    </w:p>
+    <w:p>
+      <w:pPr>
+        <w:shd w:fill="F2F2F2" w:color="auto" w:val="clear"/>
+        <w:spacing w:after="0" w:before="0" w:line="240"/>
+        <w:ind w:left="360"/>
+      </w:pPr>
+      <w:r>
+        <w:rPr>
+          <w:rFonts w:ascii="Consolas" w:cs="Consolas" w:eastAsia="Consolas" w:hAnsi="Consolas"/>
+          <w:sz w:val="18"/>
+          <w:szCs w:val="18"/>
+        </w:rPr>
+        <w:t xml:space="preserve">// Ordena de menor a mayor precio. La lambda le indica a std::sort cuándo un producto</w:t>
+      </w:r>
+    </w:p>
+    <w:p>
+      <w:pPr>
+        <w:shd w:fill="F2F2F2" w:color="auto" w:val="clear"/>
+        <w:spacing w:after="0" w:before="0" w:line="240"/>
+        <w:ind w:left="360"/>
+      </w:pPr>
+      <w:r>
+        <w:rPr>
+          <w:rFonts w:ascii="Consolas" w:cs="Consolas" w:eastAsia="Consolas" w:hAnsi="Consolas"/>
+          <w:sz w:val="18"/>
+          <w:szCs w:val="18"/>
+        </w:rPr>
+        <w:t xml:space="preserve">// debe ir antes que otro.</w:t>
       </w:r>
     </w:p>
     <w:p>
